--- a/docs/notes/Week11_Step3_ActorCritic_逐行精讲.docx
+++ b/docs/notes/Week11_Step3_ActorCritic_逐行精讲.docx
@@ -2,7 +2,6 @@
 <file path=word/document.xml><?xml version="1.0" encoding="utf-8"?>
 <w:document xmlns:wpc="http://schemas.microsoft.com/office/word/2010/wordprocessingCanvas" xmlns:mo="http://schemas.microsoft.com/office/mac/office/2008/main" xmlns:mc="http://schemas.openxmlformats.org/markup-compatibility/2006" xmlns:mv="urn:schemas-microsoft-com:mac:vml" xmlns:o="urn:schemas-microsoft-com:office:office" xmlns:r="http://schemas.openxmlformats.org/officeDocument/2006/relationships" xmlns:m="http://schemas.openxmlformats.org/officeDocument/2006/math" xmlns:v="urn:schemas-microsoft-com:vml" xmlns:wp14="http://schemas.microsoft.com/office/word/2010/wordprocessingDrawing" xmlns:wp="http://schemas.openxmlformats.org/drawingml/2006/wordprocessingDrawing" xmlns:w10="urn:schemas-microsoft-com:office:word" xmlns:w="http://schemas.openxmlformats.org/wordprocessingml/2006/main" xmlns:w14="http://schemas.microsoft.com/office/word/2010/wordml" xmlns:wpg="http://schemas.microsoft.com/office/word/2010/wordprocessingGroup" xmlns:wpi="http://schemas.microsoft.com/office/word/2010/wordprocessingInk" xmlns:wne="http://schemas.microsoft.com/office/word/2006/wordml" xmlns:wps="http://schemas.microsoft.com/office/word/2010/wordprocessingShape" mc:Ignorable="w14 wp14">
   <w:body>
-    <w:p/>
     <w:p/>
     <w:p/>
     <w:p/>
@@ -16,7 +15,7 @@
           <w:color w:val="1F3A5F"/>
           <w:sz w:val="48"/>
         </w:rPr>
-        <w:t>Step 3: Actor-Critic</w:t>
+        <w:t>Step 3: Actor-Critic (演员-评委)</w:t>
         <w:br/>
       </w:r>
       <w:r>
@@ -24,7 +23,7 @@
           <w:color w:val="666666"/>
           <w:sz w:val="26"/>
         </w:rPr>
-        <w:t>week11_actor_critic.py - Update every step, no need to wait</w:t>
+        <w:t>week11_actor_critic.py — 每步更新，不用等整局结束</w:t>
       </w:r>
     </w:p>
     <w:p>
@@ -36,7 +35,7 @@
           <w:color w:val="999999"/>
           <w:sz w:val="20"/>
         </w:rPr>
-        <w:t>Generated: 2026-07-29</w:t>
+        <w:t>生成日期：2026-07-29</w:t>
       </w:r>
     </w:p>
     <w:p>
@@ -52,7 +51,7 @@
         <w:rPr>
           <w:color w:val="1F3A5F"/>
         </w:rPr>
-        <w:t>File Overview</w:t>
+        <w:t>文件概览</w:t>
       </w:r>
     </w:p>
     <w:p>
@@ -65,7 +64,7 @@
           <w:b w:val="0"/>
           <w:sz w:val="22"/>
         </w:rPr>
-        <w:t>Adds a Critic network V(s) on top of REINFORCE, enabling per-step updates instead of waiting for episode end.</w:t>
+        <w:t>Actor-Critic 在 REINFORCE 的基础上加了一个 Critic 网络 V(s)，实现了每步都能更新，不用等整局结束。REINFORCE 的 G_t 要等整局跑完才能算，AC 的 Advantage = r + γV(s') - V(s) 每步都能算。</w:t>
       </w:r>
     </w:p>
     <w:tbl>
@@ -91,7 +90,7 @@
                 <w:b/>
                 <w:sz w:val="20"/>
               </w:rPr>
-              <w:t>Section</w:t>
+              <w:t>部分</w:t>
             </w:r>
           </w:p>
         </w:tc>
@@ -106,7 +105,7 @@
                 <w:b/>
                 <w:sz w:val="20"/>
               </w:rPr>
-              <w:t>Lines</w:t>
+              <w:t>行号</w:t>
             </w:r>
           </w:p>
         </w:tc>
@@ -121,7 +120,7 @@
                 <w:b/>
                 <w:sz w:val="20"/>
               </w:rPr>
-              <w:t>Content</w:t>
+              <w:t>内容</w:t>
             </w:r>
           </w:p>
         </w:tc>
@@ -137,7 +136,7 @@
                 <w:rFonts w:ascii="Microsoft YaHei" w:hAnsi="Microsoft YaHei"/>
                 <w:sz w:val="20"/>
               </w:rPr>
-              <w:t>Environment</w:t>
+              <w:t>环境</w:t>
             </w:r>
           </w:p>
         </w:tc>
@@ -165,7 +164,7 @@
                 <w:rFonts w:ascii="Microsoft YaHei" w:hAnsi="Microsoft YaHei"/>
                 <w:sz w:val="20"/>
               </w:rPr>
-              <w:t>Same EMS env</w:t>
+              <w:t>同 Step 1 一样的 EMS 环境</w:t>
             </w:r>
           </w:p>
         </w:tc>
@@ -181,7 +180,7 @@
                 <w:rFonts w:ascii="Microsoft YaHei" w:hAnsi="Microsoft YaHei"/>
                 <w:sz w:val="20"/>
               </w:rPr>
-              <w:t>Actor network</w:t>
+              <w:t>Actor 网络</w:t>
             </w:r>
           </w:p>
         </w:tc>
@@ -209,7 +208,7 @@
                 <w:rFonts w:ascii="Microsoft YaHei" w:hAnsi="Microsoft YaHei"/>
                 <w:sz w:val="20"/>
               </w:rPr>
-              <w:t>pi(s) -&gt; [mu, sigma] (same as REINFORCE)</w:t>
+              <w:t>π(s) → [μ, σ]，和 REINFORCE 的 PolicyNet 一样</w:t>
             </w:r>
           </w:p>
         </w:tc>
@@ -225,7 +224,7 @@
                 <w:rFonts w:ascii="Microsoft YaHei" w:hAnsi="Microsoft YaHei"/>
                 <w:sz w:val="20"/>
               </w:rPr>
-              <w:t>Critic network</w:t>
+              <w:t>Critic 网络</w:t>
             </w:r>
           </w:p>
         </w:tc>
@@ -253,7 +252,7 @@
                 <w:rFonts w:ascii="Microsoft YaHei" w:hAnsi="Microsoft YaHei"/>
                 <w:sz w:val="20"/>
               </w:rPr>
-              <w:t>V(s) -&gt; scalar (NEW!)</w:t>
+              <w:t>V(s) → 标量值，新增的！这是 AC 的核心</w:t>
             </w:r>
           </w:p>
         </w:tc>
@@ -269,7 +268,7 @@
                 <w:rFonts w:ascii="Microsoft YaHei" w:hAnsi="Microsoft YaHei"/>
                 <w:sz w:val="20"/>
               </w:rPr>
-              <w:t>Actor-Critic algorithm</w:t>
+              <w:t>Actor-Critic 算法</w:t>
             </w:r>
           </w:p>
         </w:tc>
@@ -297,7 +296,7 @@
                 <w:rFonts w:ascii="Microsoft YaHei" w:hAnsi="Microsoft YaHei"/>
                 <w:sz w:val="20"/>
               </w:rPr>
-              <w:t>Per-step Advantage -&gt; update Actor + Critic</w:t>
+              <w:t>每步算 Advantage → 更新 Actor + 更新 Critic</w:t>
             </w:r>
           </w:p>
         </w:tc>
@@ -316,7 +315,7 @@
         <w:rPr>
           <w:color w:val="1F3A5F"/>
         </w:rPr>
-        <w:t>Actor and Critic Networks (Lines 69-122)</w:t>
+        <w:t>Actor 和 Critic 网络 —— 逐行解释（69-122 行）</w:t>
       </w:r>
     </w:p>
     <w:p>
@@ -327,19 +326,33 @@
         <w:rPr>
           <w:color w:val="1F3A5F"/>
         </w:rPr>
-        <w:t>Actor (Lines 69-101)</w:t>
+        <w:t>Actor 网络（69-101 行）</w:t>
       </w:r>
     </w:p>
     <w:p>
       <w:pPr>
-        <w:spacing w:before="80" w:after="20"/>
+        <w:spacing w:after="60"/>
+      </w:pPr>
+      <w:r>
+        <w:rPr>
+          <w:rFonts w:ascii="Microsoft YaHei" w:hAnsi="Microsoft YaHei"/>
+          <w:b w:val="0"/>
+          <w:color w:val="666666"/>
+          <w:sz w:val="20"/>
+        </w:rPr>
+        <w:t>Actor 和 REINFORCE 的 PolicyNet 完全一样——输入状态 s，输出动作分布 [μ, σ]，采样得连续动作。</w:t>
+      </w:r>
+    </w:p>
+    <w:p>
+      <w:pPr>
+        <w:spacing w:before="120" w:after="40"/>
       </w:pPr>
       <w:r>
         <w:rPr>
           <w:color w:val="999999"/>
           <w:sz w:val="16"/>
         </w:rPr>
-        <w:t xml:space="preserve">L69  </w:t>
+        <w:t xml:space="preserve">  L69  </w:t>
       </w:r>
       <w:r>
         <w:rPr>
@@ -353,28 +366,27 @@
     </w:p>
     <w:p>
       <w:pPr>
-        <w:spacing w:after="60"/>
-        <w:ind w:left="567"/>
+        <w:spacing w:before="0" w:after="120"/>
+        <w:ind w:left="454"/>
       </w:pPr>
       <w:r>
         <w:rPr>
           <w:rFonts w:ascii="Microsoft YaHei" w:hAnsi="Microsoft YaHei"/>
-          <w:b w:val="0"/>
-          <w:sz w:val="20"/>
+          <w:sz w:val="21"/>
         </w:rPr>
-        <w:t>Actor network. Same as REINFORCE PolicyNet: state -&gt; [mu, sigma] -&gt; action distribution.</w:t>
+        <w:t>Actor（演员）网络。名字叫"演员"是因为它负责做出动作——就像演员在舞台上表演。和 REINFORCE 的 PolicyNet 结构完全一样：输入状态→输出动作分布→采样得动作。</w:t>
       </w:r>
     </w:p>
     <w:p>
       <w:pPr>
-        <w:spacing w:before="80" w:after="20"/>
+        <w:spacing w:before="120" w:after="40"/>
       </w:pPr>
       <w:r>
         <w:rPr>
           <w:color w:val="999999"/>
           <w:sz w:val="16"/>
         </w:rPr>
-        <w:t xml:space="preserve">L86  </w:t>
+        <w:t xml:space="preserve">  L86  </w:t>
       </w:r>
       <w:r>
         <w:rPr>
@@ -388,51 +400,15 @@
     </w:p>
     <w:p>
       <w:pPr>
-        <w:spacing w:after="60"/>
-        <w:ind w:left="567"/>
+        <w:spacing w:before="0" w:after="120"/>
+        <w:ind w:left="454"/>
       </w:pPr>
       <w:r>
         <w:rPr>
           <w:rFonts w:ascii="Microsoft YaHei" w:hAnsi="Microsoft YaHei"/>
-          <w:b w:val="0"/>
-          <w:sz w:val="20"/>
+          <w:sz w:val="21"/>
         </w:rPr>
-        <w:t>Select action. Same as REINFORCE: forward -&gt; sample -&gt; return continuous action.</w:t>
-      </w:r>
-    </w:p>
-    <w:p>
-      <w:pPr>
-        <w:spacing w:before="80" w:after="20"/>
-      </w:pPr>
-      <w:r>
-        <w:rPr>
-          <w:color w:val="999999"/>
-          <w:sz w:val="16"/>
-        </w:rPr>
-        <w:t xml:space="preserve">L96  </w:t>
-      </w:r>
-      <w:r>
-        <w:rPr>
-          <w:rFonts w:ascii="Consolas" w:hAnsi="Consolas"/>
-          <w:b/>
-          <w:color w:val="1F3A5F"/>
-          <w:sz w:val="20"/>
-        </w:rPr>
-        <w:t>def evaluate(self, state, action):</w:t>
-      </w:r>
-    </w:p>
-    <w:p>
-      <w:pPr>
-        <w:spacing w:after="60"/>
-        <w:ind w:left="567"/>
-      </w:pPr>
-      <w:r>
-        <w:rPr>
-          <w:rFonts w:ascii="Microsoft YaHei" w:hAnsi="Microsoft YaHei"/>
-          <w:b w:val="0"/>
-          <w:sz w:val="20"/>
-        </w:rPr>
-        <w:t>Compute log_prob with gradients. Same as REINFORCE.</w:t>
+        <w:t>选动作。和 REINFORCE 完全一样：前向传播 → Normal(μ,σ) → 采样 → clamp。返回一个连续值 P_fc。</w:t>
       </w:r>
     </w:p>
     <w:p>
@@ -443,7 +419,7 @@
         <w:rPr>
           <w:color w:val="1F3A5F"/>
         </w:rPr>
-        <w:t>Critic (Lines 104-122)</w:t>
+        <w:t>Critic 网络（104-122 行）</w:t>
       </w:r>
     </w:p>
     <w:p>
@@ -456,19 +432,19 @@
           <w:b/>
           <w:sz w:val="22"/>
         </w:rPr>
-        <w:t>Critic is the ONLY new addition compared to REINFORCE, but it solves the core problem.</w:t>
+        <w:t>Critic 是 Actor-Critic 相比 REINFORCE 唯一新增的东西。但它解决了核心问题——不用等整局结束就能评价动作好坏。</w:t>
       </w:r>
     </w:p>
     <w:p>
       <w:pPr>
-        <w:spacing w:before="80" w:after="20"/>
+        <w:spacing w:before="120" w:after="40"/>
       </w:pPr>
       <w:r>
         <w:rPr>
           <w:color w:val="999999"/>
           <w:sz w:val="16"/>
         </w:rPr>
-        <w:t xml:space="preserve">L104  </w:t>
+        <w:t xml:space="preserve">  L104  </w:t>
       </w:r>
       <w:r>
         <w:rPr>
@@ -482,28 +458,27 @@
     </w:p>
     <w:p>
       <w:pPr>
-        <w:spacing w:after="60"/>
-        <w:ind w:left="567"/>
+        <w:spacing w:before="0" w:after="120"/>
+        <w:ind w:left="454"/>
       </w:pPr>
       <w:r>
         <w:rPr>
           <w:rFonts w:ascii="Microsoft YaHei" w:hAnsi="Microsoft YaHei"/>
-          <w:b w:val="0"/>
-          <w:sz w:val="20"/>
+          <w:sz w:val="21"/>
         </w:rPr>
-        <w:t>Critic network. REINFORCE does NOT have this. The Critic estimates "how good is the current state."</w:t>
+        <w:t>Critic（评委）网络。名字叫"评委"是因为它评价动作的好坏。REINFORCE 没有这个——它要等整局跑完，用实际的 G_t 来评价。Critic 的工作是预估当前状态值多少钱，不用等实际结果。类比：REINFORCE 是考完试看分数才知道学得怎么样，AC 是边做题边有老师告诉你做得对不对。</w:t>
       </w:r>
     </w:p>
     <w:p>
       <w:pPr>
-        <w:spacing w:before="80" w:after="20"/>
+        <w:spacing w:before="120" w:after="40"/>
       </w:pPr>
       <w:r>
         <w:rPr>
           <w:color w:val="999999"/>
           <w:sz w:val="16"/>
         </w:rPr>
-        <w:t xml:space="preserve">L111  </w:t>
+        <w:t xml:space="preserve">  L111  </w:t>
       </w:r>
       <w:r>
         <w:rPr>
@@ -517,28 +492,27 @@
     </w:p>
     <w:p>
       <w:pPr>
-        <w:spacing w:after="60"/>
-        <w:ind w:left="567"/>
+        <w:spacing w:before="0" w:after="120"/>
+        <w:ind w:left="454"/>
       </w:pPr>
       <w:r>
         <w:rPr>
           <w:rFonts w:ascii="Microsoft YaHei" w:hAnsi="Microsoft YaHei"/>
-          <w:b w:val="0"/>
-          <w:sz w:val="20"/>
+          <w:sz w:val="21"/>
         </w:rPr>
-        <w:t>Two hidden layers MLP: 2D state -&gt; 64 hidden -&gt; 64 hidden -&gt; 1 scalar V(s).</w:t>
+        <w:t>两个隐藏层的 MLP。输入 2 维状态 → 64 隐藏 → ReLU → 64 隐藏 → ReLU → 1 维输出。注意网络结构和 Actor 不同：Actor 输出 [μ, σ] 两个值（分布参数），Critic 输出 1 个标量 V(s)。</w:t>
       </w:r>
     </w:p>
     <w:p>
       <w:pPr>
-        <w:spacing w:before="80" w:after="20"/>
+        <w:spacing w:before="120" w:after="40"/>
       </w:pPr>
       <w:r>
         <w:rPr>
           <w:color w:val="999999"/>
           <w:sz w:val="16"/>
         </w:rPr>
-        <w:t xml:space="preserve">L118  </w:t>
+        <w:t xml:space="preserve">  L118  </w:t>
       </w:r>
       <w:r>
         <w:rPr>
@@ -547,21 +521,20 @@
           <w:color w:val="1F3A5F"/>
           <w:sz w:val="20"/>
         </w:rPr>
-        <w:t>nn.Linear(hidden, 1)  # Output a scalar V(s)</w:t>
+        <w:t>nn.Linear(hidden, 1)  # 输出一个标量 V(s)</w:t>
       </w:r>
     </w:p>
     <w:p>
       <w:pPr>
-        <w:spacing w:after="60"/>
-        <w:ind w:left="567"/>
+        <w:spacing w:before="0" w:after="120"/>
+        <w:ind w:left="454"/>
       </w:pPr>
       <w:r>
         <w:rPr>
           <w:rFonts w:ascii="Microsoft YaHei" w:hAnsi="Microsoft YaHei"/>
-          <w:b w:val="0"/>
-          <w:sz w:val="20"/>
+          <w:sz w:val="21"/>
         </w:rPr>
-        <w:t>Output layer: 1 neuron. V(s) is a single number representing "state value."</w:t>
+        <w:t>输出层只有 1 个神经元。V(s) 是一个数——"当前状态值多少钱"。比如 V(当前状态)=0.5 表示"从这个状态开始，以后能拿到大约 0.5 的总奖励"。这个 V(s) 是 Critic 自己学着估计的，不是真实的值。</w:t>
       </w:r>
     </w:p>
     <w:p>
@@ -577,7 +550,7 @@
         <w:rPr>
           <w:color w:val="1F3A5F"/>
         </w:rPr>
-        <w:t>Actor-Critic Algorithm (Lines 126-224)</w:t>
+        <w:t>Actor-Critic 算法 —— 逐行解释（126-224 行）</w:t>
       </w:r>
     </w:p>
     <w:p>
@@ -590,19 +563,19 @@
           <w:b/>
           <w:sz w:val="24"/>
         </w:rPr>
-        <w:t>Fundamental difference from REINFORCE: update every step instead of waiting for entire episode.</w:t>
+        <w:t>和 REINFORCE 的本质区别：REINFORCE 等整局跑完才更新，AC 每走一步就更新。这就像：REINFORCE 是游泳教练等你游完整条河才告诉你哪里错了，AC 是每一步都有教练在旁边喊。</w:t>
       </w:r>
     </w:p>
     <w:p>
       <w:pPr>
-        <w:spacing w:before="80" w:after="20"/>
+        <w:spacing w:before="120" w:after="40"/>
       </w:pPr>
       <w:r>
         <w:rPr>
           <w:color w:val="999999"/>
           <w:sz w:val="16"/>
         </w:rPr>
-        <w:t xml:space="preserve">L144  </w:t>
+        <w:t xml:space="preserve">  L144  </w:t>
       </w:r>
       <w:r>
         <w:rPr>
@@ -616,28 +589,27 @@
     </w:p>
     <w:p>
       <w:pPr>
-        <w:spacing w:after="60"/>
-        <w:ind w:left="567"/>
+        <w:spacing w:before="0" w:after="120"/>
+        <w:ind w:left="454"/>
       </w:pPr>
       <w:r>
         <w:rPr>
           <w:rFonts w:ascii="Microsoft YaHei" w:hAnsi="Microsoft YaHei"/>
-          <w:b w:val="0"/>
-          <w:sz w:val="20"/>
+          <w:sz w:val="21"/>
         </w:rPr>
-        <w:t>Create environment. Same as REINFORCE.</w:t>
+        <w:t>创建环境。和 REINFORCE 一样。</w:t>
       </w:r>
     </w:p>
     <w:p>
       <w:pPr>
-        <w:spacing w:before="80" w:after="20"/>
+        <w:spacing w:before="120" w:after="40"/>
       </w:pPr>
       <w:r>
         <w:rPr>
           <w:color w:val="999999"/>
           <w:sz w:val="16"/>
         </w:rPr>
-        <w:t xml:space="preserve">L145  </w:t>
+        <w:t xml:space="preserve">  L145  </w:t>
       </w:r>
       <w:r>
         <w:rPr>
@@ -651,28 +623,27 @@
     </w:p>
     <w:p>
       <w:pPr>
-        <w:spacing w:after="60"/>
-        <w:ind w:left="567"/>
+        <w:spacing w:before="0" w:after="120"/>
+        <w:ind w:left="454"/>
       </w:pPr>
       <w:r>
         <w:rPr>
           <w:rFonts w:ascii="Microsoft YaHei" w:hAnsi="Microsoft YaHei"/>
-          <w:b w:val="0"/>
-          <w:sz w:val="20"/>
+          <w:sz w:val="21"/>
         </w:rPr>
-        <w:t>Create Actor network. Same as REINFORCE PolicyNet.</w:t>
+        <w:t>创建 Actor 网络。和 REINFORCE 的 PolicyNet 一模一样。</w:t>
       </w:r>
     </w:p>
     <w:p>
       <w:pPr>
-        <w:spacing w:before="80" w:after="20"/>
+        <w:spacing w:before="120" w:after="40"/>
       </w:pPr>
       <w:r>
         <w:rPr>
           <w:color w:val="999999"/>
           <w:sz w:val="16"/>
         </w:rPr>
-        <w:t xml:space="preserve">L146  </w:t>
+        <w:t xml:space="preserve">  L146  </w:t>
       </w:r>
       <w:r>
         <w:rPr>
@@ -686,28 +657,27 @@
     </w:p>
     <w:p>
       <w:pPr>
-        <w:spacing w:after="60"/>
-        <w:ind w:left="567"/>
+        <w:spacing w:before="0" w:after="120"/>
+        <w:ind w:left="454"/>
       </w:pPr>
       <w:r>
         <w:rPr>
           <w:rFonts w:ascii="Microsoft YaHei" w:hAnsi="Microsoft YaHei"/>
-          <w:b w:val="0"/>
-          <w:sz w:val="20"/>
+          <w:sz w:val="21"/>
         </w:rPr>
-        <w:t>Create Critic network. NEW! This is the difference between AC and REINFORCE.</w:t>
+        <w:t>创建 Critic 网络。这是 REINFORCE 没有的！Critic 是 AC 相比 REINFORCE 的唯一新增。</w:t>
       </w:r>
     </w:p>
     <w:p>
       <w:pPr>
-        <w:spacing w:before="80" w:after="20"/>
+        <w:spacing w:before="120" w:after="40"/>
       </w:pPr>
       <w:r>
         <w:rPr>
           <w:color w:val="999999"/>
           <w:sz w:val="16"/>
         </w:rPr>
-        <w:t xml:space="preserve">L147  </w:t>
+        <w:t xml:space="preserve">  L147  </w:t>
       </w:r>
       <w:r>
         <w:rPr>
@@ -721,28 +691,27 @@
     </w:p>
     <w:p>
       <w:pPr>
-        <w:spacing w:after="60"/>
-        <w:ind w:left="567"/>
+        <w:spacing w:before="0" w:after="120"/>
+        <w:ind w:left="454"/>
       </w:pPr>
       <w:r>
         <w:rPr>
           <w:rFonts w:ascii="Microsoft YaHei" w:hAnsi="Microsoft YaHei"/>
-          <w:b w:val="0"/>
-          <w:sz w:val="20"/>
+          <w:sz w:val="21"/>
         </w:rPr>
-        <w:t>Actor optimizer.</w:t>
+        <w:t>Actor 的优化器。和 REINFORCE 一样。</w:t>
       </w:r>
     </w:p>
     <w:p>
       <w:pPr>
-        <w:spacing w:before="80" w:after="20"/>
+        <w:spacing w:before="120" w:after="40"/>
       </w:pPr>
       <w:r>
         <w:rPr>
           <w:color w:val="999999"/>
           <w:sz w:val="16"/>
         </w:rPr>
-        <w:t xml:space="preserve">L148  </w:t>
+        <w:t xml:space="preserve">  L148  </w:t>
       </w:r>
       <w:r>
         <w:rPr>
@@ -756,63 +725,27 @@
     </w:p>
     <w:p>
       <w:pPr>
-        <w:spacing w:after="60"/>
-        <w:ind w:left="567"/>
+        <w:spacing w:before="0" w:after="120"/>
+        <w:ind w:left="454"/>
       </w:pPr>
       <w:r>
         <w:rPr>
           <w:rFonts w:ascii="Microsoft YaHei" w:hAnsi="Microsoft YaHei"/>
-          <w:b w:val="0"/>
-          <w:sz w:val="20"/>
+          <w:sz w:val="21"/>
         </w:rPr>
-        <w:t>Critic optimizer. Faster learning rate for Critic.</w:t>
+        <w:t>Critic 的优化器。学习率设为 Actor 的两倍（lr*2），因为 Critic 要学得更快——它需要快速给出准确的评价，Actor 才能学好。</w:t>
       </w:r>
     </w:p>
     <w:p>
       <w:pPr>
-        <w:spacing w:before="80" w:after="20"/>
+        <w:spacing w:before="120" w:after="40"/>
       </w:pPr>
       <w:r>
         <w:rPr>
           <w:color w:val="999999"/>
           <w:sz w:val="16"/>
         </w:rPr>
-        <w:t xml:space="preserve">L162  </w:t>
-      </w:r>
-      <w:r>
-        <w:rPr>
-          <w:rFonts w:ascii="Consolas" w:hAnsi="Consolas"/>
-          <w:b/>
-          <w:color w:val="1F3A5F"/>
-          <w:sz w:val="20"/>
-        </w:rPr>
-        <w:t>for ep in range(1, episodes + 1):</w:t>
-      </w:r>
-    </w:p>
-    <w:p>
-      <w:pPr>
-        <w:spacing w:after="60"/>
-        <w:ind w:left="567"/>
-      </w:pPr>
-      <w:r>
-        <w:rPr>
-          <w:rFonts w:ascii="Microsoft YaHei" w:hAnsi="Microsoft YaHei"/>
-          <w:b w:val="0"/>
-          <w:sz w:val="20"/>
-        </w:rPr>
-        <w:t>Main loop. Same as REINFORCE.</w:t>
-      </w:r>
-    </w:p>
-    <w:p>
-      <w:pPr>
-        <w:spacing w:before="80" w:after="20"/>
-      </w:pPr>
-      <w:r>
-        <w:rPr>
-          <w:color w:val="999999"/>
-          <w:sz w:val="16"/>
-        </w:rPr>
-        <w:t xml:space="preserve">L170  </w:t>
+        <w:t xml:space="preserve">  L170  </w:t>
       </w:r>
       <w:r>
         <w:rPr>
@@ -826,28 +759,27 @@
     </w:p>
     <w:p>
       <w:pPr>
-        <w:spacing w:after="60"/>
-        <w:ind w:left="567"/>
+        <w:spacing w:before="0" w:after="120"/>
+        <w:ind w:left="454"/>
       </w:pPr>
       <w:r>
         <w:rPr>
           <w:rFonts w:ascii="Microsoft YaHei" w:hAnsi="Microsoft YaHei"/>
-          <w:b w:val="0"/>
-          <w:sz w:val="20"/>
+          <w:sz w:val="21"/>
         </w:rPr>
-        <w:t>Actor selects action (continuous). Same as REINFORCE.</w:t>
+        <w:t>Actor 选动作。和 REINFORCE 一样：采样得连续动作值。</w:t>
       </w:r>
     </w:p>
     <w:p>
       <w:pPr>
-        <w:spacing w:before="80" w:after="20"/>
+        <w:spacing w:before="120" w:after="40"/>
       </w:pPr>
       <w:r>
         <w:rPr>
           <w:color w:val="999999"/>
           <w:sz w:val="16"/>
         </w:rPr>
-        <w:t xml:space="preserve">L173  </w:t>
+        <w:t xml:space="preserve">  L173  </w:t>
       </w:r>
       <w:r>
         <w:rPr>
@@ -861,28 +793,27 @@
     </w:p>
     <w:p>
       <w:pPr>
-        <w:spacing w:after="60"/>
-        <w:ind w:left="567"/>
+        <w:spacing w:before="0" w:after="120"/>
+        <w:ind w:left="454"/>
       </w:pPr>
       <w:r>
         <w:rPr>
           <w:rFonts w:ascii="Microsoft YaHei" w:hAnsi="Microsoft YaHei"/>
-          <w:b w:val="0"/>
-          <w:sz w:val="20"/>
+          <w:sz w:val="21"/>
         </w:rPr>
-        <w:t>Execute action. Same as REINFORCE.</w:t>
+        <w:t>执行动作。和 REINFORCE 一样。</w:t>
       </w:r>
     </w:p>
     <w:p>
       <w:pPr>
-        <w:spacing w:before="80" w:after="20"/>
+        <w:spacing w:before="120" w:after="40"/>
       </w:pPr>
       <w:r>
         <w:rPr>
           <w:color w:val="999999"/>
           <w:sz w:val="16"/>
         </w:rPr>
-        <w:t xml:space="preserve">L185  </w:t>
+        <w:t xml:space="preserve">  L185  </w:t>
       </w:r>
       <w:r>
         <w:rPr>
@@ -896,28 +827,27 @@
     </w:p>
     <w:p>
       <w:pPr>
-        <w:spacing w:after="60"/>
-        <w:ind w:left="567"/>
+        <w:spacing w:before="0" w:after="120"/>
+        <w:ind w:left="454"/>
       </w:pPr>
       <w:r>
         <w:rPr>
           <w:rFonts w:ascii="Microsoft YaHei" w:hAnsi="Microsoft YaHei"/>
-          <w:b w:val="0"/>
-          <w:sz w:val="20"/>
+          <w:sz w:val="21"/>
         </w:rPr>
-        <w:t>Critic estimates current state value V(s). REINFORCE does NOT have this.</w:t>
+        <w:t>用 Critic 预估当前状态的 V(s)。这是 AC 相比 REINFORCE 新增的关键步骤。REINFORCE 没有这一步——它不评估当前状态好不好，而是等整局结束回头看。</w:t>
       </w:r>
     </w:p>
     <w:p>
       <w:pPr>
-        <w:spacing w:before="80" w:after="20"/>
+        <w:spacing w:before="120" w:after="40"/>
       </w:pPr>
       <w:r>
         <w:rPr>
           <w:color w:val="999999"/>
           <w:sz w:val="16"/>
         </w:rPr>
-        <w:t xml:space="preserve">L188  </w:t>
+        <w:t xml:space="preserve">  L188  </w:t>
       </w:r>
       <w:r>
         <w:rPr>
@@ -931,42 +861,41 @@
     </w:p>
     <w:p>
       <w:pPr>
+        <w:spacing w:before="0" w:after="120"/>
+        <w:ind w:left="454"/>
+      </w:pPr>
+      <w:r>
+        <w:rPr>
+          <w:rFonts w:ascii="Microsoft YaHei" w:hAnsi="Microsoft YaHei"/>
+          <w:sz w:val="21"/>
+        </w:rPr>
+        <w:t>计算 Advantage（优势函数）。这是 AC 的核心公式：A = r + γV(s') - V(s)。V(s) 是 Critic 对当前状态的估值，r + γV(s') 是"实际拿到这步奖励后的更新估值"。（实际奖励 + 未来估值）减去（当前估值），差值就是"这一步比预期好多少"。如果 A &gt; 0：实际结果比预期好 → 鼓励这个动作。如果 A &lt; 0：实际结果比预期差 → 抑制这个动作。</w:t>
+      </w:r>
+    </w:p>
+    <w:p>
+      <w:pPr>
         <w:spacing w:after="60"/>
-        <w:ind w:left="567"/>
       </w:pPr>
       <w:r>
         <w:rPr>
           <w:rFonts w:ascii="Microsoft YaHei" w:hAnsi="Microsoft YaHei"/>
           <w:b w:val="0"/>
+          <w:color w:val="666666"/>
           <w:sz w:val="20"/>
         </w:rPr>
-        <w:t>KEY: Advantage = r + gamma*V(s') - V(s). If &gt; 0, step was better than expected; &lt; 0, worse.</w:t>
+        <w:t>这和 REINFORCE 的 G_t 有什么区别？G_t 是"真实的总回报"，要等整局结束才能算。Advantage 是"当前步的 TD 估计"，每步都能算。G_t 准确但慢，Advantage 可能不准但快——这就是速度和精度的权衡。</w:t>
       </w:r>
     </w:p>
     <w:p>
       <w:pPr>
-        <w:spacing w:after="60"/>
-        <w:ind w:left="567"/>
-      </w:pPr>
-      <w:r>
-        <w:rPr>
-          <w:rFonts w:ascii="Microsoft YaHei" w:hAnsi="Microsoft YaHei"/>
-          <w:b w:val="0"/>
-          <w:sz w:val="20"/>
-        </w:rPr>
-        <w:t>Advantage replaces G_t from REINFORCE. G_t needs entire episode; Advantage can be computed every step.</w:t>
-      </w:r>
-    </w:p>
-    <w:p>
-      <w:pPr>
-        <w:spacing w:before="80" w:after="20"/>
+        <w:spacing w:before="120" w:after="40"/>
       </w:pPr>
       <w:r>
         <w:rPr>
           <w:color w:val="999999"/>
           <w:sz w:val="16"/>
         </w:rPr>
-        <w:t xml:space="preserve">L193  </w:t>
+        <w:t xml:space="preserve">  L193  </w:t>
       </w:r>
       <w:r>
         <w:rPr>
@@ -980,63 +909,27 @@
     </w:p>
     <w:p>
       <w:pPr>
-        <w:spacing w:after="60"/>
-        <w:ind w:left="567"/>
+        <w:spacing w:before="0" w:after="120"/>
+        <w:ind w:left="454"/>
       </w:pPr>
       <w:r>
         <w:rPr>
           <w:rFonts w:ascii="Microsoft YaHei" w:hAnsi="Microsoft YaHei"/>
-          <w:b w:val="0"/>
-          <w:sz w:val="20"/>
+          <w:sz w:val="21"/>
         </w:rPr>
-        <w:t>Update Actor: same formula as REINFORCE! But G_t is replaced by Advantage.</w:t>
+        <w:t>更新 Actor。公式和 REINFORCE 一模一样：loss = -log_prob × advantage。区别就在于 REINFORCE 用 G_t 而这里用 Advantage。G_t 换成 Advantage 之后，每步都能更新——不用再等整局结束了。</w:t>
       </w:r>
     </w:p>
     <w:p>
       <w:pPr>
-        <w:spacing w:before="80" w:after="20"/>
+        <w:spacing w:before="120" w:after="40"/>
       </w:pPr>
       <w:r>
         <w:rPr>
           <w:color w:val="999999"/>
           <w:sz w:val="16"/>
         </w:rPr>
-        <w:t xml:space="preserve">L196  </w:t>
-      </w:r>
-      <w:r>
-        <w:rPr>
-          <w:rFonts w:ascii="Consolas" w:hAnsi="Consolas"/>
-          <w:b/>
-          <w:color w:val="1F3A5F"/>
-          <w:sz w:val="20"/>
-        </w:rPr>
-        <w:t>actor_opt.zero_grad()</w:t>
-      </w:r>
-    </w:p>
-    <w:p>
-      <w:pPr>
-        <w:spacing w:after="60"/>
-        <w:ind w:left="567"/>
-      </w:pPr>
-      <w:r>
-        <w:rPr>
-          <w:rFonts w:ascii="Microsoft YaHei" w:hAnsi="Microsoft YaHei"/>
-          <w:b w:val="0"/>
-          <w:sz w:val="20"/>
-        </w:rPr>
-        <w:t>Clear gradients.</w:t>
-      </w:r>
-    </w:p>
-    <w:p>
-      <w:pPr>
-        <w:spacing w:before="80" w:after="20"/>
-      </w:pPr>
-      <w:r>
-        <w:rPr>
-          <w:color w:val="999999"/>
-          <w:sz w:val="16"/>
-        </w:rPr>
-        <w:t xml:space="preserve">L197  </w:t>
+        <w:t xml:space="preserve">  L196  </w:t>
       </w:r>
       <w:r>
         <w:rPr>
@@ -1050,28 +943,27 @@
     </w:p>
     <w:p>
       <w:pPr>
-        <w:spacing w:after="60"/>
-        <w:ind w:left="567"/>
+        <w:spacing w:before="0" w:after="120"/>
+        <w:ind w:left="454"/>
       </w:pPr>
       <w:r>
         <w:rPr>
           <w:rFonts w:ascii="Microsoft YaHei" w:hAnsi="Microsoft YaHei"/>
-          <w:b w:val="0"/>
-          <w:sz w:val="20"/>
+          <w:sz w:val="21"/>
         </w:rPr>
-        <w:t>Backprop for Actor.</w:t>
+        <w:t>Actor 的反向传播。</w:t>
       </w:r>
     </w:p>
     <w:p>
       <w:pPr>
-        <w:spacing w:before="80" w:after="20"/>
+        <w:spacing w:before="120" w:after="40"/>
       </w:pPr>
       <w:r>
         <w:rPr>
           <w:color w:val="999999"/>
           <w:sz w:val="16"/>
         </w:rPr>
-        <w:t xml:space="preserve">L198  </w:t>
+        <w:t xml:space="preserve">  L198  </w:t>
       </w:r>
       <w:r>
         <w:rPr>
@@ -1085,28 +977,27 @@
     </w:p>
     <w:p>
       <w:pPr>
-        <w:spacing w:after="60"/>
-        <w:ind w:left="567"/>
+        <w:spacing w:before="0" w:after="120"/>
+        <w:ind w:left="454"/>
       </w:pPr>
       <w:r>
         <w:rPr>
           <w:rFonts w:ascii="Microsoft YaHei" w:hAnsi="Microsoft YaHei"/>
-          <w:b w:val="0"/>
-          <w:sz w:val="20"/>
+          <w:sz w:val="21"/>
         </w:rPr>
-        <w:t>Update Actor params.</w:t>
+        <w:t>更新 Actor 参数。</w:t>
       </w:r>
     </w:p>
     <w:p>
       <w:pPr>
-        <w:spacing w:before="80" w:after="20"/>
+        <w:spacing w:before="120" w:after="40"/>
       </w:pPr>
       <w:r>
         <w:rPr>
           <w:color w:val="999999"/>
           <w:sz w:val="16"/>
         </w:rPr>
-        <w:t xml:space="preserve">L203  </w:t>
+        <w:t xml:space="preserve">  L203  </w:t>
       </w:r>
       <w:r>
         <w:rPr>
@@ -1120,28 +1011,27 @@
     </w:p>
     <w:p>
       <w:pPr>
-        <w:spacing w:after="60"/>
-        <w:ind w:left="567"/>
+        <w:spacing w:before="0" w:after="120"/>
+        <w:ind w:left="454"/>
       </w:pPr>
       <w:r>
         <w:rPr>
           <w:rFonts w:ascii="Microsoft YaHei" w:hAnsi="Microsoft YaHei"/>
-          <w:b w:val="0"/>
-          <w:sz w:val="20"/>
+          <w:sz w:val="21"/>
         </w:rPr>
-        <w:t>Critic target: r + gamma*V(s'). Same formula as DQN target.</w:t>
+        <w:t>Critic 的训练目标：r + γV(s')。这和 DQN 的 target 公式一模一样！Critic 的目标是学会预测"当前状态值多少钱"。</w:t>
       </w:r>
     </w:p>
     <w:p>
       <w:pPr>
-        <w:spacing w:before="80" w:after="20"/>
+        <w:spacing w:before="120" w:after="40"/>
       </w:pPr>
       <w:r>
         <w:rPr>
           <w:color w:val="999999"/>
           <w:sz w:val="16"/>
         </w:rPr>
-        <w:t xml:space="preserve">L204  </w:t>
+        <w:t xml:space="preserve">  L204  </w:t>
       </w:r>
       <w:r>
         <w:rPr>
@@ -1155,28 +1045,27 @@
     </w:p>
     <w:p>
       <w:pPr>
-        <w:spacing w:after="60"/>
-        <w:ind w:left="567"/>
+        <w:spacing w:before="0" w:after="120"/>
+        <w:ind w:left="454"/>
       </w:pPr>
       <w:r>
         <w:rPr>
           <w:rFonts w:ascii="Microsoft YaHei" w:hAnsi="Microsoft YaHei"/>
-          <w:b w:val="0"/>
-          <w:sz w:val="20"/>
+          <w:sz w:val="21"/>
         </w:rPr>
-        <w:t>Update Critic: make V(s) close to r + gamma*V(s'). This is TD learning.</w:t>
+        <w:t>Critic 的 loss：MSE(V(s), target)。让 Critic 的预测 V(s) 更接近实际的 r + γV(s')。这是时序差分学习（TD learning）。</w:t>
       </w:r>
     </w:p>
     <w:p>
       <w:pPr>
-        <w:spacing w:before="80" w:after="20"/>
+        <w:spacing w:before="120" w:after="40"/>
       </w:pPr>
       <w:r>
         <w:rPr>
           <w:color w:val="999999"/>
           <w:sz w:val="16"/>
         </w:rPr>
-        <w:t xml:space="preserve">L207  </w:t>
+        <w:t xml:space="preserve">  L207  </w:t>
       </w:r>
       <w:r>
         <w:rPr>
@@ -1190,16 +1079,15 @@
     </w:p>
     <w:p>
       <w:pPr>
-        <w:spacing w:after="60"/>
-        <w:ind w:left="567"/>
+        <w:spacing w:before="0" w:after="120"/>
+        <w:ind w:left="454"/>
       </w:pPr>
       <w:r>
         <w:rPr>
           <w:rFonts w:ascii="Microsoft YaHei" w:hAnsi="Microsoft YaHei"/>
-          <w:b w:val="0"/>
-          <w:sz w:val="20"/>
+          <w:sz w:val="21"/>
         </w:rPr>
-        <w:t>Update Critic params.</w:t>
+        <w:t>更新 Critic 参数。</w:t>
       </w:r>
     </w:p>
     <w:p>
@@ -1215,7 +1103,7 @@
         <w:rPr>
           <w:color w:val="1F3A5F"/>
         </w:rPr>
-        <w:t>REINFORCE vs Actor-Critic Comparison</w:t>
+        <w:t>REINFORCE vs Actor-Critic 对比</w:t>
       </w:r>
     </w:p>
     <w:tbl>
@@ -1241,7 +1129,7 @@
                 <w:b/>
                 <w:sz w:val="20"/>
               </w:rPr>
-              <w:t>Dimension</w:t>
+              <w:t>对比维度</w:t>
             </w:r>
           </w:p>
         </w:tc>
@@ -1287,7 +1175,7 @@
                 <w:rFonts w:ascii="Microsoft YaHei" w:hAnsi="Microsoft YaHei"/>
                 <w:sz w:val="20"/>
               </w:rPr>
-              <w:t>Policy network</w:t>
+              <w:t>策略网络</w:t>
             </w:r>
           </w:p>
         </w:tc>
@@ -1301,7 +1189,7 @@
                 <w:rFonts w:ascii="Microsoft YaHei" w:hAnsi="Microsoft YaHei"/>
                 <w:sz w:val="20"/>
               </w:rPr>
-              <w:t>PolicyNet pi(s)-&gt;[mu,sigma]</w:t>
+              <w:t>PolicyNet π(s)→[μ,σ]</w:t>
             </w:r>
           </w:p>
         </w:tc>
@@ -1315,7 +1203,7 @@
                 <w:rFonts w:ascii="Microsoft YaHei" w:hAnsi="Microsoft YaHei"/>
                 <w:sz w:val="20"/>
               </w:rPr>
-              <w:t>Actor pi(s)-&gt;[mu,sigma]</w:t>
+              <w:t>Actor π(s)→[μ,σ]（一样）</w:t>
             </w:r>
           </w:p>
         </w:tc>
@@ -1331,7 +1219,7 @@
                 <w:rFonts w:ascii="Microsoft YaHei" w:hAnsi="Microsoft YaHei"/>
                 <w:sz w:val="20"/>
               </w:rPr>
-              <w:t>Value network</w:t>
+              <w:t>价值网络</w:t>
             </w:r>
           </w:p>
         </w:tc>
@@ -1345,7 +1233,7 @@
                 <w:rFonts w:ascii="Microsoft YaHei" w:hAnsi="Microsoft YaHei"/>
                 <w:sz w:val="20"/>
               </w:rPr>
-              <w:t>None</w:t>
+              <w:t>无</w:t>
             </w:r>
           </w:p>
         </w:tc>
@@ -1359,7 +1247,7 @@
                 <w:rFonts w:ascii="Microsoft YaHei" w:hAnsi="Microsoft YaHei"/>
                 <w:sz w:val="20"/>
               </w:rPr>
-              <w:t>Critic V(s)</w:t>
+              <w:t>Critic V(s)（新增）</w:t>
             </w:r>
           </w:p>
         </w:tc>
@@ -1375,7 +1263,7 @@
                 <w:rFonts w:ascii="Microsoft YaHei" w:hAnsi="Microsoft YaHei"/>
                 <w:sz w:val="20"/>
               </w:rPr>
-              <w:t>Evaluation</w:t>
+              <w:t>评价标准</w:t>
             </w:r>
           </w:p>
         </w:tc>
@@ -1389,7 +1277,7 @@
                 <w:rFonts w:ascii="Microsoft YaHei" w:hAnsi="Microsoft YaHei"/>
                 <w:sz w:val="20"/>
               </w:rPr>
-              <w:t>G_t = sum(r) (MC return)</w:t>
+              <w:t>G_t = Σr（整局真实回报）</w:t>
             </w:r>
           </w:p>
         </w:tc>
@@ -1403,7 +1291,7 @@
                 <w:rFonts w:ascii="Microsoft YaHei" w:hAnsi="Microsoft YaHei"/>
                 <w:sz w:val="20"/>
               </w:rPr>
-              <w:t>Advantage = r+gammaV-V' (TD)</w:t>
+              <w:t>Advantage = r+γV-V'（TD 估计）</w:t>
             </w:r>
           </w:p>
         </w:tc>
@@ -1419,7 +1307,7 @@
                 <w:rFonts w:ascii="Microsoft YaHei" w:hAnsi="Microsoft YaHei"/>
                 <w:sz w:val="20"/>
               </w:rPr>
-              <w:t>Update timing</w:t>
+              <w:t>更新时机</w:t>
             </w:r>
           </w:p>
         </w:tc>
@@ -1433,7 +1321,7 @@
                 <w:rFonts w:ascii="Microsoft YaHei" w:hAnsi="Microsoft YaHei"/>
                 <w:sz w:val="20"/>
               </w:rPr>
-              <w:t>After episode</w:t>
+              <w:t>整局结束后才更新</w:t>
             </w:r>
           </w:p>
         </w:tc>
@@ -1447,7 +1335,7 @@
                 <w:rFonts w:ascii="Microsoft YaHei" w:hAnsi="Microsoft YaHei"/>
                 <w:sz w:val="20"/>
               </w:rPr>
-              <w:t>Every step</w:t>
+              <w:t>每步都更新</w:t>
             </w:r>
           </w:p>
         </w:tc>
@@ -1463,7 +1351,7 @@
                 <w:rFonts w:ascii="Microsoft YaHei" w:hAnsi="Microsoft YaHei"/>
                 <w:sz w:val="20"/>
               </w:rPr>
-              <w:t>Variance</w:t>
+              <w:t>方差</w:t>
             </w:r>
           </w:p>
         </w:tc>
@@ -1477,7 +1365,7 @@
                 <w:rFonts w:ascii="Microsoft YaHei" w:hAnsi="Microsoft YaHei"/>
                 <w:sz w:val="20"/>
               </w:rPr>
-              <w:t>High</w:t>
+              <w:t>很大（因为 G_t 覆盖整局，波动大）</w:t>
             </w:r>
           </w:p>
         </w:tc>
@@ -1491,7 +1379,7 @@
                 <w:rFonts w:ascii="Microsoft YaHei" w:hAnsi="Microsoft YaHei"/>
                 <w:sz w:val="20"/>
               </w:rPr>
-              <w:t>Low (due to Critic)</w:t>
+              <w:t>较小（Advantage 每步计算，更平滑）</w:t>
             </w:r>
           </w:p>
         </w:tc>
@@ -1507,7 +1395,7 @@
                 <w:rFonts w:ascii="Microsoft YaHei" w:hAnsi="Microsoft YaHei"/>
                 <w:sz w:val="20"/>
               </w:rPr>
-              <w:t>Speed</w:t>
+              <w:t>学习速度</w:t>
             </w:r>
           </w:p>
         </w:tc>
@@ -1521,7 +1409,7 @@
                 <w:rFonts w:ascii="Microsoft YaHei" w:hAnsi="Microsoft YaHei"/>
                 <w:sz w:val="20"/>
               </w:rPr>
-              <w:t>Slow (wait for episode)</w:t>
+              <w:t>慢（等 200 步才能学一次）</w:t>
             </w:r>
           </w:p>
         </w:tc>
@@ -1535,7 +1423,51 @@
                 <w:rFonts w:ascii="Microsoft YaHei" w:hAnsi="Microsoft YaHei"/>
                 <w:sz w:val="20"/>
               </w:rPr>
-              <w:t>Fast (per-step update)</w:t>
+              <w:t>快（每步都在学）</w:t>
+            </w:r>
+          </w:p>
+        </w:tc>
+      </w:tr>
+      <w:tr>
+        <w:tc>
+          <w:tcPr>
+            <w:tcW w:type="dxa" w:w="2880"/>
+          </w:tcPr>
+          <w:p>
+            <w:r>
+              <w:rPr>
+                <w:rFonts w:ascii="Microsoft YaHei" w:hAnsi="Microsoft YaHei"/>
+                <w:sz w:val="20"/>
+              </w:rPr>
+              <w:t>偏差</w:t>
+            </w:r>
+          </w:p>
+        </w:tc>
+        <w:tc>
+          <w:tcPr>
+            <w:tcW w:type="dxa" w:w="2880"/>
+          </w:tcPr>
+          <w:p>
+            <w:r>
+              <w:rPr>
+                <w:rFonts w:ascii="Microsoft YaHei" w:hAnsi="Microsoft YaHei"/>
+                <w:sz w:val="20"/>
+              </w:rPr>
+              <w:t>无偏（G_t 是真实值）</w:t>
+            </w:r>
+          </w:p>
+        </w:tc>
+        <w:tc>
+          <w:tcPr>
+            <w:tcW w:type="dxa" w:w="2880"/>
+          </w:tcPr>
+          <w:p>
+            <w:r>
+              <w:rPr>
+                <w:rFonts w:ascii="Microsoft YaHei" w:hAnsi="Microsoft YaHei"/>
+                <w:sz w:val="20"/>
+              </w:rPr>
+              <w:t>有偏（V(s) 是估计值，可能不准）</w:t>
             </w:r>
           </w:p>
         </w:tc>
@@ -1551,7 +1483,7 @@
           <w:b/>
           <w:sz w:val="22"/>
         </w:rPr>
-        <w:t>AC advantage: per-step update, lower variance. But Critic can be biased, causing wrong update directions. PPO's clip solves this.</w:t>
+        <w:t>Actor-Critic 的优点：每步都更新，方差比 REINFORCE 小很多。缺点：Critic 的估计可能不准，有偏差。PPO 在 AC 基础上加了 clip 机制来解决"一步更新太多搞崩策略"的问题。</w:t>
       </w:r>
     </w:p>
     <w:sectPr>
@@ -1928,7 +1860,7 @@
     <w:qFormat/>
     <w:rsid w:val="00FC693F"/>
     <w:pPr>
-      <w:spacing w:line="324" w:lineRule="auto"/>
+      <w:spacing w:line="324" w:lineRule="auto" w:after="40"/>
     </w:pPr>
     <w:rPr>
       <w:rFonts w:ascii="Microsoft YaHei" w:hAnsi="Microsoft YaHei" w:eastAsia="Microsoft YaHei"/>

--- a/docs/notes/Week11_Step3_ActorCritic_逐行精讲.docx
+++ b/docs/notes/Week11_Step3_ActorCritic_逐行精讲.docx
@@ -23,7 +23,7 @@
           <w:color w:val="666666"/>
           <w:sz w:val="26"/>
         </w:rPr>
-        <w:t>week11_actor_critic.py — 每步更新，不用等整局结束</w:t>
+        <w:t>week11_actor_critic.py — 每步更新，不再等整局结束</w:t>
       </w:r>
     </w:p>
     <w:p>
@@ -35,7 +35,7 @@
           <w:color w:val="999999"/>
           <w:sz w:val="20"/>
         </w:rPr>
-        <w:t>生成日期：2026-07-29</w:t>
+        <w:t>生成日期：2026-07-31</w:t>
       </w:r>
     </w:p>
     <w:p>
@@ -51,7 +51,7 @@
         <w:rPr>
           <w:color w:val="1F3A5F"/>
         </w:rPr>
-        <w:t>文件概览</w:t>
+        <w:t>一、文件概览</w:t>
       </w:r>
     </w:p>
     <w:p>
@@ -64,7 +64,33 @@
           <w:b w:val="0"/>
           <w:sz w:val="22"/>
         </w:rPr>
-        <w:t>Actor-Critic 在 REINFORCE 的基础上加了一个 Critic 网络 V(s)，实现了每步都能更新，不用等整局结束。REINFORCE 的 G_t 要等整局跑完才能算，AC 的 Advantage = r + γV(s') - V(s) 每步都能算。</w:t>
+        <w:t>Actor-Critic（AC）解决 REINFORCE 的最大痛点：**REINFORCE 要等一整局跑完、用实际的 G_t 才能评价动作好坏；AC 引入一个 Critic（价值网络），每走一步就能估计"这个状态值多少钱"，从而即时计算 Advantage 并更新**。名字很形象：Actor 是演员（负责出招），Critic 是评委（负责打分），评委实时点评，演员边演边改。</w:t>
+      </w:r>
+    </w:p>
+    <w:p>
+      <w:pPr>
+        <w:spacing w:before="120" w:after="120"/>
+        <w:ind w:left="283" w:right="283"/>
+      </w:pPr>
+      <w:r>
+        <w:rPr>
+          <w:rFonts w:ascii="Microsoft YaHei" w:hAnsi="Microsoft YaHei"/>
+          <w:b/>
+          <w:color w:val="E67E22"/>
+          <w:sz w:val="22"/>
+        </w:rPr>
+        <w:t>💡 一句话记忆：AC = REINFORCE（Actor 选动作） + 新增 Critic 网络 V(s) 打分期中成绩 → Advantage = r + γV(s') - V(s) → 每步更新 Actor 和 Critic。</w:t>
+      </w:r>
+    </w:p>
+    <w:p>
+      <w:pPr>
+        <w:pStyle w:val="Heading2"/>
+      </w:pPr>
+      <w:r>
+        <w:rPr>
+          <w:color w:val="1F3A5F"/>
+        </w:rPr>
+        <w:t>1.1 与 REINFORCE 的核心对比</w:t>
       </w:r>
     </w:p>
     <w:tbl>
@@ -88,9 +114,9 @@
               <w:rPr>
                 <w:rFonts w:ascii="Microsoft YaHei" w:hAnsi="Microsoft YaHei"/>
                 <w:b/>
-                <w:sz w:val="20"/>
+                <w:sz w:val="19"/>
               </w:rPr>
-              <w:t>部分</w:t>
+              <w:t>维度</w:t>
             </w:r>
           </w:p>
         </w:tc>
@@ -103,9 +129,9 @@
               <w:rPr>
                 <w:rFonts w:ascii="Microsoft YaHei" w:hAnsi="Microsoft YaHei"/>
                 <w:b/>
-                <w:sz w:val="20"/>
+                <w:sz w:val="19"/>
               </w:rPr>
-              <w:t>行号</w:t>
+              <w:t>REINFORCE</w:t>
             </w:r>
           </w:p>
         </w:tc>
@@ -118,9 +144,9 @@
               <w:rPr>
                 <w:rFonts w:ascii="Microsoft YaHei" w:hAnsi="Microsoft YaHei"/>
                 <w:b/>
-                <w:sz w:val="20"/>
+                <w:sz w:val="19"/>
               </w:rPr>
-              <w:t>内容</w:t>
+              <w:t>Actor-Critic</w:t>
             </w:r>
           </w:p>
         </w:tc>
@@ -134,9 +160,9 @@
             <w:r>
               <w:rPr>
                 <w:rFonts w:ascii="Microsoft YaHei" w:hAnsi="Microsoft YaHei"/>
-                <w:sz w:val="20"/>
+                <w:sz w:val="19"/>
               </w:rPr>
-              <w:t>环境</w:t>
+              <w:t>策略网络</w:t>
             </w:r>
           </w:p>
         </w:tc>
@@ -148,9 +174,9 @@
             <w:r>
               <w:rPr>
                 <w:rFonts w:ascii="Microsoft YaHei" w:hAnsi="Microsoft YaHei"/>
-                <w:sz w:val="20"/>
+                <w:sz w:val="19"/>
               </w:rPr>
-              <w:t>33-65</w:t>
+              <w:t>PolicyNet π(s)→[μ,σ]</w:t>
             </w:r>
           </w:p>
         </w:tc>
@@ -162,9 +188,9 @@
             <w:r>
               <w:rPr>
                 <w:rFonts w:ascii="Microsoft YaHei" w:hAnsi="Microsoft YaHei"/>
-                <w:sz w:val="20"/>
+                <w:sz w:val="19"/>
               </w:rPr>
-              <w:t>同 Step 1 一样的 EMS 环境</w:t>
+              <w:t>Actor π(s)→[μ,σ]（一样）</w:t>
             </w:r>
           </w:p>
         </w:tc>
@@ -178,9 +204,9 @@
             <w:r>
               <w:rPr>
                 <w:rFonts w:ascii="Microsoft YaHei" w:hAnsi="Microsoft YaHei"/>
-                <w:sz w:val="20"/>
+                <w:sz w:val="19"/>
               </w:rPr>
-              <w:t>Actor 网络</w:t>
+              <w:t>价值网络</w:t>
             </w:r>
           </w:p>
         </w:tc>
@@ -192,9 +218,9 @@
             <w:r>
               <w:rPr>
                 <w:rFonts w:ascii="Microsoft YaHei" w:hAnsi="Microsoft YaHei"/>
-                <w:sz w:val="20"/>
+                <w:sz w:val="19"/>
               </w:rPr>
-              <w:t>69-101</w:t>
+              <w:t>无</w:t>
             </w:r>
           </w:p>
         </w:tc>
@@ -206,9 +232,9 @@
             <w:r>
               <w:rPr>
                 <w:rFonts w:ascii="Microsoft YaHei" w:hAnsi="Microsoft YaHei"/>
-                <w:sz w:val="20"/>
+                <w:sz w:val="19"/>
               </w:rPr>
-              <w:t>π(s) → [μ, σ]，和 REINFORCE 的 PolicyNet 一样</w:t>
+              <w:t>Critic V(s)（新增）</w:t>
             </w:r>
           </w:p>
         </w:tc>
@@ -222,9 +248,9 @@
             <w:r>
               <w:rPr>
                 <w:rFonts w:ascii="Microsoft YaHei" w:hAnsi="Microsoft YaHei"/>
-                <w:sz w:val="20"/>
+                <w:sz w:val="19"/>
               </w:rPr>
-              <w:t>Critic 网络</w:t>
+              <w:t>评价标准</w:t>
             </w:r>
           </w:p>
         </w:tc>
@@ -236,9 +262,9 @@
             <w:r>
               <w:rPr>
                 <w:rFonts w:ascii="Microsoft YaHei" w:hAnsi="Microsoft YaHei"/>
-                <w:sz w:val="20"/>
+                <w:sz w:val="19"/>
               </w:rPr>
-              <w:t>104-122</w:t>
+              <w:t>G_t = 整局真实回报（MC）</w:t>
             </w:r>
           </w:p>
         </w:tc>
@@ -250,9 +276,9 @@
             <w:r>
               <w:rPr>
                 <w:rFonts w:ascii="Microsoft YaHei" w:hAnsi="Microsoft YaHei"/>
-                <w:sz w:val="20"/>
+                <w:sz w:val="19"/>
               </w:rPr>
-              <w:t>V(s) → 标量值，新增的！这是 AC 的核心</w:t>
+              <w:t>Advantage = r+γV(s')-V(s)（TD）</w:t>
             </w:r>
           </w:p>
         </w:tc>
@@ -266,9 +292,9 @@
             <w:r>
               <w:rPr>
                 <w:rFonts w:ascii="Microsoft YaHei" w:hAnsi="Microsoft YaHei"/>
-                <w:sz w:val="20"/>
+                <w:sz w:val="19"/>
               </w:rPr>
-              <w:t>Actor-Critic 算法</w:t>
+              <w:t>更新时机</w:t>
             </w:r>
           </w:p>
         </w:tc>
@@ -280,9 +306,9 @@
             <w:r>
               <w:rPr>
                 <w:rFonts w:ascii="Microsoft YaHei" w:hAnsi="Microsoft YaHei"/>
-                <w:sz w:val="20"/>
+                <w:sz w:val="19"/>
               </w:rPr>
-              <w:t>126-224</w:t>
+              <w:t>整局结束后才更新</w:t>
             </w:r>
           </w:p>
         </w:tc>
@@ -294,816 +320,155 @@
             <w:r>
               <w:rPr>
                 <w:rFonts w:ascii="Microsoft YaHei" w:hAnsi="Microsoft YaHei"/>
-                <w:sz w:val="20"/>
+                <w:sz w:val="19"/>
               </w:rPr>
-              <w:t>每步算 Advantage → 更新 Actor + 更新 Critic</w:t>
+              <w:t>每一步都更新</w:t>
+            </w:r>
+          </w:p>
+        </w:tc>
+      </w:tr>
+      <w:tr>
+        <w:tc>
+          <w:tcPr>
+            <w:tcW w:type="dxa" w:w="2880"/>
+          </w:tcPr>
+          <w:p>
+            <w:r>
+              <w:rPr>
+                <w:rFonts w:ascii="Microsoft YaHei" w:hAnsi="Microsoft YaHei"/>
+                <w:sz w:val="19"/>
+              </w:rPr>
+              <w:t>方差</w:t>
+            </w:r>
+          </w:p>
+        </w:tc>
+        <w:tc>
+          <w:tcPr>
+            <w:tcW w:type="dxa" w:w="2880"/>
+          </w:tcPr>
+          <w:p>
+            <w:r>
+              <w:rPr>
+                <w:rFonts w:ascii="Microsoft YaHei" w:hAnsi="Microsoft YaHei"/>
+                <w:sz w:val="19"/>
+              </w:rPr>
+              <w:t>很大（G_t 覆盖整局波动大）</w:t>
+            </w:r>
+          </w:p>
+        </w:tc>
+        <w:tc>
+          <w:tcPr>
+            <w:tcW w:type="dxa" w:w="2880"/>
+          </w:tcPr>
+          <w:p>
+            <w:r>
+              <w:rPr>
+                <w:rFonts w:ascii="Microsoft YaHei" w:hAnsi="Microsoft YaHei"/>
+                <w:sz w:val="19"/>
+              </w:rPr>
+              <w:t>较小（每步计算更平滑）</w:t>
+            </w:r>
+          </w:p>
+        </w:tc>
+      </w:tr>
+      <w:tr>
+        <w:tc>
+          <w:tcPr>
+            <w:tcW w:type="dxa" w:w="2880"/>
+          </w:tcPr>
+          <w:p>
+            <w:r>
+              <w:rPr>
+                <w:rFonts w:ascii="Microsoft YaHei" w:hAnsi="Microsoft YaHei"/>
+                <w:sz w:val="19"/>
+              </w:rPr>
+              <w:t>偏差</w:t>
+            </w:r>
+          </w:p>
+        </w:tc>
+        <w:tc>
+          <w:tcPr>
+            <w:tcW w:type="dxa" w:w="2880"/>
+          </w:tcPr>
+          <w:p>
+            <w:r>
+              <w:rPr>
+                <w:rFonts w:ascii="Microsoft YaHei" w:hAnsi="Microsoft YaHei"/>
+                <w:sz w:val="19"/>
+              </w:rPr>
+              <w:t>无偏（G_t 是真实值）</w:t>
+            </w:r>
+          </w:p>
+        </w:tc>
+        <w:tc>
+          <w:tcPr>
+            <w:tcW w:type="dxa" w:w="2880"/>
+          </w:tcPr>
+          <w:p>
+            <w:r>
+              <w:rPr>
+                <w:rFonts w:ascii="Microsoft YaHei" w:hAnsi="Microsoft YaHei"/>
+                <w:sz w:val="19"/>
+              </w:rPr>
+              <w:t>有偏（V(s) 是估计值，可能不准）</w:t>
+            </w:r>
+          </w:p>
+        </w:tc>
+      </w:tr>
+      <w:tr>
+        <w:tc>
+          <w:tcPr>
+            <w:tcW w:type="dxa" w:w="2880"/>
+          </w:tcPr>
+          <w:p>
+            <w:r>
+              <w:rPr>
+                <w:rFonts w:ascii="Microsoft YaHei" w:hAnsi="Microsoft YaHei"/>
+                <w:sz w:val="19"/>
+              </w:rPr>
+              <w:t>样本效率</w:t>
+            </w:r>
+          </w:p>
+        </w:tc>
+        <w:tc>
+          <w:tcPr>
+            <w:tcW w:type="dxa" w:w="2880"/>
+          </w:tcPr>
+          <w:p>
+            <w:r>
+              <w:rPr>
+                <w:rFonts w:ascii="Microsoft YaHei" w:hAnsi="Microsoft YaHei"/>
+                <w:sz w:val="19"/>
+              </w:rPr>
+              <w:t>低（一局才学一次）</w:t>
+            </w:r>
+          </w:p>
+        </w:tc>
+        <w:tc>
+          <w:tcPr>
+            <w:tcW w:type="dxa" w:w="2880"/>
+          </w:tcPr>
+          <w:p>
+            <w:r>
+              <w:rPr>
+                <w:rFonts w:ascii="Microsoft YaHei" w:hAnsi="Microsoft YaHei"/>
+                <w:sz w:val="19"/>
+              </w:rPr>
+              <w:t>高（每步都在学）</w:t>
             </w:r>
           </w:p>
         </w:tc>
       </w:tr>
     </w:tbl>
     <w:p>
-      <w:r>
-        <w:br w:type="page"/>
-      </w:r>
-    </w:p>
-    <w:p>
-      <w:pPr>
-        <w:pStyle w:val="Heading1"/>
+      <w:pPr>
+        <w:pStyle w:val="Heading2"/>
       </w:pPr>
       <w:r>
         <w:rPr>
           <w:color w:val="1F3A5F"/>
         </w:rPr>
-        <w:t>Actor 和 Critic 网络 —— 逐行解释（69-122 行）</w:t>
-      </w:r>
-    </w:p>
-    <w:p>
-      <w:pPr>
-        <w:pStyle w:val="Heading2"/>
-      </w:pPr>
-      <w:r>
-        <w:rPr>
-          <w:color w:val="1F3A5F"/>
-        </w:rPr>
-        <w:t>Actor 网络（69-101 行）</w:t>
-      </w:r>
-    </w:p>
-    <w:p>
-      <w:pPr>
-        <w:spacing w:after="60"/>
-      </w:pPr>
-      <w:r>
-        <w:rPr>
-          <w:rFonts w:ascii="Microsoft YaHei" w:hAnsi="Microsoft YaHei"/>
-          <w:b w:val="0"/>
-          <w:color w:val="666666"/>
-          <w:sz w:val="20"/>
-        </w:rPr>
-        <w:t>Actor 和 REINFORCE 的 PolicyNet 完全一样——输入状态 s，输出动作分布 [μ, σ]，采样得连续动作。</w:t>
-      </w:r>
-    </w:p>
-    <w:p>
-      <w:pPr>
-        <w:spacing w:before="120" w:after="40"/>
-      </w:pPr>
-      <w:r>
-        <w:rPr>
-          <w:color w:val="999999"/>
-          <w:sz w:val="16"/>
-        </w:rPr>
-        <w:t xml:space="preserve">  L69  </w:t>
-      </w:r>
-      <w:r>
-        <w:rPr>
-          <w:rFonts w:ascii="Consolas" w:hAnsi="Consolas"/>
-          <w:b/>
-          <w:color w:val="1F3A5F"/>
-          <w:sz w:val="20"/>
-        </w:rPr>
-        <w:t>class Actor(nn.Module):</w:t>
-      </w:r>
-    </w:p>
-    <w:p>
-      <w:pPr>
-        <w:spacing w:before="0" w:after="120"/>
-        <w:ind w:left="454"/>
-      </w:pPr>
-      <w:r>
-        <w:rPr>
-          <w:rFonts w:ascii="Microsoft YaHei" w:hAnsi="Microsoft YaHei"/>
-          <w:sz w:val="21"/>
-        </w:rPr>
-        <w:t>Actor（演员）网络。名字叫"演员"是因为它负责做出动作——就像演员在舞台上表演。和 REINFORCE 的 PolicyNet 结构完全一样：输入状态→输出动作分布→采样得动作。</w:t>
-      </w:r>
-    </w:p>
-    <w:p>
-      <w:pPr>
-        <w:spacing w:before="120" w:after="40"/>
-      </w:pPr>
-      <w:r>
-        <w:rPr>
-          <w:color w:val="999999"/>
-          <w:sz w:val="16"/>
-        </w:rPr>
-        <w:t xml:space="preserve">  L86  </w:t>
-      </w:r>
-      <w:r>
-        <w:rPr>
-          <w:rFonts w:ascii="Consolas" w:hAnsi="Consolas"/>
-          <w:b/>
-          <w:color w:val="1F3A5F"/>
-          <w:sz w:val="20"/>
-        </w:rPr>
-        <w:t>def get_action(self, state):</w:t>
-      </w:r>
-    </w:p>
-    <w:p>
-      <w:pPr>
-        <w:spacing w:before="0" w:after="120"/>
-        <w:ind w:left="454"/>
-      </w:pPr>
-      <w:r>
-        <w:rPr>
-          <w:rFonts w:ascii="Microsoft YaHei" w:hAnsi="Microsoft YaHei"/>
-          <w:sz w:val="21"/>
-        </w:rPr>
-        <w:t>选动作。和 REINFORCE 完全一样：前向传播 → Normal(μ,σ) → 采样 → clamp。返回一个连续值 P_fc。</w:t>
-      </w:r>
-    </w:p>
-    <w:p>
-      <w:pPr>
-        <w:pStyle w:val="Heading2"/>
-      </w:pPr>
-      <w:r>
-        <w:rPr>
-          <w:color w:val="1F3A5F"/>
-        </w:rPr>
-        <w:t>Critic 网络（104-122 行）</w:t>
-      </w:r>
-    </w:p>
-    <w:p>
-      <w:pPr>
-        <w:spacing w:after="60"/>
-      </w:pPr>
-      <w:r>
-        <w:rPr>
-          <w:rFonts w:ascii="Microsoft YaHei" w:hAnsi="Microsoft YaHei"/>
-          <w:b/>
-          <w:sz w:val="22"/>
-        </w:rPr>
-        <w:t>Critic 是 Actor-Critic 相比 REINFORCE 唯一新增的东西。但它解决了核心问题——不用等整局结束就能评价动作好坏。</w:t>
-      </w:r>
-    </w:p>
-    <w:p>
-      <w:pPr>
-        <w:spacing w:before="120" w:after="40"/>
-      </w:pPr>
-      <w:r>
-        <w:rPr>
-          <w:color w:val="999999"/>
-          <w:sz w:val="16"/>
-        </w:rPr>
-        <w:t xml:space="preserve">  L104  </w:t>
-      </w:r>
-      <w:r>
-        <w:rPr>
-          <w:rFonts w:ascii="Consolas" w:hAnsi="Consolas"/>
-          <w:b/>
-          <w:color w:val="1F3A5F"/>
-          <w:sz w:val="20"/>
-        </w:rPr>
-        <w:t>class Critic(nn.Module):</w:t>
-      </w:r>
-    </w:p>
-    <w:p>
-      <w:pPr>
-        <w:spacing w:before="0" w:after="120"/>
-        <w:ind w:left="454"/>
-      </w:pPr>
-      <w:r>
-        <w:rPr>
-          <w:rFonts w:ascii="Microsoft YaHei" w:hAnsi="Microsoft YaHei"/>
-          <w:sz w:val="21"/>
-        </w:rPr>
-        <w:t>Critic（评委）网络。名字叫"评委"是因为它评价动作的好坏。REINFORCE 没有这个——它要等整局跑完，用实际的 G_t 来评价。Critic 的工作是预估当前状态值多少钱，不用等实际结果。类比：REINFORCE 是考完试看分数才知道学得怎么样，AC 是边做题边有老师告诉你做得对不对。</w:t>
-      </w:r>
-    </w:p>
-    <w:p>
-      <w:pPr>
-        <w:spacing w:before="120" w:after="40"/>
-      </w:pPr>
-      <w:r>
-        <w:rPr>
-          <w:color w:val="999999"/>
-          <w:sz w:val="16"/>
-        </w:rPr>
-        <w:t xml:space="preserve">  L111  </w:t>
-      </w:r>
-      <w:r>
-        <w:rPr>
-          <w:rFonts w:ascii="Consolas" w:hAnsi="Consolas"/>
-          <w:b/>
-          <w:color w:val="1F3A5F"/>
-          <w:sz w:val="20"/>
-        </w:rPr>
-        <w:t>def __init__(self, state_dim=2, hidden=64):</w:t>
-      </w:r>
-    </w:p>
-    <w:p>
-      <w:pPr>
-        <w:spacing w:before="0" w:after="120"/>
-        <w:ind w:left="454"/>
-      </w:pPr>
-      <w:r>
-        <w:rPr>
-          <w:rFonts w:ascii="Microsoft YaHei" w:hAnsi="Microsoft YaHei"/>
-          <w:sz w:val="21"/>
-        </w:rPr>
-        <w:t>两个隐藏层的 MLP。输入 2 维状态 → 64 隐藏 → ReLU → 64 隐藏 → ReLU → 1 维输出。注意网络结构和 Actor 不同：Actor 输出 [μ, σ] 两个值（分布参数），Critic 输出 1 个标量 V(s)。</w:t>
-      </w:r>
-    </w:p>
-    <w:p>
-      <w:pPr>
-        <w:spacing w:before="120" w:after="40"/>
-      </w:pPr>
-      <w:r>
-        <w:rPr>
-          <w:color w:val="999999"/>
-          <w:sz w:val="16"/>
-        </w:rPr>
-        <w:t xml:space="preserve">  L118  </w:t>
-      </w:r>
-      <w:r>
-        <w:rPr>
-          <w:rFonts w:ascii="Consolas" w:hAnsi="Consolas"/>
-          <w:b/>
-          <w:color w:val="1F3A5F"/>
-          <w:sz w:val="20"/>
-        </w:rPr>
-        <w:t>nn.Linear(hidden, 1)  # 输出一个标量 V(s)</w:t>
-      </w:r>
-    </w:p>
-    <w:p>
-      <w:pPr>
-        <w:spacing w:before="0" w:after="120"/>
-        <w:ind w:left="454"/>
-      </w:pPr>
-      <w:r>
-        <w:rPr>
-          <w:rFonts w:ascii="Microsoft YaHei" w:hAnsi="Microsoft YaHei"/>
-          <w:sz w:val="21"/>
-        </w:rPr>
-        <w:t>输出层只有 1 个神经元。V(s) 是一个数——"当前状态值多少钱"。比如 V(当前状态)=0.5 表示"从这个状态开始，以后能拿到大约 0.5 的总奖励"。这个 V(s) 是 Critic 自己学着估计的，不是真实的值。</w:t>
-      </w:r>
-    </w:p>
-    <w:p>
-      <w:r>
-        <w:br w:type="page"/>
-      </w:r>
-    </w:p>
-    <w:p>
-      <w:pPr>
-        <w:pStyle w:val="Heading1"/>
-      </w:pPr>
-      <w:r>
-        <w:rPr>
-          <w:color w:val="1F3A5F"/>
-        </w:rPr>
-        <w:t>Actor-Critic 算法 —— 逐行解释（126-224 行）</w:t>
-      </w:r>
-    </w:p>
-    <w:p>
-      <w:pPr>
-        <w:spacing w:after="60"/>
-      </w:pPr>
-      <w:r>
-        <w:rPr>
-          <w:rFonts w:ascii="Microsoft YaHei" w:hAnsi="Microsoft YaHei"/>
-          <w:b/>
-          <w:sz w:val="24"/>
-        </w:rPr>
-        <w:t>和 REINFORCE 的本质区别：REINFORCE 等整局跑完才更新，AC 每走一步就更新。这就像：REINFORCE 是游泳教练等你游完整条河才告诉你哪里错了，AC 是每一步都有教练在旁边喊。</w:t>
-      </w:r>
-    </w:p>
-    <w:p>
-      <w:pPr>
-        <w:spacing w:before="120" w:after="40"/>
-      </w:pPr>
-      <w:r>
-        <w:rPr>
-          <w:color w:val="999999"/>
-          <w:sz w:val="16"/>
-        </w:rPr>
-        <w:t xml:space="preserve">  L144  </w:t>
-      </w:r>
-      <w:r>
-        <w:rPr>
-          <w:rFonts w:ascii="Consolas" w:hAnsi="Consolas"/>
-          <w:b/>
-          <w:color w:val="1F3A5F"/>
-          <w:sz w:val="20"/>
-        </w:rPr>
-        <w:t>env = EMSEnv()</w:t>
-      </w:r>
-    </w:p>
-    <w:p>
-      <w:pPr>
-        <w:spacing w:before="0" w:after="120"/>
-        <w:ind w:left="454"/>
-      </w:pPr>
-      <w:r>
-        <w:rPr>
-          <w:rFonts w:ascii="Microsoft YaHei" w:hAnsi="Microsoft YaHei"/>
-          <w:sz w:val="21"/>
-        </w:rPr>
-        <w:t>创建环境。和 REINFORCE 一样。</w:t>
-      </w:r>
-    </w:p>
-    <w:p>
-      <w:pPr>
-        <w:spacing w:before="120" w:after="40"/>
-      </w:pPr>
-      <w:r>
-        <w:rPr>
-          <w:color w:val="999999"/>
-          <w:sz w:val="16"/>
-        </w:rPr>
-        <w:t xml:space="preserve">  L145  </w:t>
-      </w:r>
-      <w:r>
-        <w:rPr>
-          <w:rFonts w:ascii="Consolas" w:hAnsi="Consolas"/>
-          <w:b/>
-          <w:color w:val="1F3A5F"/>
-          <w:sz w:val="20"/>
-        </w:rPr>
-        <w:t>actor = Actor()</w:t>
-      </w:r>
-    </w:p>
-    <w:p>
-      <w:pPr>
-        <w:spacing w:before="0" w:after="120"/>
-        <w:ind w:left="454"/>
-      </w:pPr>
-      <w:r>
-        <w:rPr>
-          <w:rFonts w:ascii="Microsoft YaHei" w:hAnsi="Microsoft YaHei"/>
-          <w:sz w:val="21"/>
-        </w:rPr>
-        <w:t>创建 Actor 网络。和 REINFORCE 的 PolicyNet 一模一样。</w:t>
-      </w:r>
-    </w:p>
-    <w:p>
-      <w:pPr>
-        <w:spacing w:before="120" w:after="40"/>
-      </w:pPr>
-      <w:r>
-        <w:rPr>
-          <w:color w:val="999999"/>
-          <w:sz w:val="16"/>
-        </w:rPr>
-        <w:t xml:space="preserve">  L146  </w:t>
-      </w:r>
-      <w:r>
-        <w:rPr>
-          <w:rFonts w:ascii="Consolas" w:hAnsi="Consolas"/>
-          <w:b/>
-          <w:color w:val="1F3A5F"/>
-          <w:sz w:val="20"/>
-        </w:rPr>
-        <w:t>critic = Critic()</w:t>
-      </w:r>
-    </w:p>
-    <w:p>
-      <w:pPr>
-        <w:spacing w:before="0" w:after="120"/>
-        <w:ind w:left="454"/>
-      </w:pPr>
-      <w:r>
-        <w:rPr>
-          <w:rFonts w:ascii="Microsoft YaHei" w:hAnsi="Microsoft YaHei"/>
-          <w:sz w:val="21"/>
-        </w:rPr>
-        <w:t>创建 Critic 网络。这是 REINFORCE 没有的！Critic 是 AC 相比 REINFORCE 的唯一新增。</w:t>
-      </w:r>
-    </w:p>
-    <w:p>
-      <w:pPr>
-        <w:spacing w:before="120" w:after="40"/>
-      </w:pPr>
-      <w:r>
-        <w:rPr>
-          <w:color w:val="999999"/>
-          <w:sz w:val="16"/>
-        </w:rPr>
-        <w:t xml:space="preserve">  L147  </w:t>
-      </w:r>
-      <w:r>
-        <w:rPr>
-          <w:rFonts w:ascii="Consolas" w:hAnsi="Consolas"/>
-          <w:b/>
-          <w:color w:val="1F3A5F"/>
-          <w:sz w:val="20"/>
-        </w:rPr>
-        <w:t>actor_opt = optim.Adam(actor.parameters(), lr=lr)</w:t>
-      </w:r>
-    </w:p>
-    <w:p>
-      <w:pPr>
-        <w:spacing w:before="0" w:after="120"/>
-        <w:ind w:left="454"/>
-      </w:pPr>
-      <w:r>
-        <w:rPr>
-          <w:rFonts w:ascii="Microsoft YaHei" w:hAnsi="Microsoft YaHei"/>
-          <w:sz w:val="21"/>
-        </w:rPr>
-        <w:t>Actor 的优化器。和 REINFORCE 一样。</w:t>
-      </w:r>
-    </w:p>
-    <w:p>
-      <w:pPr>
-        <w:spacing w:before="120" w:after="40"/>
-      </w:pPr>
-      <w:r>
-        <w:rPr>
-          <w:color w:val="999999"/>
-          <w:sz w:val="16"/>
-        </w:rPr>
-        <w:t xml:space="preserve">  L148  </w:t>
-      </w:r>
-      <w:r>
-        <w:rPr>
-          <w:rFonts w:ascii="Consolas" w:hAnsi="Consolas"/>
-          <w:b/>
-          <w:color w:val="1F3A5F"/>
-          <w:sz w:val="20"/>
-        </w:rPr>
-        <w:t>critic_opt = optim.Adam(critic.parameters(), lr=lr * 2)</w:t>
-      </w:r>
-    </w:p>
-    <w:p>
-      <w:pPr>
-        <w:spacing w:before="0" w:after="120"/>
-        <w:ind w:left="454"/>
-      </w:pPr>
-      <w:r>
-        <w:rPr>
-          <w:rFonts w:ascii="Microsoft YaHei" w:hAnsi="Microsoft YaHei"/>
-          <w:sz w:val="21"/>
-        </w:rPr>
-        <w:t>Critic 的优化器。学习率设为 Actor 的两倍（lr*2），因为 Critic 要学得更快——它需要快速给出准确的评价，Actor 才能学好。</w:t>
-      </w:r>
-    </w:p>
-    <w:p>
-      <w:pPr>
-        <w:spacing w:before="120" w:after="40"/>
-      </w:pPr>
-      <w:r>
-        <w:rPr>
-          <w:color w:val="999999"/>
-          <w:sz w:val="16"/>
-        </w:rPr>
-        <w:t xml:space="preserve">  L170  </w:t>
-      </w:r>
-      <w:r>
-        <w:rPr>
-          <w:rFonts w:ascii="Consolas" w:hAnsi="Consolas"/>
-          <w:b/>
-          <w:color w:val="1F3A5F"/>
-          <w:sz w:val="20"/>
-        </w:rPr>
-        <w:t>a = actor.get_action(s)</w:t>
-      </w:r>
-    </w:p>
-    <w:p>
-      <w:pPr>
-        <w:spacing w:before="0" w:after="120"/>
-        <w:ind w:left="454"/>
-      </w:pPr>
-      <w:r>
-        <w:rPr>
-          <w:rFonts w:ascii="Microsoft YaHei" w:hAnsi="Microsoft YaHei"/>
-          <w:sz w:val="21"/>
-        </w:rPr>
-        <w:t>Actor 选动作。和 REINFORCE 一样：采样得连续动作值。</w:t>
-      </w:r>
-    </w:p>
-    <w:p>
-      <w:pPr>
-        <w:spacing w:before="120" w:after="40"/>
-      </w:pPr>
-      <w:r>
-        <w:rPr>
-          <w:color w:val="999999"/>
-          <w:sz w:val="16"/>
-        </w:rPr>
-        <w:t xml:space="preserve">  L173  </w:t>
-      </w:r>
-      <w:r>
-        <w:rPr>
-          <w:rFonts w:ascii="Consolas" w:hAnsi="Consolas"/>
-          <w:b/>
-          <w:color w:val="1F3A5F"/>
-          <w:sz w:val="20"/>
-        </w:rPr>
-        <w:t>sp, reward, done, _ = env.step(a)</w:t>
-      </w:r>
-    </w:p>
-    <w:p>
-      <w:pPr>
-        <w:spacing w:before="0" w:after="120"/>
-        <w:ind w:left="454"/>
-      </w:pPr>
-      <w:r>
-        <w:rPr>
-          <w:rFonts w:ascii="Microsoft YaHei" w:hAnsi="Microsoft YaHei"/>
-          <w:sz w:val="21"/>
-        </w:rPr>
-        <w:t>执行动作。和 REINFORCE 一样。</w:t>
-      </w:r>
-    </w:p>
-    <w:p>
-      <w:pPr>
-        <w:spacing w:before="120" w:after="40"/>
-      </w:pPr>
-      <w:r>
-        <w:rPr>
-          <w:color w:val="999999"/>
-          <w:sz w:val="16"/>
-        </w:rPr>
-        <w:t xml:space="preserve">  L185  </w:t>
-      </w:r>
-      <w:r>
-        <w:rPr>
-          <w:rFonts w:ascii="Consolas" w:hAnsi="Consolas"/>
-          <w:b/>
-          <w:color w:val="1F3A5F"/>
-          <w:sz w:val="20"/>
-        </w:rPr>
-        <w:t>V_s = critic(s_t)</w:t>
-      </w:r>
-    </w:p>
-    <w:p>
-      <w:pPr>
-        <w:spacing w:before="0" w:after="120"/>
-        <w:ind w:left="454"/>
-      </w:pPr>
-      <w:r>
-        <w:rPr>
-          <w:rFonts w:ascii="Microsoft YaHei" w:hAnsi="Microsoft YaHei"/>
-          <w:sz w:val="21"/>
-        </w:rPr>
-        <w:t>用 Critic 预估当前状态的 V(s)。这是 AC 相比 REINFORCE 新增的关键步骤。REINFORCE 没有这一步——它不评估当前状态好不好，而是等整局结束回头看。</w:t>
-      </w:r>
-    </w:p>
-    <w:p>
-      <w:pPr>
-        <w:spacing w:before="120" w:after="40"/>
-      </w:pPr>
-      <w:r>
-        <w:rPr>
-          <w:color w:val="999999"/>
-          <w:sz w:val="16"/>
-        </w:rPr>
-        <w:t xml:space="preserve">  L188  </w:t>
-      </w:r>
-      <w:r>
-        <w:rPr>
-          <w:rFonts w:ascii="Consolas" w:hAnsi="Consolas"/>
-          <w:b/>
-          <w:color w:val="1F3A5F"/>
-          <w:sz w:val="20"/>
-        </w:rPr>
-        <w:t>advantage = r_t + gamma * V_sp * (not done) - V_s</w:t>
-      </w:r>
-    </w:p>
-    <w:p>
-      <w:pPr>
-        <w:spacing w:before="0" w:after="120"/>
-        <w:ind w:left="454"/>
-      </w:pPr>
-      <w:r>
-        <w:rPr>
-          <w:rFonts w:ascii="Microsoft YaHei" w:hAnsi="Microsoft YaHei"/>
-          <w:sz w:val="21"/>
-        </w:rPr>
-        <w:t>计算 Advantage（优势函数）。这是 AC 的核心公式：A = r + γV(s') - V(s)。V(s) 是 Critic 对当前状态的估值，r + γV(s') 是"实际拿到这步奖励后的更新估值"。（实际奖励 + 未来估值）减去（当前估值），差值就是"这一步比预期好多少"。如果 A &gt; 0：实际结果比预期好 → 鼓励这个动作。如果 A &lt; 0：实际结果比预期差 → 抑制这个动作。</w:t>
-      </w:r>
-    </w:p>
-    <w:p>
-      <w:pPr>
-        <w:spacing w:after="60"/>
-      </w:pPr>
-      <w:r>
-        <w:rPr>
-          <w:rFonts w:ascii="Microsoft YaHei" w:hAnsi="Microsoft YaHei"/>
-          <w:b w:val="0"/>
-          <w:color w:val="666666"/>
-          <w:sz w:val="20"/>
-        </w:rPr>
-        <w:t>这和 REINFORCE 的 G_t 有什么区别？G_t 是"真实的总回报"，要等整局结束才能算。Advantage 是"当前步的 TD 估计"，每步都能算。G_t 准确但慢，Advantage 可能不准但快——这就是速度和精度的权衡。</w:t>
-      </w:r>
-    </w:p>
-    <w:p>
-      <w:pPr>
-        <w:spacing w:before="120" w:after="40"/>
-      </w:pPr>
-      <w:r>
-        <w:rPr>
-          <w:color w:val="999999"/>
-          <w:sz w:val="16"/>
-        </w:rPr>
-        <w:t xml:space="preserve">  L193  </w:t>
-      </w:r>
-      <w:r>
-        <w:rPr>
-          <w:rFonts w:ascii="Consolas" w:hAnsi="Consolas"/>
-          <w:b/>
-          <w:color w:val="1F3A5F"/>
-          <w:sz w:val="20"/>
-        </w:rPr>
-        <w:t>actor_loss = -(log_prob * advantage.detach()).mean()</w:t>
-      </w:r>
-    </w:p>
-    <w:p>
-      <w:pPr>
-        <w:spacing w:before="0" w:after="120"/>
-        <w:ind w:left="454"/>
-      </w:pPr>
-      <w:r>
-        <w:rPr>
-          <w:rFonts w:ascii="Microsoft YaHei" w:hAnsi="Microsoft YaHei"/>
-          <w:sz w:val="21"/>
-        </w:rPr>
-        <w:t>更新 Actor。公式和 REINFORCE 一模一样：loss = -log_prob × advantage。区别就在于 REINFORCE 用 G_t 而这里用 Advantage。G_t 换成 Advantage 之后，每步都能更新——不用再等整局结束了。</w:t>
-      </w:r>
-    </w:p>
-    <w:p>
-      <w:pPr>
-        <w:spacing w:before="120" w:after="40"/>
-      </w:pPr>
-      <w:r>
-        <w:rPr>
-          <w:color w:val="999999"/>
-          <w:sz w:val="16"/>
-        </w:rPr>
-        <w:t xml:space="preserve">  L196  </w:t>
-      </w:r>
-      <w:r>
-        <w:rPr>
-          <w:rFonts w:ascii="Consolas" w:hAnsi="Consolas"/>
-          <w:b/>
-          <w:color w:val="1F3A5F"/>
-          <w:sz w:val="20"/>
-        </w:rPr>
-        <w:t>actor_loss.backward()</w:t>
-      </w:r>
-    </w:p>
-    <w:p>
-      <w:pPr>
-        <w:spacing w:before="0" w:after="120"/>
-        <w:ind w:left="454"/>
-      </w:pPr>
-      <w:r>
-        <w:rPr>
-          <w:rFonts w:ascii="Microsoft YaHei" w:hAnsi="Microsoft YaHei"/>
-          <w:sz w:val="21"/>
-        </w:rPr>
-        <w:t>Actor 的反向传播。</w:t>
-      </w:r>
-    </w:p>
-    <w:p>
-      <w:pPr>
-        <w:spacing w:before="120" w:after="40"/>
-      </w:pPr>
-      <w:r>
-        <w:rPr>
-          <w:color w:val="999999"/>
-          <w:sz w:val="16"/>
-        </w:rPr>
-        <w:t xml:space="preserve">  L198  </w:t>
-      </w:r>
-      <w:r>
-        <w:rPr>
-          <w:rFonts w:ascii="Consolas" w:hAnsi="Consolas"/>
-          <w:b/>
-          <w:color w:val="1F3A5F"/>
-          <w:sz w:val="20"/>
-        </w:rPr>
-        <w:t>actor_opt.step()</w:t>
-      </w:r>
-    </w:p>
-    <w:p>
-      <w:pPr>
-        <w:spacing w:before="0" w:after="120"/>
-        <w:ind w:left="454"/>
-      </w:pPr>
-      <w:r>
-        <w:rPr>
-          <w:rFonts w:ascii="Microsoft YaHei" w:hAnsi="Microsoft YaHei"/>
-          <w:sz w:val="21"/>
-        </w:rPr>
-        <w:t>更新 Actor 参数。</w:t>
-      </w:r>
-    </w:p>
-    <w:p>
-      <w:pPr>
-        <w:spacing w:before="120" w:after="40"/>
-      </w:pPr>
-      <w:r>
-        <w:rPr>
-          <w:color w:val="999999"/>
-          <w:sz w:val="16"/>
-        </w:rPr>
-        <w:t xml:space="preserve">  L203  </w:t>
-      </w:r>
-      <w:r>
-        <w:rPr>
-          <w:rFonts w:ascii="Consolas" w:hAnsi="Consolas"/>
-          <w:b/>
-          <w:color w:val="1F3A5F"/>
-          <w:sz w:val="20"/>
-        </w:rPr>
-        <w:t>td_target = r_t + gamma * V_sp * (not done)</w:t>
-      </w:r>
-    </w:p>
-    <w:p>
-      <w:pPr>
-        <w:spacing w:before="0" w:after="120"/>
-        <w:ind w:left="454"/>
-      </w:pPr>
-      <w:r>
-        <w:rPr>
-          <w:rFonts w:ascii="Microsoft YaHei" w:hAnsi="Microsoft YaHei"/>
-          <w:sz w:val="21"/>
-        </w:rPr>
-        <w:t>Critic 的训练目标：r + γV(s')。这和 DQN 的 target 公式一模一样！Critic 的目标是学会预测"当前状态值多少钱"。</w:t>
-      </w:r>
-    </w:p>
-    <w:p>
-      <w:pPr>
-        <w:spacing w:before="120" w:after="40"/>
-      </w:pPr>
-      <w:r>
-        <w:rPr>
-          <w:color w:val="999999"/>
-          <w:sz w:val="16"/>
-        </w:rPr>
-        <w:t xml:space="preserve">  L204  </w:t>
-      </w:r>
-      <w:r>
-        <w:rPr>
-          <w:rFonts w:ascii="Consolas" w:hAnsi="Consolas"/>
-          <w:b/>
-          <w:color w:val="1F3A5F"/>
-          <w:sz w:val="20"/>
-        </w:rPr>
-        <w:t>critic_loss = loss_fn(V_s, td_target)</w:t>
-      </w:r>
-    </w:p>
-    <w:p>
-      <w:pPr>
-        <w:spacing w:before="0" w:after="120"/>
-        <w:ind w:left="454"/>
-      </w:pPr>
-      <w:r>
-        <w:rPr>
-          <w:rFonts w:ascii="Microsoft YaHei" w:hAnsi="Microsoft YaHei"/>
-          <w:sz w:val="21"/>
-        </w:rPr>
-        <w:t>Critic 的 loss：MSE(V(s), target)。让 Critic 的预测 V(s) 更接近实际的 r + γV(s')。这是时序差分学习（TD learning）。</w:t>
-      </w:r>
-    </w:p>
-    <w:p>
-      <w:pPr>
-        <w:spacing w:before="120" w:after="40"/>
-      </w:pPr>
-      <w:r>
-        <w:rPr>
-          <w:color w:val="999999"/>
-          <w:sz w:val="16"/>
-        </w:rPr>
-        <w:t xml:space="preserve">  L207  </w:t>
-      </w:r>
-      <w:r>
-        <w:rPr>
-          <w:rFonts w:ascii="Consolas" w:hAnsi="Consolas"/>
-          <w:b/>
-          <w:color w:val="1F3A5F"/>
-          <w:sz w:val="20"/>
-        </w:rPr>
-        <w:t>critic_opt.step()</w:t>
-      </w:r>
-    </w:p>
-    <w:p>
-      <w:pPr>
-        <w:spacing w:before="0" w:after="120"/>
-        <w:ind w:left="454"/>
-      </w:pPr>
-      <w:r>
-        <w:rPr>
-          <w:rFonts w:ascii="Microsoft YaHei" w:hAnsi="Microsoft YaHei"/>
-          <w:sz w:val="21"/>
-        </w:rPr>
-        <w:t>更新 Critic 参数。</w:t>
-      </w:r>
-    </w:p>
-    <w:p>
-      <w:r>
-        <w:br w:type="page"/>
-      </w:r>
-    </w:p>
-    <w:p>
-      <w:pPr>
-        <w:pStyle w:val="Heading1"/>
-      </w:pPr>
-      <w:r>
-        <w:rPr>
-          <w:color w:val="1F3A5F"/>
-        </w:rPr>
-        <w:t>REINFORCE vs Actor-Critic 对比</w:t>
+        <w:t>1.2 本文件的结构</w:t>
       </w:r>
     </w:p>
     <w:tbl>
@@ -1127,9 +492,9 @@
               <w:rPr>
                 <w:rFonts w:ascii="Microsoft YaHei" w:hAnsi="Microsoft YaHei"/>
                 <w:b/>
-                <w:sz w:val="20"/>
+                <w:sz w:val="19"/>
               </w:rPr>
-              <w:t>对比维度</w:t>
+              <w:t>部分</w:t>
             </w:r>
           </w:p>
         </w:tc>
@@ -1142,9 +507,9 @@
               <w:rPr>
                 <w:rFonts w:ascii="Microsoft YaHei" w:hAnsi="Microsoft YaHei"/>
                 <w:b/>
-                <w:sz w:val="20"/>
+                <w:sz w:val="19"/>
               </w:rPr>
-              <w:t>REINFORCE</w:t>
+              <w:t>行号</w:t>
             </w:r>
           </w:p>
         </w:tc>
@@ -1157,9 +522,9 @@
               <w:rPr>
                 <w:rFonts w:ascii="Microsoft YaHei" w:hAnsi="Microsoft YaHei"/>
                 <w:b/>
-                <w:sz w:val="20"/>
+                <w:sz w:val="19"/>
               </w:rPr>
-              <w:t>Actor-Critic</w:t>
+              <w:t>内容</w:t>
             </w:r>
           </w:p>
         </w:tc>
@@ -1173,9 +538,9 @@
             <w:r>
               <w:rPr>
                 <w:rFonts w:ascii="Microsoft YaHei" w:hAnsi="Microsoft YaHei"/>
-                <w:sz w:val="20"/>
+                <w:sz w:val="19"/>
               </w:rPr>
-              <w:t>策略网络</w:t>
+              <w:t>import 与配置</w:t>
             </w:r>
           </w:p>
         </w:tc>
@@ -1187,9 +552,9 @@
             <w:r>
               <w:rPr>
                 <w:rFonts w:ascii="Microsoft YaHei" w:hAnsi="Microsoft YaHei"/>
-                <w:sz w:val="20"/>
+                <w:sz w:val="19"/>
               </w:rPr>
-              <w:t>PolicyNet π(s)→[μ,σ]</w:t>
+              <w:t>20-34</w:t>
             </w:r>
           </w:p>
         </w:tc>
@@ -1201,9 +566,9 @@
             <w:r>
               <w:rPr>
                 <w:rFonts w:ascii="Microsoft YaHei" w:hAnsi="Microsoft YaHei"/>
-                <w:sz w:val="20"/>
+                <w:sz w:val="19"/>
               </w:rPr>
-              <w:t>Actor π(s)→[μ,σ]（一样）</w:t>
+              <w:t>导入库 + 中文字体配置</w:t>
             </w:r>
           </w:p>
         </w:tc>
@@ -1217,9 +582,9 @@
             <w:r>
               <w:rPr>
                 <w:rFonts w:ascii="Microsoft YaHei" w:hAnsi="Microsoft YaHei"/>
-                <w:sz w:val="20"/>
+                <w:sz w:val="19"/>
               </w:rPr>
-              <w:t>价值网络</w:t>
+              <w:t>EMSEnv 环境</w:t>
             </w:r>
           </w:p>
         </w:tc>
@@ -1231,9 +596,9 @@
             <w:r>
               <w:rPr>
                 <w:rFonts w:ascii="Microsoft YaHei" w:hAnsi="Microsoft YaHei"/>
-                <w:sz w:val="20"/>
+                <w:sz w:val="19"/>
               </w:rPr>
-              <w:t>无</w:t>
+              <w:t>37-69</w:t>
             </w:r>
           </w:p>
         </w:tc>
@@ -1245,9 +610,9 @@
             <w:r>
               <w:rPr>
                 <w:rFonts w:ascii="Microsoft YaHei" w:hAnsi="Microsoft YaHei"/>
-                <w:sz w:val="20"/>
+                <w:sz w:val="19"/>
               </w:rPr>
-              <w:t>Critic V(s)（新增）</w:t>
+              <w:t>同 Step2 的精简环境</w:t>
             </w:r>
           </w:p>
         </w:tc>
@@ -1261,9 +626,9 @@
             <w:r>
               <w:rPr>
                 <w:rFonts w:ascii="Microsoft YaHei" w:hAnsi="Microsoft YaHei"/>
-                <w:sz w:val="20"/>
+                <w:sz w:val="19"/>
               </w:rPr>
-              <w:t>评价标准</w:t>
+              <w:t>Actor 网络</w:t>
             </w:r>
           </w:p>
         </w:tc>
@@ -1275,9 +640,9 @@
             <w:r>
               <w:rPr>
                 <w:rFonts w:ascii="Microsoft YaHei" w:hAnsi="Microsoft YaHei"/>
-                <w:sz w:val="20"/>
+                <w:sz w:val="19"/>
               </w:rPr>
-              <w:t>G_t = Σr（整局真实回报）</w:t>
+              <w:t>73-105</w:t>
             </w:r>
           </w:p>
         </w:tc>
@@ -1289,9 +654,9 @@
             <w:r>
               <w:rPr>
                 <w:rFonts w:ascii="Microsoft YaHei" w:hAnsi="Microsoft YaHei"/>
-                <w:sz w:val="20"/>
+                <w:sz w:val="19"/>
               </w:rPr>
-              <w:t>Advantage = r+γV-V'（TD 估计）</w:t>
+              <w:t>策略网络，和 REINFORCE 的 PolicyNet 相同</w:t>
             </w:r>
           </w:p>
         </w:tc>
@@ -1305,9 +670,9 @@
             <w:r>
               <w:rPr>
                 <w:rFonts w:ascii="Microsoft YaHei" w:hAnsi="Microsoft YaHei"/>
-                <w:sz w:val="20"/>
+                <w:sz w:val="19"/>
               </w:rPr>
-              <w:t>更新时机</w:t>
+              <w:t>Critic 网络</w:t>
             </w:r>
           </w:p>
         </w:tc>
@@ -1319,9 +684,9 @@
             <w:r>
               <w:rPr>
                 <w:rFonts w:ascii="Microsoft YaHei" w:hAnsi="Microsoft YaHei"/>
-                <w:sz w:val="20"/>
+                <w:sz w:val="19"/>
               </w:rPr>
-              <w:t>整局结束后才更新</w:t>
+              <w:t>108-126</w:t>
             </w:r>
           </w:p>
         </w:tc>
@@ -1333,9 +698,9 @@
             <w:r>
               <w:rPr>
                 <w:rFonts w:ascii="Microsoft YaHei" w:hAnsi="Microsoft YaHei"/>
-                <w:sz w:val="20"/>
+                <w:sz w:val="19"/>
               </w:rPr>
-              <w:t>每步都更新</w:t>
+              <w:t>价值网络 V(s)——AC 的新增核心</w:t>
             </w:r>
           </w:p>
         </w:tc>
@@ -1349,9 +714,9 @@
             <w:r>
               <w:rPr>
                 <w:rFonts w:ascii="Microsoft YaHei" w:hAnsi="Microsoft YaHei"/>
-                <w:sz w:val="20"/>
+                <w:sz w:val="19"/>
               </w:rPr>
-              <w:t>方差</w:t>
+              <w:t>actor_critic() 算法</w:t>
             </w:r>
           </w:p>
         </w:tc>
@@ -1363,9 +728,9 @@
             <w:r>
               <w:rPr>
                 <w:rFonts w:ascii="Microsoft YaHei" w:hAnsi="Microsoft YaHei"/>
-                <w:sz w:val="20"/>
+                <w:sz w:val="19"/>
               </w:rPr>
-              <w:t>很大（因为 G_t 覆盖整局，波动大）</w:t>
+              <w:t>130-228</w:t>
             </w:r>
           </w:p>
         </w:tc>
@@ -1377,9 +742,9 @@
             <w:r>
               <w:rPr>
                 <w:rFonts w:ascii="Microsoft YaHei" w:hAnsi="Microsoft YaHei"/>
-                <w:sz w:val="20"/>
+                <w:sz w:val="19"/>
               </w:rPr>
-              <w:t>较小（Advantage 每步计算，更平滑）</w:t>
+              <w:t>每步算 Advantage → 双网络更新</w:t>
             </w:r>
           </w:p>
         </w:tc>
@@ -1393,9 +758,9 @@
             <w:r>
               <w:rPr>
                 <w:rFonts w:ascii="Microsoft YaHei" w:hAnsi="Microsoft YaHei"/>
-                <w:sz w:val="20"/>
+                <w:sz w:val="19"/>
               </w:rPr>
-              <w:t>学习速度</w:t>
+              <w:t>test_policy()</w:t>
             </w:r>
           </w:p>
         </w:tc>
@@ -1407,9 +772,9 @@
             <w:r>
               <w:rPr>
                 <w:rFonts w:ascii="Microsoft YaHei" w:hAnsi="Microsoft YaHei"/>
-                <w:sz w:val="20"/>
+                <w:sz w:val="19"/>
               </w:rPr>
-              <w:t>慢（等 200 步才能学一次）</w:t>
+              <w:t>232-252</w:t>
             </w:r>
           </w:p>
         </w:tc>
@@ -1421,9 +786,9 @@
             <w:r>
               <w:rPr>
                 <w:rFonts w:ascii="Microsoft YaHei" w:hAnsi="Microsoft YaHei"/>
-                <w:sz w:val="20"/>
+                <w:sz w:val="19"/>
               </w:rPr>
-              <w:t>快（每步都在学）</w:t>
+              <w:t>评估</w:t>
             </w:r>
           </w:p>
         </w:tc>
@@ -1437,9 +802,9 @@
             <w:r>
               <w:rPr>
                 <w:rFonts w:ascii="Microsoft YaHei" w:hAnsi="Microsoft YaHei"/>
-                <w:sz w:val="20"/>
+                <w:sz w:val="19"/>
               </w:rPr>
-              <w:t>偏差</w:t>
+              <w:t>plot_results()</w:t>
             </w:r>
           </w:p>
         </w:tc>
@@ -1451,9 +816,9 @@
             <w:r>
               <w:rPr>
                 <w:rFonts w:ascii="Microsoft YaHei" w:hAnsi="Microsoft YaHei"/>
-                <w:sz w:val="20"/>
+                <w:sz w:val="19"/>
               </w:rPr>
-              <w:t>无偏（G_t 是真实值）</w:t>
+              <w:t>256-281</w:t>
             </w:r>
           </w:p>
         </w:tc>
@@ -1465,15 +830,1373 @@
             <w:r>
               <w:rPr>
                 <w:rFonts w:ascii="Microsoft YaHei" w:hAnsi="Microsoft YaHei"/>
-                <w:sz w:val="20"/>
+                <w:sz w:val="19"/>
               </w:rPr>
-              <w:t>有偏（V(s) 是估计值，可能不准）</w:t>
+              <w:t>画训练曲线</w:t>
+            </w:r>
+          </w:p>
+        </w:tc>
+      </w:tr>
+      <w:tr>
+        <w:tc>
+          <w:tcPr>
+            <w:tcW w:type="dxa" w:w="2880"/>
+          </w:tcPr>
+          <w:p>
+            <w:r>
+              <w:rPr>
+                <w:rFonts w:ascii="Microsoft YaHei" w:hAnsi="Microsoft YaHei"/>
+                <w:sz w:val="19"/>
+              </w:rPr>
+              <w:t>main()</w:t>
+            </w:r>
+          </w:p>
+        </w:tc>
+        <w:tc>
+          <w:tcPr>
+            <w:tcW w:type="dxa" w:w="2880"/>
+          </w:tcPr>
+          <w:p>
+            <w:r>
+              <w:rPr>
+                <w:rFonts w:ascii="Microsoft YaHei" w:hAnsi="Microsoft YaHei"/>
+                <w:sz w:val="19"/>
+              </w:rPr>
+              <w:t>285-325</w:t>
+            </w:r>
+          </w:p>
+        </w:tc>
+        <w:tc>
+          <w:tcPr>
+            <w:tcW w:type="dxa" w:w="2880"/>
+          </w:tcPr>
+          <w:p>
+            <w:r>
+              <w:rPr>
+                <w:rFonts w:ascii="Microsoft YaHei" w:hAnsi="Microsoft YaHei"/>
+                <w:sz w:val="19"/>
+              </w:rPr>
+              <w:t>CLI 入口</w:t>
             </w:r>
           </w:p>
         </w:tc>
       </w:tr>
     </w:tbl>
     <w:p>
+      <w:r>
+        <w:br w:type="page"/>
+      </w:r>
+    </w:p>
+    <w:p>
+      <w:pPr>
+        <w:pStyle w:val="Heading1"/>
+      </w:pPr>
+      <w:r>
+        <w:rPr>
+          <w:color w:val="1F3A5F"/>
+        </w:rPr>
+        <w:t>二、import 与配置（20-34 行）</w:t>
+      </w:r>
+    </w:p>
+    <w:p>
+      <w:pPr>
+        <w:spacing w:before="120" w:after="40"/>
+      </w:pPr>
+      <w:r>
+        <w:rPr>
+          <w:color w:val="999999"/>
+          <w:sz w:val="16"/>
+        </w:rPr>
+        <w:t xml:space="preserve">  L20  </w:t>
+      </w:r>
+      <w:r>
+        <w:rPr>
+          <w:rFonts w:ascii="Consolas" w:hAnsi="Consolas"/>
+          <w:b/>
+          <w:color w:val="1F3A5F"/>
+          <w:sz w:val="20"/>
+        </w:rPr>
+        <w:t>import argparse</w:t>
+      </w:r>
+    </w:p>
+    <w:p>
+      <w:pPr>
+        <w:spacing w:before="0" w:after="120"/>
+        <w:ind w:left="454"/>
+      </w:pPr>
+      <w:r>
+        <w:rPr>
+          <w:rFonts w:ascii="Microsoft YaHei" w:hAnsi="Microsoft YaHei"/>
+          <w:sz w:val="21"/>
+        </w:rPr>
+        <w:t>CLI 参数解析。</w:t>
+      </w:r>
+    </w:p>
+    <w:p>
+      <w:pPr>
+        <w:spacing w:before="120" w:after="40"/>
+      </w:pPr>
+      <w:r>
+        <w:rPr>
+          <w:color w:val="999999"/>
+          <w:sz w:val="16"/>
+        </w:rPr>
+        <w:t xml:space="preserve">  L24  </w:t>
+      </w:r>
+      <w:r>
+        <w:rPr>
+          <w:rFonts w:ascii="Consolas" w:hAnsi="Consolas"/>
+          <w:b/>
+          <w:color w:val="1F3A5F"/>
+          <w:sz w:val="20"/>
+        </w:rPr>
+        <w:t>matplotlib.use('Agg')</w:t>
+      </w:r>
+    </w:p>
+    <w:p>
+      <w:pPr>
+        <w:spacing w:before="0" w:after="120"/>
+        <w:ind w:left="454"/>
+      </w:pPr>
+      <w:r>
+        <w:rPr>
+          <w:rFonts w:ascii="Microsoft YaHei" w:hAnsi="Microsoft YaHei"/>
+          <w:sz w:val="21"/>
+        </w:rPr>
+        <w:t>无窗口后端（批量出图）。</w:t>
+      </w:r>
+    </w:p>
+    <w:p>
+      <w:pPr>
+        <w:spacing w:before="120" w:after="40"/>
+      </w:pPr>
+      <w:r>
+        <w:rPr>
+          <w:color w:val="999999"/>
+          <w:sz w:val="16"/>
+        </w:rPr>
+        <w:t xml:space="preserve">  L30  </w:t>
+      </w:r>
+      <w:r>
+        <w:rPr>
+          <w:rFonts w:ascii="Consolas" w:hAnsi="Consolas"/>
+          <w:b/>
+          <w:color w:val="1F3A5F"/>
+          <w:sz w:val="20"/>
+        </w:rPr>
+        <w:t>import torch.distributions as dist</w:t>
+      </w:r>
+    </w:p>
+    <w:p>
+      <w:pPr>
+        <w:spacing w:before="0" w:after="120"/>
+        <w:ind w:left="454"/>
+      </w:pPr>
+      <w:r>
+        <w:rPr>
+          <w:rFonts w:ascii="Microsoft YaHei" w:hAnsi="Microsoft YaHei"/>
+          <w:sz w:val="21"/>
+        </w:rPr>
+        <w:t>概率分布库（Actor 采样 / log_prob 用）。</w:t>
+      </w:r>
+    </w:p>
+    <w:p>
+      <w:pPr>
+        <w:spacing w:before="120" w:after="40"/>
+      </w:pPr>
+      <w:r>
+        <w:rPr>
+          <w:color w:val="999999"/>
+          <w:sz w:val="16"/>
+        </w:rPr>
+        <w:t xml:space="preserve">  L32  </w:t>
+      </w:r>
+      <w:r>
+        <w:rPr>
+          <w:rFonts w:ascii="Consolas" w:hAnsi="Consolas"/>
+          <w:b/>
+          <w:color w:val="1F3A5F"/>
+          <w:sz w:val="20"/>
+        </w:rPr>
+        <w:t>from week11_common import configure_matplotlib, ensure_results_dir, set_seed</w:t>
+      </w:r>
+    </w:p>
+    <w:p>
+      <w:pPr>
+        <w:spacing w:before="0" w:after="120"/>
+        <w:ind w:left="454"/>
+      </w:pPr>
+      <w:r>
+        <w:rPr>
+          <w:rFonts w:ascii="Microsoft YaHei" w:hAnsi="Microsoft YaHei"/>
+          <w:sz w:val="21"/>
+        </w:rPr>
+        <w:t>共享工具：中文字体 / 输出目录 / 随机种子。</w:t>
+      </w:r>
+    </w:p>
+    <w:p>
+      <w:pPr>
+        <w:spacing w:before="120" w:after="40"/>
+      </w:pPr>
+      <w:r>
+        <w:rPr>
+          <w:color w:val="999999"/>
+          <w:sz w:val="16"/>
+        </w:rPr>
+        <w:t xml:space="preserve">  L34  </w:t>
+      </w:r>
+      <w:r>
+        <w:rPr>
+          <w:rFonts w:ascii="Consolas" w:hAnsi="Consolas"/>
+          <w:b/>
+          <w:color w:val="1F3A5F"/>
+          <w:sz w:val="20"/>
+        </w:rPr>
+        <w:t>configure_matplotlib()</w:t>
+      </w:r>
+    </w:p>
+    <w:p>
+      <w:pPr>
+        <w:spacing w:before="0" w:after="120"/>
+        <w:ind w:left="454"/>
+      </w:pPr>
+      <w:r>
+        <w:rPr>
+          <w:rFonts w:ascii="Microsoft YaHei" w:hAnsi="Microsoft YaHei"/>
+          <w:sz w:val="21"/>
+        </w:rPr>
+        <w:t>模块加载即配置中文字体。</w:t>
+      </w:r>
+    </w:p>
+    <w:p>
+      <w:r>
+        <w:br w:type="page"/>
+      </w:r>
+    </w:p>
+    <w:p>
+      <w:pPr>
+        <w:pStyle w:val="Heading1"/>
+      </w:pPr>
+      <w:r>
+        <w:rPr>
+          <w:color w:val="1F3A5F"/>
+        </w:rPr>
+        <w:t>三、EMSEnv 环境（37-69 行）</w:t>
+      </w:r>
+    </w:p>
+    <w:p>
+      <w:pPr>
+        <w:spacing w:after="60"/>
+      </w:pPr>
+      <w:r>
+        <w:rPr>
+          <w:rFonts w:ascii="Microsoft YaHei" w:hAnsi="Microsoft YaHei"/>
+          <w:b w:val="0"/>
+          <w:sz w:val="22"/>
+        </w:rPr>
+        <w:t>与 Step 2 完全相同的环境（SOC 动力学 + 三项奖励 + 200 步终止），逐行含义参见 Step1/Step2 文档。此处只点出关键行，不再重复展开：</w:t>
+      </w:r>
+    </w:p>
+    <w:p>
+      <w:pPr>
+        <w:spacing w:before="120" w:after="40"/>
+      </w:pPr>
+      <w:r>
+        <w:rPr>
+          <w:color w:val="999999"/>
+          <w:sz w:val="16"/>
+        </w:rPr>
+        <w:t xml:space="preserve">  L54  </w:t>
+      </w:r>
+      <w:r>
+        <w:rPr>
+          <w:rFonts w:ascii="Consolas" w:hAnsi="Consolas"/>
+          <w:b/>
+          <w:color w:val="1F3A5F"/>
+          <w:sz w:val="20"/>
+        </w:rPr>
+        <w:t>p_fc = float(np.clip(action, 0, 1)) * 30.0</w:t>
+      </w:r>
+    </w:p>
+    <w:p>
+      <w:pPr>
+        <w:spacing w:before="0" w:after="120"/>
+        <w:ind w:left="454"/>
+      </w:pPr>
+      <w:r>
+        <w:rPr>
+          <w:rFonts w:ascii="Microsoft YaHei" w:hAnsi="Microsoft YaHei"/>
+          <w:sz w:val="21"/>
+        </w:rPr>
+        <w:t>动作反归一化 → 实际 kW。</w:t>
+      </w:r>
+    </w:p>
+    <w:p>
+      <w:pPr>
+        <w:spacing w:before="120" w:after="40"/>
+      </w:pPr>
+      <w:r>
+        <w:rPr>
+          <w:color w:val="999999"/>
+          <w:sz w:val="16"/>
+        </w:rPr>
+        <w:t xml:space="preserve">  L55  </w:t>
+      </w:r>
+      <w:r>
+        <w:rPr>
+          <w:rFonts w:ascii="Consolas" w:hAnsi="Consolas"/>
+          <w:b/>
+          <w:color w:val="1F3A5F"/>
+          <w:sz w:val="20"/>
+        </w:rPr>
+        <w:t>self.p_load = 0.3 + 0.4 * (0.5 + 0.5 * np.sin(self.steps * 0.1))</w:t>
+      </w:r>
+    </w:p>
+    <w:p>
+      <w:pPr>
+        <w:spacing w:before="0" w:after="120"/>
+        <w:ind w:left="454"/>
+      </w:pPr>
+      <w:r>
+        <w:rPr>
+          <w:rFonts w:ascii="Microsoft YaHei" w:hAnsi="Microsoft YaHei"/>
+          <w:sz w:val="21"/>
+        </w:rPr>
+        <w:t>正弦负载 0.3-0.7 kW。</w:t>
+      </w:r>
+    </w:p>
+    <w:p>
+      <w:pPr>
+        <w:spacing w:before="120" w:after="40"/>
+      </w:pPr>
+      <w:r>
+        <w:rPr>
+          <w:color w:val="999999"/>
+          <w:sz w:val="16"/>
+        </w:rPr>
+        <w:t xml:space="preserve">  L58  </w:t>
+      </w:r>
+      <w:r>
+        <w:rPr>
+          <w:rFonts w:ascii="Consolas" w:hAnsi="Consolas"/>
+          <w:b/>
+          <w:color w:val="1F3A5F"/>
+          <w:sz w:val="20"/>
+        </w:rPr>
+        <w:t>self.soc = np.clip(self.soc + soc_change, self.soc_min, self.soc_max)</w:t>
+      </w:r>
+    </w:p>
+    <w:p>
+      <w:pPr>
+        <w:spacing w:before="0" w:after="120"/>
+        <w:ind w:left="454"/>
+      </w:pPr>
+      <w:r>
+        <w:rPr>
+          <w:rFonts w:ascii="Microsoft YaHei" w:hAnsi="Microsoft YaHei"/>
+          <w:sz w:val="21"/>
+        </w:rPr>
+        <w:t>SOC 积分 + 夹取。</w:t>
+      </w:r>
+    </w:p>
+    <w:p>
+      <w:pPr>
+        <w:spacing w:before="120" w:after="40"/>
+      </w:pPr>
+      <w:r>
+        <w:rPr>
+          <w:color w:val="999999"/>
+          <w:sz w:val="16"/>
+        </w:rPr>
+        <w:t xml:space="preserve">  L61  </w:t>
+      </w:r>
+      <w:r>
+        <w:rPr>
+          <w:rFonts w:ascii="Consolas" w:hAnsi="Consolas"/>
+          <w:b/>
+          <w:color w:val="1F3A5F"/>
+          <w:sz w:val="20"/>
+        </w:rPr>
+        <w:t>soc_bound_penalty = -1.0 if (self.soc &lt;= self.soc_min or self.soc &gt;= self.soc_max) else 0.0</w:t>
+      </w:r>
+    </w:p>
+    <w:p>
+      <w:pPr>
+        <w:spacing w:before="0" w:after="120"/>
+        <w:ind w:left="454"/>
+      </w:pPr>
+      <w:r>
+        <w:rPr>
+          <w:rFonts w:ascii="Microsoft YaHei" w:hAnsi="Microsoft YaHei"/>
+          <w:sz w:val="21"/>
+        </w:rPr>
+        <w:t>越界重罚（三元表达式）。</w:t>
+      </w:r>
+    </w:p>
+    <w:p>
+      <w:pPr>
+        <w:spacing w:before="120" w:after="40"/>
+      </w:pPr>
+      <w:r>
+        <w:rPr>
+          <w:color w:val="999999"/>
+          <w:sz w:val="16"/>
+        </w:rPr>
+        <w:t xml:space="preserve">  L66  </w:t>
+      </w:r>
+      <w:r>
+        <w:rPr>
+          <w:rFonts w:ascii="Consolas" w:hAnsi="Consolas"/>
+          <w:b/>
+          <w:color w:val="1F3A5F"/>
+          <w:sz w:val="20"/>
+        </w:rPr>
+        <w:t>return self._get_state(), reward, done, {'p_fc': p_fc}</w:t>
+      </w:r>
+    </w:p>
+    <w:p>
+      <w:pPr>
+        <w:spacing w:before="0" w:after="120"/>
+        <w:ind w:left="454"/>
+      </w:pPr>
+      <w:r>
+        <w:rPr>
+          <w:rFonts w:ascii="Microsoft YaHei" w:hAnsi="Microsoft YaHei"/>
+          <w:sz w:val="21"/>
+        </w:rPr>
+        <w:t>标准四元组返回。</w:t>
+      </w:r>
+    </w:p>
+    <w:p>
+      <w:r>
+        <w:br w:type="page"/>
+      </w:r>
+    </w:p>
+    <w:p>
+      <w:pPr>
+        <w:pStyle w:val="Heading1"/>
+      </w:pPr>
+      <w:r>
+        <w:rPr>
+          <w:color w:val="1F3A5F"/>
+        </w:rPr>
+        <w:t>四、Actor 网络（73-105 行）</w:t>
+      </w:r>
+    </w:p>
+    <w:p>
+      <w:pPr>
+        <w:spacing w:after="60"/>
+      </w:pPr>
+      <w:r>
+        <w:rPr>
+          <w:rFonts w:ascii="Microsoft YaHei" w:hAnsi="Microsoft YaHei"/>
+          <w:b w:val="0"/>
+          <w:sz w:val="22"/>
+        </w:rPr>
+        <w:t>Actor 和 REINFORCE 的 PolicyNet 结构完全一致（输入状态 → 输出动作分布 [μ,σ] → 采样得连续动作）。快速走读：</w:t>
+      </w:r>
+    </w:p>
+    <w:p>
+      <w:pPr>
+        <w:spacing w:before="120" w:after="40"/>
+      </w:pPr>
+      <w:r>
+        <w:rPr>
+          <w:color w:val="999999"/>
+          <w:sz w:val="16"/>
+        </w:rPr>
+        <w:t xml:space="preserve">  L73  </w:t>
+      </w:r>
+      <w:r>
+        <w:rPr>
+          <w:rFonts w:ascii="Consolas" w:hAnsi="Consolas"/>
+          <w:b/>
+          <w:color w:val="1F3A5F"/>
+          <w:sz w:val="20"/>
+        </w:rPr>
+        <w:t>class Actor(nn.Module):</w:t>
+      </w:r>
+    </w:p>
+    <w:p>
+      <w:pPr>
+        <w:spacing w:before="0" w:after="120"/>
+        <w:ind w:left="454"/>
+      </w:pPr>
+      <w:r>
+        <w:rPr>
+          <w:rFonts w:ascii="Microsoft YaHei" w:hAnsi="Microsoft YaHei"/>
+          <w:sz w:val="21"/>
+        </w:rPr>
+        <w:t>★ Actor（演员）网络。名字的由来：负责"出招"。与 REINFORCE 的 PolicyNet 结构完全一致。</w:t>
+      </w:r>
+    </w:p>
+    <w:p>
+      <w:pPr>
+        <w:spacing w:before="120" w:after="40"/>
+      </w:pPr>
+      <w:r>
+        <w:rPr>
+          <w:color w:val="999999"/>
+          <w:sz w:val="16"/>
+        </w:rPr>
+        <w:t xml:space="preserve">  L75  </w:t>
+      </w:r>
+      <w:r>
+        <w:rPr>
+          <w:rFonts w:ascii="Consolas" w:hAnsi="Consolas"/>
+          <w:b/>
+          <w:color w:val="1F3A5F"/>
+          <w:sz w:val="20"/>
+        </w:rPr>
+        <w:t>def __init__(self, state_dim=2, hidden=64, action_dim=1):</w:t>
+      </w:r>
+    </w:p>
+    <w:p>
+      <w:pPr>
+        <w:spacing w:before="0" w:after="120"/>
+        <w:ind w:left="454"/>
+      </w:pPr>
+      <w:r>
+        <w:rPr>
+          <w:rFonts w:ascii="Microsoft YaHei" w:hAnsi="Microsoft YaHei"/>
+          <w:sz w:val="21"/>
+        </w:rPr>
+        <w:t>构造函数。</w:t>
+      </w:r>
+    </w:p>
+    <w:p>
+      <w:pPr>
+        <w:spacing w:before="120" w:after="40"/>
+      </w:pPr>
+      <w:r>
+        <w:rPr>
+          <w:color w:val="999999"/>
+          <w:sz w:val="16"/>
+        </w:rPr>
+        <w:t xml:space="preserve">  L77  </w:t>
+      </w:r>
+      <w:r>
+        <w:rPr>
+          <w:rFonts w:ascii="Consolas" w:hAnsi="Consolas"/>
+          <w:b/>
+          <w:color w:val="1F3A5F"/>
+          <w:sz w:val="20"/>
+        </w:rPr>
+        <w:t>self.fc1 = nn.Linear(state_dim, hidden)</w:t>
+      </w:r>
+    </w:p>
+    <w:p>
+      <w:pPr>
+        <w:spacing w:before="0" w:after="120"/>
+        <w:ind w:left="454"/>
+      </w:pPr>
+      <w:r>
+        <w:rPr>
+          <w:rFonts w:ascii="Microsoft YaHei" w:hAnsi="Microsoft YaHei"/>
+          <w:sz w:val="21"/>
+        </w:rPr>
+        <w:t>输入层：2 → 64。</w:t>
+      </w:r>
+    </w:p>
+    <w:p>
+      <w:pPr>
+        <w:spacing w:before="120" w:after="40"/>
+      </w:pPr>
+      <w:r>
+        <w:rPr>
+          <w:color w:val="999999"/>
+          <w:sz w:val="16"/>
+        </w:rPr>
+        <w:t xml:space="preserve">  L78  </w:t>
+      </w:r>
+      <w:r>
+        <w:rPr>
+          <w:rFonts w:ascii="Consolas" w:hAnsi="Consolas"/>
+          <w:b/>
+          <w:color w:val="1F3A5F"/>
+          <w:sz w:val="20"/>
+        </w:rPr>
+        <w:t>self.fc2 = nn.Linear(hidden, hidden)</w:t>
+      </w:r>
+    </w:p>
+    <w:p>
+      <w:pPr>
+        <w:spacing w:before="0" w:after="120"/>
+        <w:ind w:left="454"/>
+      </w:pPr>
+      <w:r>
+        <w:rPr>
+          <w:rFonts w:ascii="Microsoft YaHei" w:hAnsi="Microsoft YaHei"/>
+          <w:sz w:val="21"/>
+        </w:rPr>
+        <w:t>隐藏层：64 → 64。</w:t>
+      </w:r>
+    </w:p>
+    <w:p>
+      <w:pPr>
+        <w:spacing w:before="120" w:after="40"/>
+      </w:pPr>
+      <w:r>
+        <w:rPr>
+          <w:color w:val="999999"/>
+          <w:sz w:val="16"/>
+        </w:rPr>
+        <w:t xml:space="preserve">  L79  </w:t>
+      </w:r>
+      <w:r>
+        <w:rPr>
+          <w:rFonts w:ascii="Consolas" w:hAnsi="Consolas"/>
+          <w:b/>
+          <w:color w:val="1F3A5F"/>
+          <w:sz w:val="20"/>
+        </w:rPr>
+        <w:t>self.mean_head = nn.Linear(hidden, action_dim)</w:t>
+      </w:r>
+    </w:p>
+    <w:p>
+      <w:pPr>
+        <w:spacing w:before="0" w:after="120"/>
+        <w:ind w:left="454"/>
+      </w:pPr>
+      <w:r>
+        <w:rPr>
+          <w:rFonts w:ascii="Microsoft YaHei" w:hAnsi="Microsoft YaHei"/>
+          <w:sz w:val="21"/>
+        </w:rPr>
+        <w:t>均值输出头：64 → 1。</w:t>
+      </w:r>
+    </w:p>
+    <w:p>
+      <w:pPr>
+        <w:spacing w:before="120" w:after="40"/>
+      </w:pPr>
+      <w:r>
+        <w:rPr>
+          <w:color w:val="999999"/>
+          <w:sz w:val="16"/>
+        </w:rPr>
+        <w:t xml:space="preserve">  L80  </w:t>
+      </w:r>
+      <w:r>
+        <w:rPr>
+          <w:rFonts w:ascii="Consolas" w:hAnsi="Consolas"/>
+          <w:b/>
+          <w:color w:val="1F3A5F"/>
+          <w:sz w:val="20"/>
+        </w:rPr>
+        <w:t>self.log_std = nn.Parameter(torch.zeros(action_dim))</w:t>
+      </w:r>
+    </w:p>
+    <w:p>
+      <w:pPr>
+        <w:spacing w:before="0" w:after="120"/>
+        <w:ind w:left="454"/>
+      </w:pPr>
+      <w:r>
+        <w:rPr>
+          <w:rFonts w:ascii="Microsoft YaHei" w:hAnsi="Microsoft YaHei"/>
+          <w:sz w:val="21"/>
+        </w:rPr>
+        <w:t>对数标准差（可训练参数），初始 0 → std=1。</w:t>
+      </w:r>
+    </w:p>
+    <w:p>
+      <w:pPr>
+        <w:spacing w:before="120" w:after="40"/>
+      </w:pPr>
+      <w:r>
+        <w:rPr>
+          <w:color w:val="999999"/>
+          <w:sz w:val="16"/>
+        </w:rPr>
+        <w:t xml:space="preserve">  L82  </w:t>
+      </w:r>
+      <w:r>
+        <w:rPr>
+          <w:rFonts w:ascii="Consolas" w:hAnsi="Consolas"/>
+          <w:b/>
+          <w:color w:val="1F3A5F"/>
+          <w:sz w:val="20"/>
+        </w:rPr>
+        <w:t>def forward(self, x):</w:t>
+      </w:r>
+    </w:p>
+    <w:p>
+      <w:pPr>
+        <w:spacing w:before="0" w:after="120"/>
+        <w:ind w:left="454"/>
+      </w:pPr>
+      <w:r>
+        <w:rPr>
+          <w:rFonts w:ascii="Microsoft YaHei" w:hAnsi="Microsoft YaHei"/>
+          <w:sz w:val="21"/>
+        </w:rPr>
+        <w:t>前向传播。</w:t>
+      </w:r>
+    </w:p>
+    <w:p>
+      <w:pPr>
+        <w:spacing w:before="120" w:after="40"/>
+      </w:pPr>
+      <w:r>
+        <w:rPr>
+          <w:color w:val="999999"/>
+          <w:sz w:val="16"/>
+        </w:rPr>
+        <w:t xml:space="preserve">  L83  </w:t>
+      </w:r>
+      <w:r>
+        <w:rPr>
+          <w:rFonts w:ascii="Consolas" w:hAnsi="Consolas"/>
+          <w:b/>
+          <w:color w:val="1F3A5F"/>
+          <w:sz w:val="20"/>
+        </w:rPr>
+        <w:t>x = torch.relu(self.fc1(x))</w:t>
+      </w:r>
+    </w:p>
+    <w:p>
+      <w:pPr>
+        <w:spacing w:before="0" w:after="120"/>
+        <w:ind w:left="454"/>
+      </w:pPr>
+      <w:r>
+        <w:rPr>
+          <w:rFonts w:ascii="Microsoft YaHei" w:hAnsi="Microsoft YaHei"/>
+          <w:sz w:val="21"/>
+        </w:rPr>
+        <w:t>ReLU 激活。</w:t>
+      </w:r>
+    </w:p>
+    <w:p>
+      <w:pPr>
+        <w:spacing w:before="120" w:after="40"/>
+      </w:pPr>
+      <w:r>
+        <w:rPr>
+          <w:color w:val="999999"/>
+          <w:sz w:val="16"/>
+        </w:rPr>
+        <w:t xml:space="preserve">  L84  </w:t>
+      </w:r>
+      <w:r>
+        <w:rPr>
+          <w:rFonts w:ascii="Consolas" w:hAnsi="Consolas"/>
+          <w:b/>
+          <w:color w:val="1F3A5F"/>
+          <w:sz w:val="20"/>
+        </w:rPr>
+        <w:t>x = torch.relu(self.fc2(x))</w:t>
+      </w:r>
+    </w:p>
+    <w:p>
+      <w:pPr>
+        <w:spacing w:before="0" w:after="120"/>
+        <w:ind w:left="454"/>
+      </w:pPr>
+      <w:r>
+        <w:rPr>
+          <w:rFonts w:ascii="Microsoft YaHei" w:hAnsi="Microsoft YaHei"/>
+          <w:sz w:val="21"/>
+        </w:rPr>
+        <w:t>ReLU 激活。</w:t>
+      </w:r>
+    </w:p>
+    <w:p>
+      <w:pPr>
+        <w:spacing w:before="120" w:after="40"/>
+      </w:pPr>
+      <w:r>
+        <w:rPr>
+          <w:color w:val="999999"/>
+          <w:sz w:val="16"/>
+        </w:rPr>
+        <w:t xml:space="preserve">  L85  </w:t>
+      </w:r>
+      <w:r>
+        <w:rPr>
+          <w:rFonts w:ascii="Consolas" w:hAnsi="Consolas"/>
+          <w:b/>
+          <w:color w:val="1F3A5F"/>
+          <w:sz w:val="20"/>
+        </w:rPr>
+        <w:t>mean = torch.tanh(self.mean_head(x))</w:t>
+      </w:r>
+    </w:p>
+    <w:p>
+      <w:pPr>
+        <w:spacing w:before="0" w:after="120"/>
+        <w:ind w:left="454"/>
+      </w:pPr>
+      <w:r>
+        <w:rPr>
+          <w:rFonts w:ascii="Microsoft YaHei" w:hAnsi="Microsoft YaHei"/>
+          <w:sz w:val="21"/>
+        </w:rPr>
+        <w:t>tanh → [-1,1]。</w:t>
+      </w:r>
+    </w:p>
+    <w:p>
+      <w:pPr>
+        <w:spacing w:before="120" w:after="40"/>
+      </w:pPr>
+      <w:r>
+        <w:rPr>
+          <w:color w:val="999999"/>
+          <w:sz w:val="16"/>
+        </w:rPr>
+        <w:t xml:space="preserve">  L86  </w:t>
+      </w:r>
+      <w:r>
+        <w:rPr>
+          <w:rFonts w:ascii="Consolas" w:hAnsi="Consolas"/>
+          <w:b/>
+          <w:color w:val="1F3A5F"/>
+          <w:sz w:val="20"/>
+        </w:rPr>
+        <w:t>mean = (mean + 1) / 2  # [0, 1]</w:t>
+      </w:r>
+    </w:p>
+    <w:p>
+      <w:pPr>
+        <w:spacing w:before="0" w:after="120"/>
+        <w:ind w:left="454"/>
+      </w:pPr>
+      <w:r>
+        <w:rPr>
+          <w:rFonts w:ascii="Microsoft YaHei" w:hAnsi="Microsoft YaHei"/>
+          <w:sz w:val="21"/>
+        </w:rPr>
+        <w:t>映射到动作范围 [0,1]。</w:t>
+      </w:r>
+    </w:p>
+    <w:p>
+      <w:pPr>
+        <w:spacing w:before="120" w:after="40"/>
+      </w:pPr>
+      <w:r>
+        <w:rPr>
+          <w:color w:val="999999"/>
+          <w:sz w:val="16"/>
+        </w:rPr>
+        <w:t xml:space="preserve">  L87  </w:t>
+      </w:r>
+      <w:r>
+        <w:rPr>
+          <w:rFonts w:ascii="Consolas" w:hAnsi="Consolas"/>
+          <w:b/>
+          <w:color w:val="1F3A5F"/>
+          <w:sz w:val="20"/>
+        </w:rPr>
+        <w:t>std = torch.exp(self.log_std.clamp(-5, 2))</w:t>
+      </w:r>
+    </w:p>
+    <w:p>
+      <w:pPr>
+        <w:spacing w:before="0" w:after="120"/>
+        <w:ind w:left="454"/>
+      </w:pPr>
+      <w:r>
+        <w:rPr>
+          <w:rFonts w:ascii="Microsoft YaHei" w:hAnsi="Microsoft YaHei"/>
+          <w:sz w:val="21"/>
+        </w:rPr>
+        <w:t>标准差（指数 + clamp 保证正数且不溢出）。</w:t>
+      </w:r>
+    </w:p>
+    <w:p>
+      <w:pPr>
+        <w:spacing w:before="120" w:after="40"/>
+      </w:pPr>
+      <w:r>
+        <w:rPr>
+          <w:color w:val="999999"/>
+          <w:sz w:val="16"/>
+        </w:rPr>
+        <w:t xml:space="preserve">  L88  </w:t>
+      </w:r>
+      <w:r>
+        <w:rPr>
+          <w:rFonts w:ascii="Consolas" w:hAnsi="Consolas"/>
+          <w:b/>
+          <w:color w:val="1F3A5F"/>
+          <w:sz w:val="20"/>
+        </w:rPr>
+        <w:t>return mean, std</w:t>
+      </w:r>
+    </w:p>
+    <w:p>
+      <w:pPr>
+        <w:spacing w:before="0" w:after="120"/>
+        <w:ind w:left="454"/>
+      </w:pPr>
+      <w:r>
+        <w:rPr>
+          <w:rFonts w:ascii="Microsoft YaHei" w:hAnsi="Microsoft YaHei"/>
+          <w:sz w:val="21"/>
+        </w:rPr>
+        <w:t>返回分布参数。</w:t>
+      </w:r>
+    </w:p>
+    <w:p>
+      <w:pPr>
+        <w:spacing w:before="120" w:after="40"/>
+      </w:pPr>
+      <w:r>
+        <w:rPr>
+          <w:color w:val="999999"/>
+          <w:sz w:val="16"/>
+        </w:rPr>
+        <w:t xml:space="preserve">  L90  </w:t>
+      </w:r>
+      <w:r>
+        <w:rPr>
+          <w:rFonts w:ascii="Consolas" w:hAnsi="Consolas"/>
+          <w:b/>
+          <w:color w:val="1F3A5F"/>
+          <w:sz w:val="20"/>
+        </w:rPr>
+        <w:t>def get_action(self, state):</w:t>
+      </w:r>
+    </w:p>
+    <w:p>
+      <w:pPr>
+        <w:spacing w:before="0" w:after="120"/>
+        <w:ind w:left="454"/>
+      </w:pPr>
+      <w:r>
+        <w:rPr>
+          <w:rFonts w:ascii="Microsoft YaHei" w:hAnsi="Microsoft YaHei"/>
+          <w:sz w:val="21"/>
+        </w:rPr>
+        <w:t>选动作（无梯度）。</w:t>
+      </w:r>
+    </w:p>
+    <w:p>
+      <w:pPr>
+        <w:spacing w:before="120" w:after="40"/>
+      </w:pPr>
+      <w:r>
+        <w:rPr>
+          <w:color w:val="999999"/>
+          <w:sz w:val="16"/>
+        </w:rPr>
+        <w:t xml:space="preserve">  L92  </w:t>
+      </w:r>
+      <w:r>
+        <w:rPr>
+          <w:rFonts w:ascii="Consolas" w:hAnsi="Consolas"/>
+          <w:b/>
+          <w:color w:val="1F3A5F"/>
+          <w:sz w:val="20"/>
+        </w:rPr>
+        <w:t>with torch.no_grad():</w:t>
+      </w:r>
+    </w:p>
+    <w:p>
+      <w:pPr>
+        <w:spacing w:before="0" w:after="120"/>
+        <w:ind w:left="454"/>
+      </w:pPr>
+      <w:r>
+        <w:rPr>
+          <w:rFonts w:ascii="Microsoft YaHei" w:hAnsi="Microsoft YaHei"/>
+          <w:sz w:val="21"/>
+        </w:rPr>
+        <w:t>关闭梯度（纯行为采样）。</w:t>
+      </w:r>
+    </w:p>
+    <w:p>
+      <w:pPr>
+        <w:spacing w:before="120" w:after="40"/>
+      </w:pPr>
+      <w:r>
+        <w:rPr>
+          <w:color w:val="999999"/>
+          <w:sz w:val="16"/>
+        </w:rPr>
+        <w:t xml:space="preserve">  L93  </w:t>
+      </w:r>
+      <w:r>
+        <w:rPr>
+          <w:rFonts w:ascii="Consolas" w:hAnsi="Consolas"/>
+          <w:b/>
+          <w:color w:val="1F3A5F"/>
+          <w:sz w:val="20"/>
+        </w:rPr>
+        <w:t>s = torch.FloatTensor(state).unsqueeze(0)</w:t>
+      </w:r>
+    </w:p>
+    <w:p>
+      <w:pPr>
+        <w:spacing w:before="0" w:after="120"/>
+        <w:ind w:left="454"/>
+      </w:pPr>
+      <w:r>
+        <w:rPr>
+          <w:rFonts w:ascii="Microsoft YaHei" w:hAnsi="Microsoft YaHei"/>
+          <w:sz w:val="21"/>
+        </w:rPr>
+        <w:t>状态转张量 + batch 维。</w:t>
+      </w:r>
+    </w:p>
+    <w:p>
+      <w:pPr>
+        <w:spacing w:before="120" w:after="40"/>
+      </w:pPr>
+      <w:r>
+        <w:rPr>
+          <w:color w:val="999999"/>
+          <w:sz w:val="16"/>
+        </w:rPr>
+        <w:t xml:space="preserve">  L94  </w:t>
+      </w:r>
+      <w:r>
+        <w:rPr>
+          <w:rFonts w:ascii="Consolas" w:hAnsi="Consolas"/>
+          <w:b/>
+          <w:color w:val="1F3A5F"/>
+          <w:sz w:val="20"/>
+        </w:rPr>
+        <w:t>mean, std = self.forward(s)</w:t>
+      </w:r>
+    </w:p>
+    <w:p>
+      <w:pPr>
+        <w:spacing w:before="0" w:after="120"/>
+        <w:ind w:left="454"/>
+      </w:pPr>
+      <w:r>
+        <w:rPr>
+          <w:rFonts w:ascii="Microsoft YaHei" w:hAnsi="Microsoft YaHei"/>
+          <w:sz w:val="21"/>
+        </w:rPr>
+        <w:t>前向。</w:t>
+      </w:r>
+    </w:p>
+    <w:p>
+      <w:pPr>
+        <w:spacing w:before="120" w:after="40"/>
+      </w:pPr>
+      <w:r>
+        <w:rPr>
+          <w:color w:val="999999"/>
+          <w:sz w:val="16"/>
+        </w:rPr>
+        <w:t xml:space="preserve">  L95  </w:t>
+      </w:r>
+      <w:r>
+        <w:rPr>
+          <w:rFonts w:ascii="Consolas" w:hAnsi="Consolas"/>
+          <w:b/>
+          <w:color w:val="1F3A5F"/>
+          <w:sz w:val="20"/>
+        </w:rPr>
+        <w:t>m = dist.Normal(mean, std)</w:t>
+      </w:r>
+    </w:p>
+    <w:p>
+      <w:pPr>
+        <w:spacing w:before="0" w:after="120"/>
+        <w:ind w:left="454"/>
+      </w:pPr>
+      <w:r>
+        <w:rPr>
+          <w:rFonts w:ascii="Microsoft YaHei" w:hAnsi="Microsoft YaHei"/>
+          <w:sz w:val="21"/>
+        </w:rPr>
+        <w:t>构建高斯分布。</w:t>
+      </w:r>
+    </w:p>
+    <w:p>
+      <w:pPr>
+        <w:spacing w:before="120" w:after="40"/>
+      </w:pPr>
+      <w:r>
+        <w:rPr>
+          <w:color w:val="999999"/>
+          <w:sz w:val="16"/>
+        </w:rPr>
+        <w:t xml:space="preserve">  L96  </w:t>
+      </w:r>
+      <w:r>
+        <w:rPr>
+          <w:rFonts w:ascii="Consolas" w:hAnsi="Consolas"/>
+          <w:b/>
+          <w:color w:val="1F3A5F"/>
+          <w:sz w:val="20"/>
+        </w:rPr>
+        <w:t>a = m.sample()</w:t>
+      </w:r>
+    </w:p>
+    <w:p>
+      <w:pPr>
+        <w:spacing w:before="0" w:after="120"/>
+        <w:ind w:left="454"/>
+      </w:pPr>
+      <w:r>
+        <w:rPr>
+          <w:rFonts w:ascii="Microsoft YaHei" w:hAnsi="Microsoft YaHei"/>
+          <w:sz w:val="21"/>
+        </w:rPr>
+        <w:t>采样动作。</w:t>
+      </w:r>
+    </w:p>
+    <w:p>
+      <w:pPr>
+        <w:spacing w:before="120" w:after="40"/>
+      </w:pPr>
+      <w:r>
+        <w:rPr>
+          <w:color w:val="999999"/>
+          <w:sz w:val="16"/>
+        </w:rPr>
+        <w:t xml:space="preserve">  L97  </w:t>
+      </w:r>
+      <w:r>
+        <w:rPr>
+          <w:rFonts w:ascii="Consolas" w:hAnsi="Consolas"/>
+          <w:b/>
+          <w:color w:val="1F3A5F"/>
+          <w:sz w:val="20"/>
+        </w:rPr>
+        <w:t>a = a.clamp(0, 1)</w:t>
+      </w:r>
+    </w:p>
+    <w:p>
+      <w:pPr>
+        <w:spacing w:before="0" w:after="120"/>
+        <w:ind w:left="454"/>
+      </w:pPr>
+      <w:r>
+        <w:rPr>
+          <w:rFonts w:ascii="Microsoft YaHei" w:hAnsi="Microsoft YaHei"/>
+          <w:sz w:val="21"/>
+        </w:rPr>
+        <w:t>夹到 [0,1]。</w:t>
+      </w:r>
+    </w:p>
+    <w:p>
+      <w:pPr>
+        <w:spacing w:before="120" w:after="40"/>
+      </w:pPr>
+      <w:r>
+        <w:rPr>
+          <w:color w:val="999999"/>
+          <w:sz w:val="16"/>
+        </w:rPr>
+        <w:t xml:space="preserve">  L98  </w:t>
+      </w:r>
+      <w:r>
+        <w:rPr>
+          <w:rFonts w:ascii="Consolas" w:hAnsi="Consolas"/>
+          <w:b/>
+          <w:color w:val="1F3A5F"/>
+          <w:sz w:val="20"/>
+        </w:rPr>
+        <w:t>return a.item()</w:t>
+      </w:r>
+    </w:p>
+    <w:p>
+      <w:pPr>
+        <w:spacing w:before="0" w:after="120"/>
+        <w:ind w:left="454"/>
+      </w:pPr>
+      <w:r>
+        <w:rPr>
+          <w:rFonts w:ascii="Microsoft YaHei" w:hAnsi="Microsoft YaHei"/>
+          <w:sz w:val="21"/>
+        </w:rPr>
+        <w:t>★ 注意：只返回动作值（相比 REINFORCE 的 get_action 少返回了 trace）。因为 AC 的训练数据不需要重放整局——每步即时用 V(s) 算 Advantage，无需回溯。</w:t>
+      </w:r>
+    </w:p>
+    <w:p>
+      <w:pPr>
+        <w:spacing w:before="120" w:after="40"/>
+      </w:pPr>
+      <w:r>
+        <w:rPr>
+          <w:color w:val="999999"/>
+          <w:sz w:val="16"/>
+        </w:rPr>
+        <w:t xml:space="preserve">  L100  </w:t>
+      </w:r>
+      <w:r>
+        <w:rPr>
+          <w:rFonts w:ascii="Consolas" w:hAnsi="Consolas"/>
+          <w:b/>
+          <w:color w:val="1F3A5F"/>
+          <w:sz w:val="20"/>
+        </w:rPr>
+        <w:t>def evaluate(self, state, action):</w:t>
+      </w:r>
+    </w:p>
+    <w:p>
+      <w:pPr>
+        <w:spacing w:before="0" w:after="120"/>
+        <w:ind w:left="454"/>
+      </w:pPr>
+      <w:r>
+        <w:rPr>
+          <w:rFonts w:ascii="Microsoft YaHei" w:hAnsi="Microsoft YaHei"/>
+          <w:sz w:val="21"/>
+        </w:rPr>
+        <w:t>计算 log_prob（带梯度，训练用）。</w:t>
+      </w:r>
+    </w:p>
+    <w:p>
+      <w:pPr>
+        <w:spacing w:before="120" w:after="40"/>
+      </w:pPr>
+      <w:r>
+        <w:rPr>
+          <w:color w:val="999999"/>
+          <w:sz w:val="16"/>
+        </w:rPr>
+        <w:t xml:space="preserve">  L102  </w:t>
+      </w:r>
+      <w:r>
+        <w:rPr>
+          <w:rFonts w:ascii="Consolas" w:hAnsi="Consolas"/>
+          <w:b/>
+          <w:color w:val="1F3A5F"/>
+          <w:sz w:val="20"/>
+        </w:rPr>
+        <w:t>mean, std = self.forward(state)</w:t>
+      </w:r>
+    </w:p>
+    <w:p>
+      <w:pPr>
+        <w:spacing w:before="0" w:after="120"/>
+        <w:ind w:left="454"/>
+      </w:pPr>
+      <w:r>
+        <w:rPr>
+          <w:rFonts w:ascii="Microsoft YaHei" w:hAnsi="Microsoft YaHei"/>
+          <w:sz w:val="21"/>
+        </w:rPr>
+        <w:t>前向。</w:t>
+      </w:r>
+    </w:p>
+    <w:p>
+      <w:pPr>
+        <w:spacing w:before="120" w:after="40"/>
+      </w:pPr>
+      <w:r>
+        <w:rPr>
+          <w:color w:val="999999"/>
+          <w:sz w:val="16"/>
+        </w:rPr>
+        <w:t xml:space="preserve">  L103  </w:t>
+      </w:r>
+      <w:r>
+        <w:rPr>
+          <w:rFonts w:ascii="Consolas" w:hAnsi="Consolas"/>
+          <w:b/>
+          <w:color w:val="1F3A5F"/>
+          <w:sz w:val="20"/>
+        </w:rPr>
+        <w:t>m = dist.Normal(mean, std)</w:t>
+      </w:r>
+    </w:p>
+    <w:p>
+      <w:pPr>
+        <w:spacing w:before="0" w:after="120"/>
+        <w:ind w:left="454"/>
+      </w:pPr>
+      <w:r>
+        <w:rPr>
+          <w:rFonts w:ascii="Microsoft YaHei" w:hAnsi="Microsoft YaHei"/>
+          <w:sz w:val="21"/>
+        </w:rPr>
+        <w:t>构建分布。</w:t>
+      </w:r>
+    </w:p>
+    <w:p>
+      <w:pPr>
+        <w:spacing w:before="120" w:after="40"/>
+      </w:pPr>
+      <w:r>
+        <w:rPr>
+          <w:color w:val="999999"/>
+          <w:sz w:val="16"/>
+        </w:rPr>
+        <w:t xml:space="preserve">  L104  </w:t>
+      </w:r>
+      <w:r>
+        <w:rPr>
+          <w:rFonts w:ascii="Consolas" w:hAnsi="Consolas"/>
+          <w:b/>
+          <w:color w:val="1F3A5F"/>
+          <w:sz w:val="20"/>
+        </w:rPr>
+        <w:t>log_prob = m.log_prob(action)</w:t>
+      </w:r>
+    </w:p>
+    <w:p>
+      <w:pPr>
+        <w:spacing w:before="0" w:after="120"/>
+        <w:ind w:left="454"/>
+      </w:pPr>
+      <w:r>
+        <w:rPr>
+          <w:rFonts w:ascii="Microsoft YaHei" w:hAnsi="Microsoft YaHei"/>
+          <w:sz w:val="21"/>
+        </w:rPr>
+        <w:t>对数概率。</w:t>
+      </w:r>
+    </w:p>
+    <w:p>
+      <w:pPr>
+        <w:spacing w:before="120" w:after="40"/>
+      </w:pPr>
+      <w:r>
+        <w:rPr>
+          <w:color w:val="999999"/>
+          <w:sz w:val="16"/>
+        </w:rPr>
+        <w:t xml:space="preserve">  L105  </w:t>
+      </w:r>
+      <w:r>
+        <w:rPr>
+          <w:rFonts w:ascii="Consolas" w:hAnsi="Consolas"/>
+          <w:b/>
+          <w:color w:val="1F3A5F"/>
+          <w:sz w:val="20"/>
+        </w:rPr>
+        <w:t>return log_prob</w:t>
+      </w:r>
+    </w:p>
+    <w:p>
+      <w:pPr>
+        <w:spacing w:before="0" w:after="120"/>
+        <w:ind w:left="454"/>
+      </w:pPr>
+      <w:r>
+        <w:rPr>
+          <w:rFonts w:ascii="Microsoft YaHei" w:hAnsi="Microsoft YaHei"/>
+          <w:sz w:val="21"/>
+        </w:rPr>
+        <w:t>返回 log_prob。</w:t>
+      </w:r>
+    </w:p>
+    <w:p>
+      <w:r>
+        <w:br w:type="page"/>
+      </w:r>
+    </w:p>
+    <w:p>
+      <w:pPr>
+        <w:pStyle w:val="Heading1"/>
+      </w:pPr>
+      <w:r>
+        <w:rPr>
+          <w:color w:val="1F3A5F"/>
+        </w:rPr>
+        <w:t>五、Critic 网络（108-126 行）—— 本文件核心新增</w:t>
+      </w:r>
+    </w:p>
+    <w:p>
       <w:pPr>
         <w:spacing w:after="60"/>
       </w:pPr>
@@ -1481,9 +2204,2901 @@
         <w:rPr>
           <w:rFonts w:ascii="Microsoft YaHei" w:hAnsi="Microsoft YaHei"/>
           <w:b/>
+          <w:sz w:val="24"/>
+        </w:rPr>
+        <w:t>Critic 是 AC 相比 REINFORCE 唯一新增的组件，但它一举解决了"等整局"的问题。类比：REINFORCE 是考完试看总分才知道学得怎么样，AC 是边做边有老师告诉你"这步做得对不对"。</w:t>
+      </w:r>
+    </w:p>
+    <w:p>
+      <w:pPr>
+        <w:spacing w:before="120" w:after="40"/>
+      </w:pPr>
+      <w:r>
+        <w:rPr>
+          <w:color w:val="999999"/>
+          <w:sz w:val="16"/>
+        </w:rPr>
+        <w:t xml:space="preserve">  L108  </w:t>
+      </w:r>
+      <w:r>
+        <w:rPr>
+          <w:rFonts w:ascii="Consolas" w:hAnsi="Consolas"/>
+          <w:b/>
+          <w:color w:val="1F3A5F"/>
+          <w:sz w:val="20"/>
+        </w:rPr>
+        <w:t>class Critic(nn.Module):</w:t>
+      </w:r>
+    </w:p>
+    <w:p>
+      <w:pPr>
+        <w:spacing w:before="0" w:after="120"/>
+        <w:ind w:left="454"/>
+      </w:pPr>
+      <w:r>
+        <w:rPr>
+          <w:rFonts w:ascii="Microsoft YaHei" w:hAnsi="Microsoft YaHei"/>
+          <w:sz w:val="21"/>
+        </w:rPr>
+        <w:t>★ Critic（评委）网络。作用：估计状态值 V(s)="当前状态值多少钱"（期望未来累计奖励）。REINFORCE 没有它——REINFORCE 要等整局跑完用真实 G_t 评价；Critic 给出"预估值"，不用等结局。</w:t>
+      </w:r>
+    </w:p>
+    <w:p>
+      <w:pPr>
+        <w:spacing w:before="120" w:after="40"/>
+      </w:pPr>
+      <w:r>
+        <w:rPr>
+          <w:color w:val="999999"/>
+          <w:sz w:val="16"/>
+        </w:rPr>
+        <w:t xml:space="preserve">  L111  </w:t>
+      </w:r>
+      <w:r>
+        <w:rPr>
+          <w:rFonts w:ascii="Consolas" w:hAnsi="Consolas"/>
+          <w:b/>
+          <w:color w:val="1F3A5F"/>
+          <w:sz w:val="20"/>
+        </w:rPr>
+        <w:t>REINFORCE 没有这个——它要等整局跑完才知道好坏。</w:t>
+      </w:r>
+    </w:p>
+    <w:p>
+      <w:pPr>
+        <w:spacing w:before="0" w:after="120"/>
+        <w:ind w:left="454"/>
+      </w:pPr>
+      <w:r>
+        <w:rPr>
+          <w:rFonts w:ascii="Microsoft YaHei" w:hAnsi="Microsoft YaHei"/>
+          <w:sz w:val="21"/>
+        </w:rPr>
+        <w:t>docstring 再次强调对比。</w:t>
+      </w:r>
+    </w:p>
+    <w:p>
+      <w:pPr>
+        <w:spacing w:before="120" w:after="40"/>
+      </w:pPr>
+      <w:r>
+        <w:rPr>
+          <w:color w:val="999999"/>
+          <w:sz w:val="16"/>
+        </w:rPr>
+        <w:t xml:space="preserve">  L112  </w:t>
+      </w:r>
+      <w:r>
+        <w:rPr>
+          <w:rFonts w:ascii="Consolas" w:hAnsi="Consolas"/>
+          <w:b/>
+          <w:color w:val="1F3A5F"/>
+          <w:sz w:val="20"/>
+        </w:rPr>
+        <w:t>Critic 的作用是"预估"当前状态值多少钱，不用等到整局结束。</w:t>
+      </w:r>
+    </w:p>
+    <w:p>
+      <w:pPr>
+        <w:spacing w:before="0" w:after="120"/>
+        <w:ind w:left="454"/>
+      </w:pPr>
+      <w:r>
+        <w:rPr>
+          <w:rFonts w:ascii="Microsoft YaHei" w:hAnsi="Microsoft YaHei"/>
+          <w:sz w:val="21"/>
+        </w:rPr>
+        <w:t>★ 核心定位：V(s) 是"预估价"，不是真实值。</w:t>
+      </w:r>
+    </w:p>
+    <w:p>
+      <w:pPr>
+        <w:spacing w:before="120" w:after="40"/>
+      </w:pPr>
+      <w:r>
+        <w:rPr>
+          <w:color w:val="999999"/>
+          <w:sz w:val="16"/>
+        </w:rPr>
+        <w:t xml:space="preserve">  L115  </w:t>
+      </w:r>
+      <w:r>
+        <w:rPr>
+          <w:rFonts w:ascii="Consolas" w:hAnsi="Consolas"/>
+          <w:b/>
+          <w:color w:val="1F3A5F"/>
+          <w:sz w:val="20"/>
+        </w:rPr>
+        <w:t>def __init__(self, state_dim=2, hidden=64):</w:t>
+      </w:r>
+    </w:p>
+    <w:p>
+      <w:pPr>
+        <w:spacing w:before="0" w:after="120"/>
+        <w:ind w:left="454"/>
+      </w:pPr>
+      <w:r>
+        <w:rPr>
+          <w:rFonts w:ascii="Microsoft YaHei" w:hAnsi="Microsoft YaHei"/>
+          <w:sz w:val="21"/>
+        </w:rPr>
+        <w:t>构造函数。输入状态维度 2，隐藏 64。</w:t>
+      </w:r>
+    </w:p>
+    <w:p>
+      <w:pPr>
+        <w:spacing w:before="120" w:after="40"/>
+      </w:pPr>
+      <w:r>
+        <w:rPr>
+          <w:color w:val="999999"/>
+          <w:sz w:val="16"/>
+        </w:rPr>
+        <w:t xml:space="preserve">  L117  </w:t>
+      </w:r>
+      <w:r>
+        <w:rPr>
+          <w:rFonts w:ascii="Consolas" w:hAnsi="Consolas"/>
+          <w:b/>
+          <w:color w:val="1F3A5F"/>
+          <w:sz w:val="20"/>
+        </w:rPr>
+        <w:t>self.net = nn.Sequential(</w:t>
+      </w:r>
+    </w:p>
+    <w:p>
+      <w:pPr>
+        <w:spacing w:before="0" w:after="120"/>
+        <w:ind w:left="454"/>
+      </w:pPr>
+      <w:r>
+        <w:rPr>
+          <w:rFonts w:ascii="Microsoft YaHei" w:hAnsi="Microsoft YaHei"/>
+          <w:sz w:val="21"/>
+        </w:rPr>
+        <w:t>顺序网络。</w:t>
+      </w:r>
+    </w:p>
+    <w:p>
+      <w:pPr>
+        <w:spacing w:before="120" w:after="40"/>
+      </w:pPr>
+      <w:r>
+        <w:rPr>
+          <w:color w:val="999999"/>
+          <w:sz w:val="16"/>
+        </w:rPr>
+        <w:t xml:space="preserve">  L118  </w:t>
+      </w:r>
+      <w:r>
+        <w:rPr>
+          <w:rFonts w:ascii="Consolas" w:hAnsi="Consolas"/>
+          <w:b/>
+          <w:color w:val="1F3A5F"/>
+          <w:sz w:val="20"/>
+        </w:rPr>
+        <w:t>nn.Linear(state_dim, hidden),</w:t>
+      </w:r>
+    </w:p>
+    <w:p>
+      <w:pPr>
+        <w:spacing w:before="0" w:after="120"/>
+        <w:ind w:left="454"/>
+      </w:pPr>
+      <w:r>
+        <w:rPr>
+          <w:rFonts w:ascii="Microsoft YaHei" w:hAnsi="Microsoft YaHei"/>
+          <w:sz w:val="21"/>
+        </w:rPr>
+        <w:t>输入层：2 → 64。</w:t>
+      </w:r>
+    </w:p>
+    <w:p>
+      <w:pPr>
+        <w:spacing w:before="120" w:after="40"/>
+      </w:pPr>
+      <w:r>
+        <w:rPr>
+          <w:color w:val="999999"/>
+          <w:sz w:val="16"/>
+        </w:rPr>
+        <w:t xml:space="preserve">  L119  </w:t>
+      </w:r>
+      <w:r>
+        <w:rPr>
+          <w:rFonts w:ascii="Consolas" w:hAnsi="Consolas"/>
+          <w:b/>
+          <w:color w:val="1F3A5F"/>
+          <w:sz w:val="20"/>
+        </w:rPr>
+        <w:t>nn.ReLU(),</w:t>
+      </w:r>
+    </w:p>
+    <w:p>
+      <w:pPr>
+        <w:spacing w:before="0" w:after="120"/>
+        <w:ind w:left="454"/>
+      </w:pPr>
+      <w:r>
+        <w:rPr>
+          <w:rFonts w:ascii="Microsoft YaHei" w:hAnsi="Microsoft YaHei"/>
+          <w:sz w:val="21"/>
+        </w:rPr>
+        <w:t>激活。</w:t>
+      </w:r>
+    </w:p>
+    <w:p>
+      <w:pPr>
+        <w:spacing w:before="120" w:after="40"/>
+      </w:pPr>
+      <w:r>
+        <w:rPr>
+          <w:color w:val="999999"/>
+          <w:sz w:val="16"/>
+        </w:rPr>
+        <w:t xml:space="preserve">  L120  </w:t>
+      </w:r>
+      <w:r>
+        <w:rPr>
+          <w:rFonts w:ascii="Consolas" w:hAnsi="Consolas"/>
+          <w:b/>
+          <w:color w:val="1F3A5F"/>
+          <w:sz w:val="20"/>
+        </w:rPr>
+        <w:t>nn.Linear(hidden, hidden),</w:t>
+      </w:r>
+    </w:p>
+    <w:p>
+      <w:pPr>
+        <w:spacing w:before="0" w:after="120"/>
+        <w:ind w:left="454"/>
+      </w:pPr>
+      <w:r>
+        <w:rPr>
+          <w:rFonts w:ascii="Microsoft YaHei" w:hAnsi="Microsoft YaHei"/>
+          <w:sz w:val="21"/>
+        </w:rPr>
+        <w:t>隐藏层：64 → 64。</w:t>
+      </w:r>
+    </w:p>
+    <w:p>
+      <w:pPr>
+        <w:spacing w:before="120" w:after="40"/>
+      </w:pPr>
+      <w:r>
+        <w:rPr>
+          <w:color w:val="999999"/>
+          <w:sz w:val="16"/>
+        </w:rPr>
+        <w:t xml:space="preserve">  L121  </w:t>
+      </w:r>
+      <w:r>
+        <w:rPr>
+          <w:rFonts w:ascii="Consolas" w:hAnsi="Consolas"/>
+          <w:b/>
+          <w:color w:val="1F3A5F"/>
+          <w:sz w:val="20"/>
+        </w:rPr>
+        <w:t>nn.ReLU(),</w:t>
+      </w:r>
+    </w:p>
+    <w:p>
+      <w:pPr>
+        <w:spacing w:before="0" w:after="120"/>
+        <w:ind w:left="454"/>
+      </w:pPr>
+      <w:r>
+        <w:rPr>
+          <w:rFonts w:ascii="Microsoft YaHei" w:hAnsi="Microsoft YaHei"/>
+          <w:sz w:val="21"/>
+        </w:rPr>
+        <w:t>激活。</w:t>
+      </w:r>
+    </w:p>
+    <w:p>
+      <w:pPr>
+        <w:spacing w:before="120" w:after="40"/>
+      </w:pPr>
+      <w:r>
+        <w:rPr>
+          <w:color w:val="999999"/>
+          <w:sz w:val="16"/>
+        </w:rPr>
+        <w:t xml:space="preserve">  L122  </w:t>
+      </w:r>
+      <w:r>
+        <w:rPr>
+          <w:rFonts w:ascii="Consolas" w:hAnsi="Consolas"/>
+          <w:b/>
+          <w:color w:val="1F3A5F"/>
+          <w:sz w:val="20"/>
+        </w:rPr>
+        <w:t>nn.Linear(hidden, 1)  # 输出一个标量 V(s)</w:t>
+      </w:r>
+    </w:p>
+    <w:p>
+      <w:pPr>
+        <w:spacing w:before="0" w:after="120"/>
+        <w:ind w:left="454"/>
+      </w:pPr>
+      <w:r>
+        <w:rPr>
+          <w:rFonts w:ascii="Microsoft YaHei" w:hAnsi="Microsoft YaHei"/>
+          <w:sz w:val="21"/>
+        </w:rPr>
+        <w:t>★ 输出层：64 → 1，单个标量 V(s)。注意结构差异：Actor 输出 2 个值（μ 和 σ），Critic 只输出 1 个标量（状态价值）。</w:t>
+      </w:r>
+    </w:p>
+    <w:p>
+      <w:pPr>
+        <w:spacing w:before="120" w:after="40"/>
+      </w:pPr>
+      <w:r>
+        <w:rPr>
+          <w:color w:val="999999"/>
+          <w:sz w:val="16"/>
+        </w:rPr>
+        <w:t xml:space="preserve">  L125  </w:t>
+      </w:r>
+      <w:r>
+        <w:rPr>
+          <w:rFonts w:ascii="Consolas" w:hAnsi="Consolas"/>
+          <w:b/>
+          <w:color w:val="1F3A5F"/>
+          <w:sz w:val="20"/>
+        </w:rPr>
+        <w:t>def forward(self, x):</w:t>
+      </w:r>
+    </w:p>
+    <w:p>
+      <w:pPr>
+        <w:spacing w:before="0" w:after="120"/>
+        <w:ind w:left="454"/>
+      </w:pPr>
+      <w:r>
+        <w:rPr>
+          <w:rFonts w:ascii="Microsoft YaHei" w:hAnsi="Microsoft YaHei"/>
+          <w:sz w:val="21"/>
+        </w:rPr>
+        <w:t>前向传播。</w:t>
+      </w:r>
+    </w:p>
+    <w:p>
+      <w:pPr>
+        <w:spacing w:before="120" w:after="40"/>
+      </w:pPr>
+      <w:r>
+        <w:rPr>
+          <w:color w:val="999999"/>
+          <w:sz w:val="16"/>
+        </w:rPr>
+        <w:t xml:space="preserve">  L126  </w:t>
+      </w:r>
+      <w:r>
+        <w:rPr>
+          <w:rFonts w:ascii="Consolas" w:hAnsi="Consolas"/>
+          <w:b/>
+          <w:color w:val="1F3A5F"/>
+          <w:sz w:val="20"/>
+        </w:rPr>
+        <w:t>return self.net(x)</w:t>
+      </w:r>
+    </w:p>
+    <w:p>
+      <w:pPr>
+        <w:spacing w:before="0" w:after="120"/>
+        <w:ind w:left="454"/>
+      </w:pPr>
+      <w:r>
+        <w:rPr>
+          <w:rFonts w:ascii="Microsoft YaHei" w:hAnsi="Microsoft YaHei"/>
+          <w:sz w:val="21"/>
+        </w:rPr>
+        <w:t>直接返回 V(s) 预测值。</w:t>
+      </w:r>
+    </w:p>
+    <w:p>
+      <w:r>
+        <w:br w:type="page"/>
+      </w:r>
+    </w:p>
+    <w:p>
+      <w:pPr>
+        <w:pStyle w:val="Heading1"/>
+      </w:pPr>
+      <w:r>
+        <w:rPr>
+          <w:color w:val="1F3A5F"/>
+        </w:rPr>
+        <w:t>六、actor_critic() 算法逐行精讲（130-228 行）</w:t>
+      </w:r>
+    </w:p>
+    <w:p>
+      <w:pPr>
+        <w:spacing w:after="60"/>
+      </w:pPr>
+      <w:r>
+        <w:rPr>
+          <w:rFonts w:ascii="Microsoft YaHei" w:hAnsi="Microsoft YaHei"/>
+          <w:b/>
+          <w:sz w:val="24"/>
+        </w:rPr>
+        <w:t>算法骨架见 docstring。核心是"每步循环里同时更新两个网络"。我们按每步流程走查。</w:t>
+      </w:r>
+    </w:p>
+    <w:p>
+      <w:pPr>
+        <w:pStyle w:val="Heading2"/>
+      </w:pPr>
+      <w:r>
+        <w:rPr>
+          <w:color w:val="1F3A5F"/>
+        </w:rPr>
+        <w:t>6.1 初始化（148-164 行）</w:t>
+      </w:r>
+    </w:p>
+    <w:p>
+      <w:pPr>
+        <w:spacing w:before="120" w:after="40"/>
+      </w:pPr>
+      <w:r>
+        <w:rPr>
+          <w:color w:val="999999"/>
+          <w:sz w:val="16"/>
+        </w:rPr>
+        <w:t xml:space="preserve">  L148  </w:t>
+      </w:r>
+      <w:r>
+        <w:rPr>
+          <w:rFonts w:ascii="Consolas" w:hAnsi="Consolas"/>
+          <w:b/>
+          <w:color w:val="1F3A5F"/>
+          <w:sz w:val="20"/>
+        </w:rPr>
+        <w:t>env = EMSEnv()</w:t>
+      </w:r>
+    </w:p>
+    <w:p>
+      <w:pPr>
+        <w:spacing w:before="0" w:after="120"/>
+        <w:ind w:left="454"/>
+      </w:pPr>
+      <w:r>
+        <w:rPr>
+          <w:rFonts w:ascii="Microsoft YaHei" w:hAnsi="Microsoft YaHei"/>
+          <w:sz w:val="21"/>
+        </w:rPr>
+        <w:t>创建环境。</w:t>
+      </w:r>
+    </w:p>
+    <w:p>
+      <w:pPr>
+        <w:spacing w:before="120" w:after="40"/>
+      </w:pPr>
+      <w:r>
+        <w:rPr>
+          <w:color w:val="999999"/>
+          <w:sz w:val="16"/>
+        </w:rPr>
+        <w:t xml:space="preserve">  L149  </w:t>
+      </w:r>
+      <w:r>
+        <w:rPr>
+          <w:rFonts w:ascii="Consolas" w:hAnsi="Consolas"/>
+          <w:b/>
+          <w:color w:val="1F3A5F"/>
+          <w:sz w:val="20"/>
+        </w:rPr>
+        <w:t>actor = Actor()</w:t>
+      </w:r>
+    </w:p>
+    <w:p>
+      <w:pPr>
+        <w:spacing w:before="0" w:after="120"/>
+        <w:ind w:left="454"/>
+      </w:pPr>
+      <w:r>
+        <w:rPr>
+          <w:rFonts w:ascii="Microsoft YaHei" w:hAnsi="Microsoft YaHei"/>
+          <w:sz w:val="21"/>
+        </w:rPr>
+        <w:t>创建 Actor 网络。</w:t>
+      </w:r>
+    </w:p>
+    <w:p>
+      <w:pPr>
+        <w:spacing w:before="120" w:after="40"/>
+      </w:pPr>
+      <w:r>
+        <w:rPr>
+          <w:color w:val="999999"/>
+          <w:sz w:val="16"/>
+        </w:rPr>
+        <w:t xml:space="preserve">  L150  </w:t>
+      </w:r>
+      <w:r>
+        <w:rPr>
+          <w:rFonts w:ascii="Consolas" w:hAnsi="Consolas"/>
+          <w:b/>
+          <w:color w:val="1F3A5F"/>
+          <w:sz w:val="20"/>
+        </w:rPr>
+        <w:t>critic = Critic()</w:t>
+      </w:r>
+    </w:p>
+    <w:p>
+      <w:pPr>
+        <w:spacing w:before="0" w:after="120"/>
+        <w:ind w:left="454"/>
+      </w:pPr>
+      <w:r>
+        <w:rPr>
+          <w:rFonts w:ascii="Microsoft YaHei" w:hAnsi="Microsoft YaHei"/>
+          <w:sz w:val="21"/>
+        </w:rPr>
+        <w:t>★ 创建 Critic 网络——REINFORCE 没有的东西。</w:t>
+      </w:r>
+    </w:p>
+    <w:p>
+      <w:pPr>
+        <w:spacing w:before="120" w:after="40"/>
+      </w:pPr>
+      <w:r>
+        <w:rPr>
+          <w:color w:val="999999"/>
+          <w:sz w:val="16"/>
+        </w:rPr>
+        <w:t xml:space="preserve">  L151  </w:t>
+      </w:r>
+      <w:r>
+        <w:rPr>
+          <w:rFonts w:ascii="Consolas" w:hAnsi="Consolas"/>
+          <w:b/>
+          <w:color w:val="1F3A5F"/>
+          <w:sz w:val="20"/>
+        </w:rPr>
+        <w:t>actor_opt = optim.Adam(actor.parameters(), lr=lr)</w:t>
+      </w:r>
+    </w:p>
+    <w:p>
+      <w:pPr>
+        <w:spacing w:before="0" w:after="120"/>
+        <w:ind w:left="454"/>
+      </w:pPr>
+      <w:r>
+        <w:rPr>
+          <w:rFonts w:ascii="Microsoft YaHei" w:hAnsi="Microsoft YaHei"/>
+          <w:sz w:val="21"/>
+        </w:rPr>
+        <w:t>Actor 优化器（lr=0.001）。</w:t>
+      </w:r>
+    </w:p>
+    <w:p>
+      <w:pPr>
+        <w:spacing w:before="120" w:after="40"/>
+      </w:pPr>
+      <w:r>
+        <w:rPr>
+          <w:color w:val="999999"/>
+          <w:sz w:val="16"/>
+        </w:rPr>
+        <w:t xml:space="preserve">  L152  </w:t>
+      </w:r>
+      <w:r>
+        <w:rPr>
+          <w:rFonts w:ascii="Consolas" w:hAnsi="Consolas"/>
+          <w:b/>
+          <w:color w:val="1F3A5F"/>
+          <w:sz w:val="20"/>
+        </w:rPr>
+        <w:t>critic_opt = optim.Adam(critic.parameters(), lr=lr * 2)  # Critic 学快一点</w:t>
+      </w:r>
+    </w:p>
+    <w:p>
+      <w:pPr>
+        <w:spacing w:before="0" w:after="120"/>
+        <w:ind w:left="454"/>
+      </w:pPr>
+      <w:r>
+        <w:rPr>
+          <w:rFonts w:ascii="Microsoft YaHei" w:hAnsi="Microsoft YaHei"/>
+          <w:sz w:val="21"/>
+        </w:rPr>
+        <w:t>★ Critic 优化器，学习率是 Actor 的两倍。为什么？Critic 要先"学好"才能给出可靠评价，评价准了 Actor 才学得好——所以让它跑快点。</w:t>
+      </w:r>
+    </w:p>
+    <w:p>
+      <w:pPr>
+        <w:spacing w:before="120" w:after="40"/>
+      </w:pPr>
+      <w:r>
+        <w:rPr>
+          <w:color w:val="999999"/>
+          <w:sz w:val="16"/>
+        </w:rPr>
+        <w:t xml:space="preserve">  L153  </w:t>
+      </w:r>
+      <w:r>
+        <w:rPr>
+          <w:rFonts w:ascii="Consolas" w:hAnsi="Consolas"/>
+          <w:b/>
+          <w:color w:val="1F3A5F"/>
+          <w:sz w:val="20"/>
+        </w:rPr>
+        <w:t>loss_fn = nn.MSELoss()</w:t>
+      </w:r>
+    </w:p>
+    <w:p>
+      <w:pPr>
+        <w:spacing w:before="0" w:after="120"/>
+        <w:ind w:left="454"/>
+      </w:pPr>
+      <w:r>
+        <w:rPr>
+          <w:rFonts w:ascii="Microsoft YaHei" w:hAnsi="Microsoft YaHei"/>
+          <w:sz w:val="21"/>
+        </w:rPr>
+        <w:t>MSE 损失：Critic 的训练指标（V(s) 与 target 的平方差）。</w:t>
+      </w:r>
+    </w:p>
+    <w:p>
+      <w:pPr>
+        <w:spacing w:before="120" w:after="40"/>
+      </w:pPr>
+      <w:r>
+        <w:rPr>
+          <w:color w:val="999999"/>
+          <w:sz w:val="16"/>
+        </w:rPr>
+        <w:t xml:space="preserve">  L164  </w:t>
+      </w:r>
+      <w:r>
+        <w:rPr>
+          <w:rFonts w:ascii="Consolas" w:hAnsi="Consolas"/>
+          <w:b/>
+          <w:color w:val="1F3A5F"/>
+          <w:sz w:val="20"/>
+        </w:rPr>
+        <w:t>gamma = 0.99</w:t>
+      </w:r>
+    </w:p>
+    <w:p>
+      <w:pPr>
+        <w:spacing w:before="0" w:after="120"/>
+        <w:ind w:left="454"/>
+      </w:pPr>
+      <w:r>
+        <w:rPr>
+          <w:rFonts w:ascii="Microsoft YaHei" w:hAnsi="Microsoft YaHei"/>
+          <w:sz w:val="21"/>
+        </w:rPr>
+        <w:t>折扣因子，用于 Advantage 和 TD target。</w:t>
+      </w:r>
+    </w:p>
+    <w:p>
+      <w:pPr>
+        <w:pStyle w:val="Heading2"/>
+      </w:pPr>
+      <w:r>
+        <w:rPr>
+          <w:color w:val="1F3A5F"/>
+        </w:rPr>
+        <w:t>6.2 每步循环（166-216 行）</w:t>
+      </w:r>
+    </w:p>
+    <w:p>
+      <w:pPr>
+        <w:spacing w:before="120" w:after="40"/>
+      </w:pPr>
+      <w:r>
+        <w:rPr>
+          <w:color w:val="999999"/>
+          <w:sz w:val="16"/>
+        </w:rPr>
+        <w:t xml:space="preserve">  L166  </w:t>
+      </w:r>
+      <w:r>
+        <w:rPr>
+          <w:rFonts w:ascii="Consolas" w:hAnsi="Consolas"/>
+          <w:b/>
+          <w:color w:val="1F3A5F"/>
+          <w:sz w:val="20"/>
+        </w:rPr>
+        <w:t>for ep in range(1, episodes + 1):</w:t>
+      </w:r>
+    </w:p>
+    <w:p>
+      <w:pPr>
+        <w:spacing w:before="0" w:after="120"/>
+        <w:ind w:left="454"/>
+      </w:pPr>
+      <w:r>
+        <w:rPr>
+          <w:rFonts w:ascii="Microsoft YaHei" w:hAnsi="Microsoft YaHei"/>
+          <w:sz w:val="21"/>
+        </w:rPr>
+        <w:t>训练局循环。</w:t>
+      </w:r>
+    </w:p>
+    <w:p>
+      <w:pPr>
+        <w:spacing w:before="120" w:after="40"/>
+      </w:pPr>
+      <w:r>
+        <w:rPr>
+          <w:color w:val="999999"/>
+          <w:sz w:val="16"/>
+        </w:rPr>
+        <w:t xml:space="preserve">  L167  </w:t>
+      </w:r>
+      <w:r>
+        <w:rPr>
+          <w:rFonts w:ascii="Consolas" w:hAnsi="Consolas"/>
+          <w:b/>
+          <w:color w:val="1F3A5F"/>
+          <w:sz w:val="20"/>
+        </w:rPr>
+        <w:t>s = env.reset()</w:t>
+      </w:r>
+    </w:p>
+    <w:p>
+      <w:pPr>
+        <w:spacing w:before="0" w:after="120"/>
+        <w:ind w:left="454"/>
+      </w:pPr>
+      <w:r>
+        <w:rPr>
+          <w:rFonts w:ascii="Microsoft YaHei" w:hAnsi="Microsoft YaHei"/>
+          <w:sz w:val="21"/>
+        </w:rPr>
+        <w:t>重置环境。</w:t>
+      </w:r>
+    </w:p>
+    <w:p>
+      <w:pPr>
+        <w:spacing w:before="120" w:after="40"/>
+      </w:pPr>
+      <w:r>
+        <w:rPr>
+          <w:color w:val="999999"/>
+          <w:sz w:val="16"/>
+        </w:rPr>
+        <w:t xml:space="preserve">  L172  </w:t>
+      </w:r>
+      <w:r>
+        <w:rPr>
+          <w:rFonts w:ascii="Consolas" w:hAnsi="Consolas"/>
+          <w:b/>
+          <w:color w:val="1F3A5F"/>
+          <w:sz w:val="20"/>
+        </w:rPr>
+        <w:t>while not done:</w:t>
+      </w:r>
+    </w:p>
+    <w:p>
+      <w:pPr>
+        <w:spacing w:before="0" w:after="120"/>
+        <w:ind w:left="454"/>
+      </w:pPr>
+      <w:r>
+        <w:rPr>
+          <w:rFonts w:ascii="Microsoft YaHei" w:hAnsi="Microsoft YaHei"/>
+          <w:sz w:val="21"/>
+        </w:rPr>
+        <w:t>内层：一直走到终止。</w:t>
+      </w:r>
+    </w:p>
+    <w:p>
+      <w:pPr>
+        <w:spacing w:before="120" w:after="40"/>
+      </w:pPr>
+      <w:r>
+        <w:rPr>
+          <w:color w:val="999999"/>
+          <w:sz w:val="16"/>
+        </w:rPr>
+        <w:t xml:space="preserve">  L174  </w:t>
+      </w:r>
+      <w:r>
+        <w:rPr>
+          <w:rFonts w:ascii="Consolas" w:hAnsi="Consolas"/>
+          <w:b/>
+          <w:color w:val="1F3A5F"/>
+          <w:sz w:val="20"/>
+        </w:rPr>
+        <w:t>a = actor.get_action(s)</w:t>
+      </w:r>
+    </w:p>
+    <w:p>
+      <w:pPr>
+        <w:spacing w:before="0" w:after="120"/>
+        <w:ind w:left="454"/>
+      </w:pPr>
+      <w:r>
+        <w:rPr>
+          <w:rFonts w:ascii="Microsoft YaHei" w:hAnsi="Microsoft YaHei"/>
+          <w:sz w:val="21"/>
+        </w:rPr>
+        <w:t>★ Actor 选动作（和 REINFORCE 一样采样得连续值）。</w:t>
+      </w:r>
+    </w:p>
+    <w:p>
+      <w:pPr>
+        <w:spacing w:before="120" w:after="40"/>
+      </w:pPr>
+      <w:r>
+        <w:rPr>
+          <w:color w:val="999999"/>
+          <w:sz w:val="16"/>
+        </w:rPr>
+        <w:t xml:space="preserve">  L177  </w:t>
+      </w:r>
+      <w:r>
+        <w:rPr>
+          <w:rFonts w:ascii="Consolas" w:hAnsi="Consolas"/>
+          <w:b/>
+          <w:color w:val="1F3A5F"/>
+          <w:sz w:val="20"/>
+        </w:rPr>
+        <w:t>sp, reward, done, _ = env.step(a)</w:t>
+      </w:r>
+    </w:p>
+    <w:p>
+      <w:pPr>
+        <w:spacing w:before="0" w:after="120"/>
+        <w:ind w:left="454"/>
+      </w:pPr>
+      <w:r>
+        <w:rPr>
+          <w:rFonts w:ascii="Microsoft YaHei" w:hAnsi="Microsoft YaHei"/>
+          <w:sz w:val="21"/>
+        </w:rPr>
+        <w:t>执行动作。</w:t>
+      </w:r>
+    </w:p>
+    <w:p>
+      <w:pPr>
+        <w:spacing w:before="120" w:after="40"/>
+      </w:pPr>
+      <w:r>
+        <w:rPr>
+          <w:color w:val="999999"/>
+          <w:sz w:val="16"/>
+        </w:rPr>
+        <w:t xml:space="preserve">  L180  </w:t>
+      </w:r>
+      <w:r>
+        <w:rPr>
+          <w:rFonts w:ascii="Consolas" w:hAnsi="Consolas"/>
+          <w:b/>
+          <w:color w:val="1F3A5F"/>
+          <w:sz w:val="20"/>
+        </w:rPr>
+        <w:t>s_t = torch.FloatTensor(s).unsqueeze(0)</w:t>
+      </w:r>
+    </w:p>
+    <w:p>
+      <w:pPr>
+        <w:spacing w:before="0" w:after="120"/>
+        <w:ind w:left="454"/>
+      </w:pPr>
+      <w:r>
+        <w:rPr>
+          <w:rFonts w:ascii="Microsoft YaHei" w:hAnsi="Microsoft YaHei"/>
+          <w:sz w:val="21"/>
+        </w:rPr>
+        <w:t>当前状态 → 张量 + batch 维。</w:t>
+      </w:r>
+    </w:p>
+    <w:p>
+      <w:pPr>
+        <w:spacing w:before="120" w:after="40"/>
+      </w:pPr>
+      <w:r>
+        <w:rPr>
+          <w:color w:val="999999"/>
+          <w:sz w:val="16"/>
+        </w:rPr>
+        <w:t xml:space="preserve">  L181  </w:t>
+      </w:r>
+      <w:r>
+        <w:rPr>
+          <w:rFonts w:ascii="Consolas" w:hAnsi="Consolas"/>
+          <w:b/>
+          <w:color w:val="1F3A5F"/>
+          <w:sz w:val="20"/>
+        </w:rPr>
+        <w:t>sp_t = torch.FloatTensor(sp).unsqueeze(0)</w:t>
+      </w:r>
+    </w:p>
+    <w:p>
+      <w:pPr>
+        <w:spacing w:before="0" w:after="120"/>
+        <w:ind w:left="454"/>
+      </w:pPr>
+      <w:r>
+        <w:rPr>
+          <w:rFonts w:ascii="Microsoft YaHei" w:hAnsi="Microsoft YaHei"/>
+          <w:sz w:val="21"/>
+        </w:rPr>
+        <w:t>下一状态 → 张量 + batch 维。</w:t>
+      </w:r>
+    </w:p>
+    <w:p>
+      <w:pPr>
+        <w:spacing w:before="120" w:after="40"/>
+      </w:pPr>
+      <w:r>
+        <w:rPr>
+          <w:color w:val="999999"/>
+          <w:sz w:val="16"/>
+        </w:rPr>
+        <w:t xml:space="preserve">  L182  </w:t>
+      </w:r>
+      <w:r>
+        <w:rPr>
+          <w:rFonts w:ascii="Consolas" w:hAnsi="Consolas"/>
+          <w:b/>
+          <w:color w:val="1F3A5F"/>
+          <w:sz w:val="20"/>
+        </w:rPr>
+        <w:t>a_t = torch.FloatTensor([a]).unsqueeze(0)</w:t>
+      </w:r>
+    </w:p>
+    <w:p>
+      <w:pPr>
+        <w:spacing w:before="0" w:after="120"/>
+        <w:ind w:left="454"/>
+      </w:pPr>
+      <w:r>
+        <w:rPr>
+          <w:rFonts w:ascii="Microsoft YaHei" w:hAnsi="Microsoft YaHei"/>
+          <w:sz w:val="21"/>
+        </w:rPr>
+        <w:t>动作 → 张量 + batch 维。</w:t>
+      </w:r>
+    </w:p>
+    <w:p>
+      <w:pPr>
+        <w:spacing w:before="120" w:after="40"/>
+      </w:pPr>
+      <w:r>
+        <w:rPr>
+          <w:color w:val="999999"/>
+          <w:sz w:val="16"/>
+        </w:rPr>
+        <w:t xml:space="preserve">  L183  </w:t>
+      </w:r>
+      <w:r>
+        <w:rPr>
+          <w:rFonts w:ascii="Consolas" w:hAnsi="Consolas"/>
+          <w:b/>
+          <w:color w:val="1F3A5F"/>
+          <w:sz w:val="20"/>
+        </w:rPr>
+        <w:t>r_t = torch.FloatTensor([reward])</w:t>
+      </w:r>
+    </w:p>
+    <w:p>
+      <w:pPr>
+        <w:spacing w:before="0" w:after="120"/>
+        <w:ind w:left="454"/>
+      </w:pPr>
+      <w:r>
+        <w:rPr>
+          <w:rFonts w:ascii="Microsoft YaHei" w:hAnsi="Microsoft YaHei"/>
+          <w:sz w:val="21"/>
+        </w:rPr>
+        <w:t>奖励 → 张量（标量包装）。</w:t>
+      </w:r>
+    </w:p>
+    <w:p>
+      <w:pPr>
+        <w:pStyle w:val="Heading2"/>
+      </w:pPr>
+      <w:r>
+        <w:rPr>
+          <w:color w:val="1F3A5F"/>
+        </w:rPr>
+        <w:t>6.3 计算 Advantage（185-193 行）—— 核心公式</w:t>
+      </w:r>
+    </w:p>
+    <w:p>
+      <w:pPr>
+        <w:spacing w:before="120" w:after="40"/>
+      </w:pPr>
+      <w:r>
+        <w:rPr>
+          <w:color w:val="999999"/>
+          <w:sz w:val="16"/>
+        </w:rPr>
+        <w:t xml:space="preserve">  L185  </w:t>
+      </w:r>
+      <w:r>
+        <w:rPr>
+          <w:rFonts w:ascii="Consolas" w:hAnsi="Consolas"/>
+          <w:b/>
+          <w:color w:val="1F3A5F"/>
+          <w:sz w:val="20"/>
+        </w:rPr>
+        <w:t># ---- 4. 算 Advantage ----</w:t>
+      </w:r>
+    </w:p>
+    <w:p>
+      <w:pPr>
+        <w:spacing w:before="0" w:after="120"/>
+        <w:ind w:left="454"/>
+      </w:pPr>
+      <w:r>
+        <w:rPr>
+          <w:rFonts w:ascii="Microsoft YaHei" w:hAnsi="Microsoft YaHei"/>
+          <w:sz w:val="21"/>
+        </w:rPr>
+        <w:t>注释标记。</w:t>
+      </w:r>
+    </w:p>
+    <w:p>
+      <w:pPr>
+        <w:spacing w:before="120" w:after="40"/>
+      </w:pPr>
+      <w:r>
+        <w:rPr>
+          <w:color w:val="999999"/>
+          <w:sz w:val="16"/>
+        </w:rPr>
+        <w:t xml:space="preserve">  L186  </w:t>
+      </w:r>
+      <w:r>
+        <w:rPr>
+          <w:rFonts w:ascii="Consolas" w:hAnsi="Consolas"/>
+          <w:b/>
+          <w:color w:val="1F3A5F"/>
+          <w:sz w:val="20"/>
+        </w:rPr>
+        <w:t>#  A = r + γ·V(s') - V(s)</w:t>
+      </w:r>
+    </w:p>
+    <w:p>
+      <w:pPr>
+        <w:spacing w:before="0" w:after="120"/>
+        <w:ind w:left="454"/>
+      </w:pPr>
+      <w:r>
+        <w:rPr>
+          <w:rFonts w:ascii="Microsoft YaHei" w:hAnsi="Microsoft YaHei"/>
+          <w:sz w:val="21"/>
+        </w:rPr>
+        <w:t>★ Advantage 公式。</w:t>
+      </w:r>
+    </w:p>
+    <w:p>
+      <w:pPr>
+        <w:spacing w:before="120" w:after="40"/>
+      </w:pPr>
+      <w:r>
+        <w:rPr>
+          <w:color w:val="999999"/>
+          <w:sz w:val="16"/>
+        </w:rPr>
+        <w:t xml:space="preserve">  L187  </w:t>
+      </w:r>
+      <w:r>
+        <w:rPr>
+          <w:rFonts w:ascii="Consolas" w:hAnsi="Consolas"/>
+          <w:b/>
+          <w:color w:val="1F3A5F"/>
+          <w:sz w:val="20"/>
+        </w:rPr>
+        <w:t>#  如果 A &gt; 0：这一步比预期好 → 增大这个动作的概率</w:t>
+      </w:r>
+    </w:p>
+    <w:p>
+      <w:pPr>
+        <w:spacing w:before="0" w:after="120"/>
+        <w:ind w:left="454"/>
+      </w:pPr>
+      <w:r>
+        <w:rPr>
+          <w:rFonts w:ascii="Microsoft YaHei" w:hAnsi="Microsoft YaHei"/>
+          <w:sz w:val="21"/>
+        </w:rPr>
+        <w:t>语义：实际结果优于预期 → 鼓励。</w:t>
+      </w:r>
+    </w:p>
+    <w:p>
+      <w:pPr>
+        <w:spacing w:before="120" w:after="40"/>
+      </w:pPr>
+      <w:r>
+        <w:rPr>
+          <w:color w:val="999999"/>
+          <w:sz w:val="16"/>
+        </w:rPr>
+        <w:t xml:space="preserve">  L188  </w:t>
+      </w:r>
+      <w:r>
+        <w:rPr>
+          <w:rFonts w:ascii="Consolas" w:hAnsi="Consolas"/>
+          <w:b/>
+          <w:color w:val="1F3A5F"/>
+          <w:sz w:val="20"/>
+        </w:rPr>
+        <w:t>#  如果 A &lt; 0：这一步比预期差 → 减小这个动作的概率</w:t>
+      </w:r>
+    </w:p>
+    <w:p>
+      <w:pPr>
+        <w:spacing w:before="0" w:after="120"/>
+        <w:ind w:left="454"/>
+      </w:pPr>
+      <w:r>
+        <w:rPr>
+          <w:rFonts w:ascii="Microsoft YaHei" w:hAnsi="Microsoft YaHei"/>
+          <w:sz w:val="21"/>
+        </w:rPr>
+        <w:t>语义：实际结果差于预期 → 抑制。</w:t>
+      </w:r>
+    </w:p>
+    <w:p>
+      <w:pPr>
+        <w:spacing w:before="120" w:after="40"/>
+      </w:pPr>
+      <w:r>
+        <w:rPr>
+          <w:color w:val="999999"/>
+          <w:sz w:val="16"/>
+        </w:rPr>
+        <w:t xml:space="preserve">  L189  </w:t>
+      </w:r>
+      <w:r>
+        <w:rPr>
+          <w:rFonts w:ascii="Consolas" w:hAnsi="Consolas"/>
+          <w:b/>
+          <w:color w:val="1F3A5F"/>
+          <w:sz w:val="20"/>
+        </w:rPr>
+        <w:t>V_s = critic(s_t)</w:t>
+      </w:r>
+    </w:p>
+    <w:p>
+      <w:pPr>
+        <w:spacing w:before="0" w:after="120"/>
+        <w:ind w:left="454"/>
+      </w:pPr>
+      <w:r>
+        <w:rPr>
+          <w:rFonts w:ascii="Microsoft YaHei" w:hAnsi="Microsoft YaHei"/>
+          <w:sz w:val="21"/>
+        </w:rPr>
+        <w:t>★ Critic 估当前状态值 V(s)。</w:t>
+      </w:r>
+    </w:p>
+    <w:p>
+      <w:pPr>
+        <w:spacing w:before="120" w:after="40"/>
+      </w:pPr>
+      <w:r>
+        <w:rPr>
+          <w:color w:val="999999"/>
+          <w:sz w:val="16"/>
+        </w:rPr>
+        <w:t xml:space="preserve">  L190  </w:t>
+      </w:r>
+      <w:r>
+        <w:rPr>
+          <w:rFonts w:ascii="Consolas" w:hAnsi="Consolas"/>
+          <w:b/>
+          <w:color w:val="1F3A5F"/>
+          <w:sz w:val="20"/>
+        </w:rPr>
+        <w:t>with torch.no_grad():</w:t>
+      </w:r>
+    </w:p>
+    <w:p>
+      <w:pPr>
+        <w:spacing w:before="0" w:after="120"/>
+        <w:ind w:left="454"/>
+      </w:pPr>
+      <w:r>
+        <w:rPr>
+          <w:rFonts w:ascii="Microsoft YaHei" w:hAnsi="Microsoft YaHei"/>
+          <w:sz w:val="21"/>
+        </w:rPr>
+        <w:t>关闭梯度：Advantage 是"评价"不是"训练目标"，不希望梯度流经 Critic 参与 Advantage 的误判（详见 8.3 注释）。</w:t>
+      </w:r>
+    </w:p>
+    <w:p>
+      <w:pPr>
+        <w:spacing w:before="120" w:after="40"/>
+      </w:pPr>
+      <w:r>
+        <w:rPr>
+          <w:color w:val="999999"/>
+          <w:sz w:val="16"/>
+        </w:rPr>
+        <w:t xml:space="preserve">  L191  </w:t>
+      </w:r>
+      <w:r>
+        <w:rPr>
+          <w:rFonts w:ascii="Consolas" w:hAnsi="Consolas"/>
+          <w:b/>
+          <w:color w:val="1F3A5F"/>
+          <w:sz w:val="20"/>
+        </w:rPr>
+        <w:t>V_sp = critic(sp_t)</w:t>
+      </w:r>
+    </w:p>
+    <w:p>
+      <w:pPr>
+        <w:spacing w:before="0" w:after="120"/>
+        <w:ind w:left="454"/>
+      </w:pPr>
+      <w:r>
+        <w:rPr>
+          <w:rFonts w:ascii="Microsoft YaHei" w:hAnsi="Microsoft YaHei"/>
+          <w:sz w:val="21"/>
+        </w:rPr>
+        <w:t>估下一状态值 V(s')。</w:t>
+      </w:r>
+    </w:p>
+    <w:p>
+      <w:pPr>
+        <w:spacing w:before="120" w:after="40"/>
+      </w:pPr>
+      <w:r>
+        <w:rPr>
+          <w:color w:val="999999"/>
+          <w:sz w:val="16"/>
+        </w:rPr>
+        <w:t xml:space="preserve">  L192  </w:t>
+      </w:r>
+      <w:r>
+        <w:rPr>
+          <w:rFonts w:ascii="Consolas" w:hAnsi="Consolas"/>
+          <w:b/>
+          <w:color w:val="1F3A5F"/>
+          <w:sz w:val="20"/>
+        </w:rPr>
+        <w:t>advantage = r_t + gamma * V_sp * (not done) - V_s</w:t>
+      </w:r>
+    </w:p>
+    <w:p>
+      <w:pPr>
+        <w:spacing w:before="0" w:after="120"/>
+        <w:ind w:left="454"/>
+      </w:pPr>
+      <w:r>
+        <w:rPr>
+          <w:rFonts w:ascii="Microsoft YaHei" w:hAnsi="Microsoft YaHei"/>
+          <w:sz w:val="21"/>
+        </w:rPr>
+        <w:t>★ 核心公式：A = r + γ·V(s')·(1-done) - V(s)。(not done) 处理终止步：若 done=True，则 (not done)=False → 0，V(s') 被清零（终止后没有未来回报）。展开解释：r + γV(s') 是"实际奖励 + 未来估值"（TD target），减去当前估值 V(s) 就是"这一步比预期好多少"。</w:t>
+      </w:r>
+    </w:p>
+    <w:p>
+      <w:pPr>
+        <w:spacing w:before="120" w:after="40"/>
+      </w:pPr>
+      <w:r>
+        <w:rPr>
+          <w:color w:val="999999"/>
+          <w:sz w:val="16"/>
+        </w:rPr>
+        <w:t xml:space="preserve">  L193  </w:t>
+      </w:r>
+      <w:r>
+        <w:rPr>
+          <w:rFonts w:ascii="Consolas" w:hAnsi="Consolas"/>
+          <w:b/>
+          <w:color w:val="1F3A5F"/>
+          <w:sz w:val="20"/>
+        </w:rPr>
+        <w:t>#   ↑ TD error = 实际奖励 + 未来估值 - 当前估值</w:t>
+      </w:r>
+    </w:p>
+    <w:p>
+      <w:pPr>
+        <w:spacing w:before="0" w:after="120"/>
+        <w:ind w:left="454"/>
+      </w:pPr>
+      <w:r>
+        <w:rPr>
+          <w:rFonts w:ascii="Microsoft YaHei" w:hAnsi="Microsoft YaHei"/>
+          <w:sz w:val="21"/>
+        </w:rPr>
+        <w:t>注释点明：Advantage 本质就是 TD error（时序差分误差）。</w:t>
+      </w:r>
+    </w:p>
+    <w:p>
+      <w:pPr>
+        <w:pStyle w:val="Heading2"/>
+      </w:pPr>
+      <w:r>
+        <w:rPr>
+          <w:color w:val="1F3A5F"/>
+        </w:rPr>
+        <w:t>6.4 更新 Actor（195-202 行）</w:t>
+      </w:r>
+    </w:p>
+    <w:p>
+      <w:pPr>
+        <w:spacing w:before="120" w:after="40"/>
+      </w:pPr>
+      <w:r>
+        <w:rPr>
+          <w:color w:val="999999"/>
+          <w:sz w:val="16"/>
+        </w:rPr>
+        <w:t xml:space="preserve">  L196  </w:t>
+      </w:r>
+      <w:r>
+        <w:rPr>
+          <w:rFonts w:ascii="Consolas" w:hAnsi="Consolas"/>
+          <w:b/>
+          <w:color w:val="1F3A5F"/>
+          <w:sz w:val="20"/>
+        </w:rPr>
+        <w:t>log_prob = actor.evaluate(s_t, a_t)</w:t>
+      </w:r>
+    </w:p>
+    <w:p>
+      <w:pPr>
+        <w:spacing w:before="0" w:after="120"/>
+        <w:ind w:left="454"/>
+      </w:pPr>
+      <w:r>
+        <w:rPr>
+          <w:rFonts w:ascii="Microsoft YaHei" w:hAnsi="Microsoft YaHei"/>
+          <w:sz w:val="21"/>
+        </w:rPr>
+        <w:t>带梯度计算 log π(a|s)。</w:t>
+      </w:r>
+    </w:p>
+    <w:p>
+      <w:pPr>
+        <w:spacing w:before="120" w:after="40"/>
+      </w:pPr>
+      <w:r>
+        <w:rPr>
+          <w:color w:val="999999"/>
+          <w:sz w:val="16"/>
+        </w:rPr>
+        <w:t xml:space="preserve">  L197  </w:t>
+      </w:r>
+      <w:r>
+        <w:rPr>
+          <w:rFonts w:ascii="Consolas" w:hAnsi="Consolas"/>
+          <w:b/>
+          <w:color w:val="1F3A5F"/>
+          <w:sz w:val="20"/>
+        </w:rPr>
+        <w:t>actor_loss = -(log_prob * advantage.detach()).mean()</w:t>
+      </w:r>
+    </w:p>
+    <w:p>
+      <w:pPr>
+        <w:spacing w:before="0" w:after="120"/>
+        <w:ind w:left="454"/>
+      </w:pPr>
+      <w:r>
+        <w:rPr>
+          <w:rFonts w:ascii="Microsoft YaHei" w:hAnsi="Microsoft YaHei"/>
+          <w:sz w:val="21"/>
+        </w:rPr>
+        <w:t>★ Actor loss = -log π(a|s) × Advantage。和 REINFORCE 公式形态完全一样，只是把 G_t 换成了 Advantage。.detach() 切断 Advantage 的梯度（Advantage 是"老师打分"，不该反向影响 Critic）。mean() 对 batch 平均（此处 batch=1，等于没平均，但保持写法一致）。</w:t>
+      </w:r>
+    </w:p>
+    <w:p>
+      <w:pPr>
+        <w:spacing w:before="120" w:after="40"/>
+      </w:pPr>
+      <w:r>
+        <w:rPr>
+          <w:color w:val="999999"/>
+          <w:sz w:val="16"/>
+        </w:rPr>
+        <w:t xml:space="preserve">  L200  </w:t>
+      </w:r>
+      <w:r>
+        <w:rPr>
+          <w:rFonts w:ascii="Consolas" w:hAnsi="Consolas"/>
+          <w:b/>
+          <w:color w:val="1F3A5F"/>
+          <w:sz w:val="20"/>
+        </w:rPr>
+        <w:t>actor_opt.zero_grad()</w:t>
+      </w:r>
+    </w:p>
+    <w:p>
+      <w:pPr>
+        <w:spacing w:before="0" w:after="120"/>
+        <w:ind w:left="454"/>
+      </w:pPr>
+      <w:r>
+        <w:rPr>
+          <w:rFonts w:ascii="Microsoft YaHei" w:hAnsi="Microsoft YaHei"/>
+          <w:sz w:val="21"/>
+        </w:rPr>
+        <w:t>清梯度。</w:t>
+      </w:r>
+    </w:p>
+    <w:p>
+      <w:pPr>
+        <w:spacing w:before="120" w:after="40"/>
+      </w:pPr>
+      <w:r>
+        <w:rPr>
+          <w:color w:val="999999"/>
+          <w:sz w:val="16"/>
+        </w:rPr>
+        <w:t xml:space="preserve">  L201  </w:t>
+      </w:r>
+      <w:r>
+        <w:rPr>
+          <w:rFonts w:ascii="Consolas" w:hAnsi="Consolas"/>
+          <w:b/>
+          <w:color w:val="1F3A5F"/>
+          <w:sz w:val="20"/>
+        </w:rPr>
+        <w:t>actor_loss.backward()</w:t>
+      </w:r>
+    </w:p>
+    <w:p>
+      <w:pPr>
+        <w:spacing w:before="0" w:after="120"/>
+        <w:ind w:left="454"/>
+      </w:pPr>
+      <w:r>
+        <w:rPr>
+          <w:rFonts w:ascii="Microsoft YaHei" w:hAnsi="Microsoft YaHei"/>
+          <w:sz w:val="21"/>
+        </w:rPr>
+        <w:t>反向传播。</w:t>
+      </w:r>
+    </w:p>
+    <w:p>
+      <w:pPr>
+        <w:spacing w:before="120" w:after="40"/>
+      </w:pPr>
+      <w:r>
+        <w:rPr>
+          <w:color w:val="999999"/>
+          <w:sz w:val="16"/>
+        </w:rPr>
+        <w:t xml:space="preserve">  L202  </w:t>
+      </w:r>
+      <w:r>
+        <w:rPr>
+          <w:rFonts w:ascii="Consolas" w:hAnsi="Consolas"/>
+          <w:b/>
+          <w:color w:val="1F3A5F"/>
+          <w:sz w:val="20"/>
+        </w:rPr>
+        <w:t>actor_opt.step()</w:t>
+      </w:r>
+    </w:p>
+    <w:p>
+      <w:pPr>
+        <w:spacing w:before="0" w:after="120"/>
+        <w:ind w:left="454"/>
+      </w:pPr>
+      <w:r>
+        <w:rPr>
+          <w:rFonts w:ascii="Microsoft YaHei" w:hAnsi="Microsoft YaHei"/>
+          <w:sz w:val="21"/>
+        </w:rPr>
+        <w:t>更新 Actor 参数。</w:t>
+      </w:r>
+    </w:p>
+    <w:p>
+      <w:pPr>
+        <w:pStyle w:val="Heading2"/>
+      </w:pPr>
+      <w:r>
+        <w:rPr>
+          <w:color w:val="1F3A5F"/>
+        </w:rPr>
+        <w:t>6.5 更新 Critic（204-212 行）</w:t>
+      </w:r>
+    </w:p>
+    <w:p>
+      <w:pPr>
+        <w:spacing w:before="120" w:after="40"/>
+      </w:pPr>
+      <w:r>
+        <w:rPr>
+          <w:color w:val="999999"/>
+          <w:sz w:val="16"/>
+        </w:rPr>
+        <w:t xml:space="preserve">  L204  </w:t>
+      </w:r>
+      <w:r>
+        <w:rPr>
+          <w:rFonts w:ascii="Consolas" w:hAnsi="Consolas"/>
+          <w:b/>
+          <w:color w:val="1F3A5F"/>
+          <w:sz w:val="20"/>
+        </w:rPr>
+        <w:t># ---- 6. 更新 Critic ----</w:t>
+      </w:r>
+    </w:p>
+    <w:p>
+      <w:pPr>
+        <w:spacing w:before="0" w:after="120"/>
+        <w:ind w:left="454"/>
+      </w:pPr>
+      <w:r>
+        <w:rPr>
+          <w:rFonts w:ascii="Microsoft YaHei" w:hAnsi="Microsoft YaHei"/>
+          <w:sz w:val="21"/>
+        </w:rPr>
+        <w:t>注释标记。</w:t>
+      </w:r>
+    </w:p>
+    <w:p>
+      <w:pPr>
+        <w:spacing w:before="120" w:after="40"/>
+      </w:pPr>
+      <w:r>
+        <w:rPr>
+          <w:color w:val="999999"/>
+          <w:sz w:val="16"/>
+        </w:rPr>
+        <w:t xml:space="preserve">  L205  </w:t>
+      </w:r>
+      <w:r>
+        <w:rPr>
+          <w:rFonts w:ascii="Consolas" w:hAnsi="Consolas"/>
+          <w:b/>
+          <w:color w:val="1F3A5F"/>
+          <w:sz w:val="20"/>
+        </w:rPr>
+        <w:t>#  让 V(s) 接近 r + γ·V(s')</w:t>
+      </w:r>
+    </w:p>
+    <w:p>
+      <w:pPr>
+        <w:spacing w:before="0" w:after="120"/>
+        <w:ind w:left="454"/>
+      </w:pPr>
+      <w:r>
+        <w:rPr>
+          <w:rFonts w:ascii="Microsoft YaHei" w:hAnsi="Microsoft YaHei"/>
+          <w:sz w:val="21"/>
+        </w:rPr>
+        <w:t>★ Critic 的目标：学会预测"状态价值"，用 TD 目标逼近。</w:t>
+      </w:r>
+    </w:p>
+    <w:p>
+      <w:pPr>
+        <w:spacing w:before="120" w:after="40"/>
+      </w:pPr>
+      <w:r>
+        <w:rPr>
+          <w:color w:val="999999"/>
+          <w:sz w:val="16"/>
+        </w:rPr>
+        <w:t xml:space="preserve">  L206  </w:t>
+      </w:r>
+      <w:r>
+        <w:rPr>
+          <w:rFonts w:ascii="Consolas" w:hAnsi="Consolas"/>
+          <w:b/>
+          <w:color w:val="1F3A5F"/>
+          <w:sz w:val="20"/>
+        </w:rPr>
+        <w:t>with torch.no_grad():</w:t>
+      </w:r>
+    </w:p>
+    <w:p>
+      <w:pPr>
+        <w:spacing w:before="0" w:after="120"/>
+        <w:ind w:left="454"/>
+      </w:pPr>
+      <w:r>
+        <w:rPr>
+          <w:rFonts w:ascii="Microsoft YaHei" w:hAnsi="Microsoft YaHei"/>
+          <w:sz w:val="21"/>
+        </w:rPr>
+        <w:t>关闭梯度：target 本身不作为可训练量（它依赖 V(s')，若带梯度会形成循环依赖）。</w:t>
+      </w:r>
+    </w:p>
+    <w:p>
+      <w:pPr>
+        <w:spacing w:before="120" w:after="40"/>
+      </w:pPr>
+      <w:r>
+        <w:rPr>
+          <w:color w:val="999999"/>
+          <w:sz w:val="16"/>
+        </w:rPr>
+        <w:t xml:space="preserve">  L207  </w:t>
+      </w:r>
+      <w:r>
+        <w:rPr>
+          <w:rFonts w:ascii="Consolas" w:hAnsi="Consolas"/>
+          <w:b/>
+          <w:color w:val="1F3A5F"/>
+          <w:sz w:val="20"/>
+        </w:rPr>
+        <w:t>td_target = r_t + gamma * V_sp * (not done)</w:t>
+      </w:r>
+    </w:p>
+    <w:p>
+      <w:pPr>
+        <w:spacing w:before="0" w:after="120"/>
+        <w:ind w:left="454"/>
+      </w:pPr>
+      <w:r>
+        <w:rPr>
+          <w:rFonts w:ascii="Microsoft YaHei" w:hAnsi="Microsoft YaHei"/>
+          <w:sz w:val="21"/>
+        </w:rPr>
+        <w:t>★ TD target = r + γV(s')·(1-done)。这和 DQN 的 target 公式几乎一样！DQN 用 max Q(s',a')，这里用 Critic 的 V(s')（少了一层 max，因为不看动作）。</w:t>
+      </w:r>
+    </w:p>
+    <w:p>
+      <w:pPr>
+        <w:spacing w:before="120" w:after="40"/>
+      </w:pPr>
+      <w:r>
+        <w:rPr>
+          <w:color w:val="999999"/>
+          <w:sz w:val="16"/>
+        </w:rPr>
+        <w:t xml:space="preserve">  L208  </w:t>
+      </w:r>
+      <w:r>
+        <w:rPr>
+          <w:rFonts w:ascii="Consolas" w:hAnsi="Consolas"/>
+          <w:b/>
+          <w:color w:val="1F3A5F"/>
+          <w:sz w:val="20"/>
+        </w:rPr>
+        <w:t>critic_loss = loss_fn(V_s, td_target)</w:t>
+      </w:r>
+    </w:p>
+    <w:p>
+      <w:pPr>
+        <w:spacing w:before="0" w:after="120"/>
+        <w:ind w:left="454"/>
+      </w:pPr>
+      <w:r>
+        <w:rPr>
+          <w:rFonts w:ascii="Microsoft YaHei" w:hAnsi="Microsoft YaHei"/>
+          <w:sz w:val="21"/>
+        </w:rPr>
+        <w:t>★ MSE(V(s), td_target)：让 Critic 预测逼近 TD target。这就是时序差分（TD）学习——用"一步的真实奖励 + 下一步的估值"来校准"当前估值"。</w:t>
+      </w:r>
+    </w:p>
+    <w:p>
+      <w:pPr>
+        <w:spacing w:before="120" w:after="40"/>
+      </w:pPr>
+      <w:r>
+        <w:rPr>
+          <w:color w:val="999999"/>
+          <w:sz w:val="16"/>
+        </w:rPr>
+        <w:t xml:space="preserve">  L210  </w:t>
+      </w:r>
+      <w:r>
+        <w:rPr>
+          <w:rFonts w:ascii="Consolas" w:hAnsi="Consolas"/>
+          <w:b/>
+          <w:color w:val="1F3A5F"/>
+          <w:sz w:val="20"/>
+        </w:rPr>
+        <w:t>critic_opt.zero_grad()</w:t>
+      </w:r>
+    </w:p>
+    <w:p>
+      <w:pPr>
+        <w:spacing w:before="0" w:after="120"/>
+        <w:ind w:left="454"/>
+      </w:pPr>
+      <w:r>
+        <w:rPr>
+          <w:rFonts w:ascii="Microsoft YaHei" w:hAnsi="Microsoft YaHei"/>
+          <w:sz w:val="21"/>
+        </w:rPr>
+        <w:t>清梯度。</w:t>
+      </w:r>
+    </w:p>
+    <w:p>
+      <w:pPr>
+        <w:spacing w:before="120" w:after="40"/>
+      </w:pPr>
+      <w:r>
+        <w:rPr>
+          <w:color w:val="999999"/>
+          <w:sz w:val="16"/>
+        </w:rPr>
+        <w:t xml:space="preserve">  L211  </w:t>
+      </w:r>
+      <w:r>
+        <w:rPr>
+          <w:rFonts w:ascii="Consolas" w:hAnsi="Consolas"/>
+          <w:b/>
+          <w:color w:val="1F3A5F"/>
+          <w:sz w:val="20"/>
+        </w:rPr>
+        <w:t>critic_loss.backward()</w:t>
+      </w:r>
+    </w:p>
+    <w:p>
+      <w:pPr>
+        <w:spacing w:before="0" w:after="120"/>
+        <w:ind w:left="454"/>
+      </w:pPr>
+      <w:r>
+        <w:rPr>
+          <w:rFonts w:ascii="Microsoft YaHei" w:hAnsi="Microsoft YaHei"/>
+          <w:sz w:val="21"/>
+        </w:rPr>
+        <w:t>反向传播。</w:t>
+      </w:r>
+    </w:p>
+    <w:p>
+      <w:pPr>
+        <w:spacing w:before="120" w:after="40"/>
+      </w:pPr>
+      <w:r>
+        <w:rPr>
+          <w:color w:val="999999"/>
+          <w:sz w:val="16"/>
+        </w:rPr>
+        <w:t xml:space="preserve">  L212  </w:t>
+      </w:r>
+      <w:r>
+        <w:rPr>
+          <w:rFonts w:ascii="Consolas" w:hAnsi="Consolas"/>
+          <w:b/>
+          <w:color w:val="1F3A5F"/>
+          <w:sz w:val="20"/>
+        </w:rPr>
+        <w:t>critic_opt.step()</w:t>
+      </w:r>
+    </w:p>
+    <w:p>
+      <w:pPr>
+        <w:spacing w:before="0" w:after="120"/>
+        <w:ind w:left="454"/>
+      </w:pPr>
+      <w:r>
+        <w:rPr>
+          <w:rFonts w:ascii="Microsoft YaHei" w:hAnsi="Microsoft YaHei"/>
+          <w:sz w:val="21"/>
+        </w:rPr>
+        <w:t>更新 Critic 参数。</w:t>
+      </w:r>
+    </w:p>
+    <w:p>
+      <w:pPr>
+        <w:spacing w:before="120" w:after="40"/>
+      </w:pPr>
+      <w:r>
+        <w:rPr>
+          <w:color w:val="999999"/>
+          <w:sz w:val="16"/>
+        </w:rPr>
+        <w:t xml:space="preserve">  L214  </w:t>
+      </w:r>
+      <w:r>
+        <w:rPr>
+          <w:rFonts w:ascii="Consolas" w:hAnsi="Consolas"/>
+          <w:b/>
+          <w:color w:val="1F3A5F"/>
+          <w:sz w:val="20"/>
+        </w:rPr>
+        <w:t>total_reward += reward</w:t>
+      </w:r>
+    </w:p>
+    <w:p>
+      <w:pPr>
+        <w:spacing w:before="0" w:after="120"/>
+        <w:ind w:left="454"/>
+      </w:pPr>
+      <w:r>
+        <w:rPr>
+          <w:rFonts w:ascii="Microsoft YaHei" w:hAnsi="Microsoft YaHei"/>
+          <w:sz w:val="21"/>
+        </w:rPr>
+        <w:t>累计本局总奖励（记录用）。</w:t>
+      </w:r>
+    </w:p>
+    <w:p>
+      <w:pPr>
+        <w:spacing w:before="120" w:after="40"/>
+      </w:pPr>
+      <w:r>
+        <w:rPr>
+          <w:color w:val="999999"/>
+          <w:sz w:val="16"/>
+        </w:rPr>
+        <w:t xml:space="preserve">  L215  </w:t>
+      </w:r>
+      <w:r>
+        <w:rPr>
+          <w:rFonts w:ascii="Consolas" w:hAnsi="Consolas"/>
+          <w:b/>
+          <w:color w:val="1F3A5F"/>
+          <w:sz w:val="20"/>
+        </w:rPr>
+        <w:t>steps += 1</w:t>
+      </w:r>
+    </w:p>
+    <w:p>
+      <w:pPr>
+        <w:spacing w:before="0" w:after="120"/>
+        <w:ind w:left="454"/>
+      </w:pPr>
+      <w:r>
+        <w:rPr>
+          <w:rFonts w:ascii="Microsoft YaHei" w:hAnsi="Microsoft YaHei"/>
+          <w:sz w:val="21"/>
+        </w:rPr>
+        <w:t>累计步数。</w:t>
+      </w:r>
+    </w:p>
+    <w:p>
+      <w:pPr>
+        <w:spacing w:before="120" w:after="40"/>
+      </w:pPr>
+      <w:r>
+        <w:rPr>
+          <w:color w:val="999999"/>
+          <w:sz w:val="16"/>
+        </w:rPr>
+        <w:t xml:space="preserve">  L216  </w:t>
+      </w:r>
+      <w:r>
+        <w:rPr>
+          <w:rFonts w:ascii="Consolas" w:hAnsi="Consolas"/>
+          <w:b/>
+          <w:color w:val="1F3A5F"/>
+          <w:sz w:val="20"/>
+        </w:rPr>
+        <w:t>s = sp</w:t>
+      </w:r>
+    </w:p>
+    <w:p>
+      <w:pPr>
+        <w:spacing w:before="0" w:after="120"/>
+        <w:ind w:left="454"/>
+      </w:pPr>
+      <w:r>
+        <w:rPr>
+          <w:rFonts w:ascii="Microsoft YaHei" w:hAnsi="Microsoft YaHei"/>
+          <w:sz w:val="21"/>
+        </w:rPr>
+        <w:t>状态推进。</w:t>
+      </w:r>
+    </w:p>
+    <w:p>
+      <w:pPr>
+        <w:pStyle w:val="Heading2"/>
+      </w:pPr>
+      <w:r>
+        <w:rPr>
+          <w:color w:val="1F3A5F"/>
+        </w:rPr>
+        <w:t>6.6 每局收尾（218-228 行）</w:t>
+      </w:r>
+    </w:p>
+    <w:p>
+      <w:pPr>
+        <w:spacing w:before="120" w:after="40"/>
+      </w:pPr>
+      <w:r>
+        <w:rPr>
+          <w:color w:val="999999"/>
+          <w:sz w:val="16"/>
+        </w:rPr>
+        <w:t xml:space="preserve">  L218  </w:t>
+      </w:r>
+      <w:r>
+        <w:rPr>
+          <w:rFonts w:ascii="Consolas" w:hAnsi="Consolas"/>
+          <w:b/>
+          <w:color w:val="1F3A5F"/>
+          <w:sz w:val="20"/>
+        </w:rPr>
+        <w:t>episode_rewards.append(total_reward)</w:t>
+      </w:r>
+    </w:p>
+    <w:p>
+      <w:pPr>
+        <w:spacing w:before="0" w:after="120"/>
+        <w:ind w:left="454"/>
+      </w:pPr>
+      <w:r>
+        <w:rPr>
+          <w:rFonts w:ascii="Microsoft YaHei" w:hAnsi="Microsoft YaHei"/>
+          <w:sz w:val="21"/>
+        </w:rPr>
+        <w:t>记录本局奖励。</w:t>
+      </w:r>
+    </w:p>
+    <w:p>
+      <w:pPr>
+        <w:spacing w:before="120" w:after="40"/>
+      </w:pPr>
+      <w:r>
+        <w:rPr>
+          <w:color w:val="999999"/>
+          <w:sz w:val="16"/>
+        </w:rPr>
+        <w:t xml:space="preserve">  L219  </w:t>
+      </w:r>
+      <w:r>
+        <w:rPr>
+          <w:rFonts w:ascii="Consolas" w:hAnsi="Consolas"/>
+          <w:b/>
+          <w:color w:val="1F3A5F"/>
+          <w:sz w:val="20"/>
+        </w:rPr>
+        <w:t>episode_lengths.append(steps)</w:t>
+      </w:r>
+    </w:p>
+    <w:p>
+      <w:pPr>
+        <w:spacing w:before="0" w:after="120"/>
+        <w:ind w:left="454"/>
+      </w:pPr>
+      <w:r>
+        <w:rPr>
+          <w:rFonts w:ascii="Microsoft YaHei" w:hAnsi="Microsoft YaHei"/>
+          <w:sz w:val="21"/>
+        </w:rPr>
+        <w:t>记录本局步数。</w:t>
+      </w:r>
+    </w:p>
+    <w:p>
+      <w:pPr>
+        <w:spacing w:before="120" w:after="40"/>
+      </w:pPr>
+      <w:r>
+        <w:rPr>
+          <w:color w:val="999999"/>
+          <w:sz w:val="16"/>
+        </w:rPr>
+        <w:t xml:space="preserve">  L221  </w:t>
+      </w:r>
+      <w:r>
+        <w:rPr>
+          <w:rFonts w:ascii="Consolas" w:hAnsi="Consolas"/>
+          <w:b/>
+          <w:color w:val="1F3A5F"/>
+          <w:sz w:val="20"/>
+        </w:rPr>
+        <w:t>if ep % 50 == 0:</w:t>
+      </w:r>
+    </w:p>
+    <w:p>
+      <w:pPr>
+        <w:spacing w:before="0" w:after="120"/>
+        <w:ind w:left="454"/>
+      </w:pPr>
+      <w:r>
+        <w:rPr>
+          <w:rFonts w:ascii="Microsoft YaHei" w:hAnsi="Microsoft YaHei"/>
+          <w:sz w:val="21"/>
+        </w:rPr>
+        <w:t>每 50 局打印。</w:t>
+      </w:r>
+    </w:p>
+    <w:p>
+      <w:pPr>
+        <w:spacing w:before="120" w:after="40"/>
+      </w:pPr>
+      <w:r>
+        <w:rPr>
+          <w:color w:val="999999"/>
+          <w:sz w:val="16"/>
+        </w:rPr>
+        <w:t xml:space="preserve">  L222  </w:t>
+      </w:r>
+      <w:r>
+        <w:rPr>
+          <w:rFonts w:ascii="Consolas" w:hAnsi="Consolas"/>
+          <w:b/>
+          <w:color w:val="1F3A5F"/>
+          <w:sz w:val="20"/>
+        </w:rPr>
+        <w:t>avg_r = np.mean(episode_rewards[-50:])</w:t>
+      </w:r>
+    </w:p>
+    <w:p>
+      <w:pPr>
+        <w:spacing w:before="0" w:after="120"/>
+        <w:ind w:left="454"/>
+      </w:pPr>
+      <w:r>
+        <w:rPr>
+          <w:rFonts w:ascii="Microsoft YaHei" w:hAnsi="Microsoft YaHei"/>
+          <w:sz w:val="21"/>
+        </w:rPr>
+        <w:t>近 50 局平均奖励。</w:t>
+      </w:r>
+    </w:p>
+    <w:p>
+      <w:pPr>
+        <w:spacing w:before="120" w:after="40"/>
+      </w:pPr>
+      <w:r>
+        <w:rPr>
+          <w:color w:val="999999"/>
+          <w:sz w:val="16"/>
+        </w:rPr>
+        <w:t xml:space="preserve">  L226  </w:t>
+      </w:r>
+      <w:r>
+        <w:rPr>
+          <w:rFonts w:ascii="Consolas" w:hAnsi="Consolas"/>
+          <w:b/>
+          <w:color w:val="1F3A5F"/>
+          <w:sz w:val="20"/>
+        </w:rPr>
+        <w:t>f"log_std={actor.log_std.item():.3f}")</w:t>
+      </w:r>
+    </w:p>
+    <w:p>
+      <w:pPr>
+        <w:spacing w:before="0" w:after="120"/>
+        <w:ind w:left="454"/>
+      </w:pPr>
+      <w:r>
+        <w:rPr>
+          <w:rFonts w:ascii="Microsoft YaHei" w:hAnsi="Microsoft YaHei"/>
+          <w:sz w:val="21"/>
+        </w:rPr>
+        <w:t>打印 Actor 的探索参数。</w:t>
+      </w:r>
+    </w:p>
+    <w:p>
+      <w:pPr>
+        <w:spacing w:before="120" w:after="40"/>
+      </w:pPr>
+      <w:r>
+        <w:rPr>
+          <w:color w:val="999999"/>
+          <w:sz w:val="16"/>
+        </w:rPr>
+        <w:t xml:space="preserve">  L228  </w:t>
+      </w:r>
+      <w:r>
+        <w:rPr>
+          <w:rFonts w:ascii="Consolas" w:hAnsi="Consolas"/>
+          <w:b/>
+          <w:color w:val="1F3A5F"/>
+          <w:sz w:val="20"/>
+        </w:rPr>
+        <w:t>return actor, episode_rewards, episode_lengths</w:t>
+      </w:r>
+    </w:p>
+    <w:p>
+      <w:pPr>
+        <w:spacing w:before="0" w:after="120"/>
+        <w:ind w:left="454"/>
+      </w:pPr>
+      <w:r>
+        <w:rPr>
+          <w:rFonts w:ascii="Microsoft YaHei" w:hAnsi="Microsoft YaHei"/>
+          <w:sz w:val="21"/>
+        </w:rPr>
+        <w:t>返回 Actor + 曲线数据。</w:t>
+      </w:r>
+    </w:p>
+    <w:p>
+      <w:r>
+        <w:br w:type="page"/>
+      </w:r>
+    </w:p>
+    <w:p>
+      <w:pPr>
+        <w:pStyle w:val="Heading1"/>
+      </w:pPr>
+      <w:r>
+        <w:rPr>
+          <w:color w:val="1F3A5F"/>
+        </w:rPr>
+        <w:t>七、测试与画图（232-281 行）</w:t>
+      </w:r>
+    </w:p>
+    <w:p>
+      <w:pPr>
+        <w:spacing w:before="120" w:after="40"/>
+      </w:pPr>
+      <w:r>
+        <w:rPr>
+          <w:color w:val="999999"/>
+          <w:sz w:val="16"/>
+        </w:rPr>
+        <w:t xml:space="preserve">  L232  </w:t>
+      </w:r>
+      <w:r>
+        <w:rPr>
+          <w:rFonts w:ascii="Consolas" w:hAnsi="Consolas"/>
+          <w:b/>
+          <w:color w:val="1F3A5F"/>
+          <w:sz w:val="20"/>
+        </w:rPr>
+        <w:t>def test_policy(actor, episodes=10):</w:t>
+      </w:r>
+    </w:p>
+    <w:p>
+      <w:pPr>
+        <w:spacing w:before="0" w:after="120"/>
+        <w:ind w:left="454"/>
+      </w:pPr>
+      <w:r>
+        <w:rPr>
+          <w:rFonts w:ascii="Microsoft YaHei" w:hAnsi="Microsoft YaHei"/>
+          <w:sz w:val="21"/>
+        </w:rPr>
+        <w:t>评估：用训练好的 Actor 跑 10 局（不更新，纯测）。</w:t>
+      </w:r>
+    </w:p>
+    <w:p>
+      <w:pPr>
+        <w:spacing w:before="120" w:after="40"/>
+      </w:pPr>
+      <w:r>
+        <w:rPr>
+          <w:color w:val="999999"/>
+          <w:sz w:val="16"/>
+        </w:rPr>
+        <w:t xml:space="preserve">  L240  </w:t>
+      </w:r>
+      <w:r>
+        <w:rPr>
+          <w:rFonts w:ascii="Consolas" w:hAnsi="Consolas"/>
+          <w:b/>
+          <w:color w:val="1F3A5F"/>
+          <w:sz w:val="20"/>
+        </w:rPr>
+        <w:t>for t in range(200):</w:t>
+      </w:r>
+    </w:p>
+    <w:p>
+      <w:pPr>
+        <w:spacing w:before="0" w:after="120"/>
+        <w:ind w:left="454"/>
+      </w:pPr>
+      <w:r>
+        <w:rPr>
+          <w:rFonts w:ascii="Microsoft YaHei" w:hAnsi="Microsoft YaHei"/>
+          <w:sz w:val="21"/>
+        </w:rPr>
+        <w:t>每局最多 200 步。</w:t>
+      </w:r>
+    </w:p>
+    <w:p>
+      <w:pPr>
+        <w:spacing w:before="120" w:after="40"/>
+      </w:pPr>
+      <w:r>
+        <w:rPr>
+          <w:color w:val="999999"/>
+          <w:sz w:val="16"/>
+        </w:rPr>
+        <w:t xml:space="preserve">  L241  </w:t>
+      </w:r>
+      <w:r>
+        <w:rPr>
+          <w:rFonts w:ascii="Consolas" w:hAnsi="Consolas"/>
+          <w:b/>
+          <w:color w:val="1F3A5F"/>
+          <w:sz w:val="20"/>
+        </w:rPr>
+        <w:t>a = actor.get_action(s)</w:t>
+      </w:r>
+    </w:p>
+    <w:p>
+      <w:pPr>
+        <w:spacing w:before="0" w:after="120"/>
+        <w:ind w:left="454"/>
+      </w:pPr>
+      <w:r>
+        <w:rPr>
+          <w:rFonts w:ascii="Microsoft YaHei" w:hAnsi="Microsoft YaHei"/>
+          <w:sz w:val="21"/>
+        </w:rPr>
+        <w:t>用 Actor 选动作。</w:t>
+      </w:r>
+    </w:p>
+    <w:p>
+      <w:pPr>
+        <w:spacing w:before="120" w:after="40"/>
+      </w:pPr>
+      <w:r>
+        <w:rPr>
+          <w:color w:val="999999"/>
+          <w:sz w:val="16"/>
+        </w:rPr>
+        <w:t xml:space="preserve">  L242  </w:t>
+      </w:r>
+      <w:r>
+        <w:rPr>
+          <w:rFonts w:ascii="Consolas" w:hAnsi="Consolas"/>
+          <w:b/>
+          <w:color w:val="1F3A5F"/>
+          <w:sz w:val="20"/>
+        </w:rPr>
+        <w:t>sp, r, done, info = env.step(a)</w:t>
+      </w:r>
+    </w:p>
+    <w:p>
+      <w:pPr>
+        <w:spacing w:before="0" w:after="120"/>
+        <w:ind w:left="454"/>
+      </w:pPr>
+      <w:r>
+        <w:rPr>
+          <w:rFonts w:ascii="Microsoft YaHei" w:hAnsi="Microsoft YaHei"/>
+          <w:sz w:val="21"/>
+        </w:rPr>
+        <w:t>执行。</w:t>
+      </w:r>
+    </w:p>
+    <w:p>
+      <w:pPr>
+        <w:spacing w:before="120" w:after="40"/>
+      </w:pPr>
+      <w:r>
+        <w:rPr>
+          <w:color w:val="999999"/>
+          <w:sz w:val="16"/>
+        </w:rPr>
+        <w:t xml:space="preserve">  L251  </w:t>
+      </w:r>
+      <w:r>
+        <w:rPr>
+          <w:rFonts w:ascii="Consolas" w:hAnsi="Consolas"/>
+          <w:b/>
+          <w:color w:val="1F3A5F"/>
+          <w:sz w:val="20"/>
+        </w:rPr>
+        <w:t>print(f"  平均总奖励: {np.mean(total_rewards):+.3f}")</w:t>
+      </w:r>
+    </w:p>
+    <w:p>
+      <w:pPr>
+        <w:spacing w:before="0" w:after="120"/>
+        <w:ind w:left="454"/>
+      </w:pPr>
+      <w:r>
+        <w:rPr>
+          <w:rFonts w:ascii="Microsoft YaHei" w:hAnsi="Microsoft YaHei"/>
+          <w:sz w:val="21"/>
+        </w:rPr>
+        <w:t>输出平均奖励。</w:t>
+      </w:r>
+    </w:p>
+    <w:p>
+      <w:pPr>
+        <w:spacing w:before="120" w:after="40"/>
+      </w:pPr>
+      <w:r>
+        <w:rPr>
+          <w:color w:val="999999"/>
+          <w:sz w:val="16"/>
+        </w:rPr>
+        <w:t xml:space="preserve">  L256  </w:t>
+      </w:r>
+      <w:r>
+        <w:rPr>
+          <w:rFonts w:ascii="Consolas" w:hAnsi="Consolas"/>
+          <w:b/>
+          <w:color w:val="1F3A5F"/>
+          <w:sz w:val="20"/>
+        </w:rPr>
+        <w:t>def plot_results(rewards, label='Actor-Critic', output_dir: str | Path | None = None):</w:t>
+      </w:r>
+    </w:p>
+    <w:p>
+      <w:pPr>
+        <w:spacing w:before="0" w:after="120"/>
+        <w:ind w:left="454"/>
+      </w:pPr>
+      <w:r>
+        <w:rPr>
+          <w:rFonts w:ascii="Microsoft YaHei" w:hAnsi="Microsoft YaHei"/>
+          <w:sz w:val="21"/>
+        </w:rPr>
+        <w:t>画图函数（绿色系，与 REINFORCE 蓝色区分）。</w:t>
+      </w:r>
+    </w:p>
+    <w:p>
+      <w:pPr>
+        <w:spacing w:before="120" w:after="40"/>
+      </w:pPr>
+      <w:r>
+        <w:rPr>
+          <w:color w:val="999999"/>
+          <w:sz w:val="16"/>
+        </w:rPr>
+        <w:t xml:space="preserve">  L261  </w:t>
+      </w:r>
+      <w:r>
+        <w:rPr>
+          <w:rFonts w:ascii="Consolas" w:hAnsi="Consolas"/>
+          <w:b/>
+          <w:color w:val="1F3A5F"/>
+          <w:sz w:val="20"/>
+        </w:rPr>
+        <w:t>smoothed = np.convolve(rewards, np.ones(window)/window, mode='valid')</w:t>
+      </w:r>
+    </w:p>
+    <w:p>
+      <w:pPr>
+        <w:spacing w:before="0" w:after="120"/>
+        <w:ind w:left="454"/>
+      </w:pPr>
+      <w:r>
+        <w:rPr>
+          <w:rFonts w:ascii="Microsoft YaHei" w:hAnsi="Microsoft YaHei"/>
+          <w:sz w:val="21"/>
+        </w:rPr>
+        <w:t>滑动平均平滑。</w:t>
+      </w:r>
+    </w:p>
+    <w:p>
+      <w:pPr>
+        <w:spacing w:before="120" w:after="40"/>
+      </w:pPr>
+      <w:r>
+        <w:rPr>
+          <w:color w:val="999999"/>
+          <w:sz w:val="16"/>
+        </w:rPr>
+        <w:t xml:space="preserve">  L278  </w:t>
+      </w:r>
+      <w:r>
+        <w:rPr>
+          <w:rFonts w:ascii="Consolas" w:hAnsi="Consolas"/>
+          <w:b/>
+          <w:color w:val="1F3A5F"/>
+          <w:sz w:val="20"/>
+        </w:rPr>
+        <w:t>path = ensure_results_dir(output_dir) / 'week11_ac_training.png'</w:t>
+      </w:r>
+    </w:p>
+    <w:p>
+      <w:pPr>
+        <w:spacing w:before="0" w:after="120"/>
+        <w:ind w:left="454"/>
+      </w:pPr>
+      <w:r>
+        <w:rPr>
+          <w:rFonts w:ascii="Microsoft YaHei" w:hAnsi="Microsoft YaHei"/>
+          <w:sz w:val="21"/>
+        </w:rPr>
+        <w:t>输出文件名 week11_ac_training.png。</w:t>
+      </w:r>
+    </w:p>
+    <w:p>
+      <w:pPr>
+        <w:spacing w:before="120" w:after="40"/>
+      </w:pPr>
+      <w:r>
+        <w:rPr>
+          <w:color w:val="999999"/>
+          <w:sz w:val="16"/>
+        </w:rPr>
+        <w:t xml:space="preserve">  L280  </w:t>
+      </w:r>
+      <w:r>
+        <w:rPr>
+          <w:rFonts w:ascii="Consolas" w:hAnsi="Consolas"/>
+          <w:b/>
+          <w:color w:val="1F3A5F"/>
+          <w:sz w:val="20"/>
+        </w:rPr>
+        <w:t>plt.savefig(path, dpi=150)</w:t>
+      </w:r>
+    </w:p>
+    <w:p>
+      <w:pPr>
+        <w:spacing w:before="0" w:after="120"/>
+        <w:ind w:left="454"/>
+      </w:pPr>
+      <w:r>
+        <w:rPr>
+          <w:rFonts w:ascii="Microsoft YaHei" w:hAnsi="Microsoft YaHei"/>
+          <w:sz w:val="21"/>
+        </w:rPr>
+        <w:t>保存。</w:t>
+      </w:r>
+    </w:p>
+    <w:p>
+      <w:r>
+        <w:br w:type="page"/>
+      </w:r>
+    </w:p>
+    <w:p>
+      <w:pPr>
+        <w:pStyle w:val="Heading1"/>
+      </w:pPr>
+      <w:r>
+        <w:rPr>
+          <w:color w:val="1F3A5F"/>
+        </w:rPr>
+        <w:t>八、机制专题</w:t>
+      </w:r>
+    </w:p>
+    <w:p>
+      <w:pPr>
+        <w:pStyle w:val="Heading2"/>
+      </w:pPr>
+      <w:r>
+        <w:rPr>
+          <w:color w:val="1F3A5F"/>
+        </w:rPr>
+        <w:t>8.1 Advantage 为什么比 G_t 好？</w:t>
+      </w:r>
+    </w:p>
+    <w:p>
+      <w:pPr>
+        <w:spacing w:after="60"/>
+      </w:pPr>
+      <w:r>
+        <w:rPr>
+          <w:rFonts w:ascii="Microsoft YaHei" w:hAnsi="Microsoft YaHei"/>
+          <w:b w:val="0"/>
           <w:sz w:val="22"/>
         </w:rPr>
-        <w:t>Actor-Critic 的优点：每步都更新，方差比 REINFORCE 小很多。缺点：Critic 的估计可能不准，有偏差。PPO 在 AC 基础上加了 clip 机制来解决"一步更新太多搞崩策略"的问题。</w:t>
+        <w:t>REINFORCE 用 G_t（整局累计回报）评价动作，G_t 含很多噪声（远未来的奖励波动大）。AC 用 A = r + γV(s') - V(s)：V(s) 和 V(s') 都是 Critic 的期望估计，差值只反映"这一步偏离预期的部分"，天然去掉了"这个状态本来平均就好/差"的基准。方差显著降低，学习更快。</w:t>
+      </w:r>
+    </w:p>
+    <w:p>
+      <w:pPr>
+        <w:pStyle w:val="Heading2"/>
+      </w:pPr>
+      <w:r>
+        <w:rPr>
+          <w:color w:val="1F3A5F"/>
+        </w:rPr>
+        <w:t>8.2 为什么更新 Critic 用 TD 而不是 MC？</w:t>
+      </w:r>
+    </w:p>
+    <w:p>
+      <w:pPr>
+        <w:spacing w:after="60"/>
+      </w:pPr>
+      <w:r>
+        <w:rPr>
+          <w:rFonts w:ascii="Microsoft YaHei" w:hAnsi="Microsoft YaHei"/>
+          <w:b w:val="0"/>
+          <w:sz w:val="22"/>
+        </w:rPr>
+        <w:t>TD（时序差分）只用"一步奖励 + 下一步估值"，可以每步都更新（快、方差小）；代价是估值有偏差（因为用估计值校准估计值）。MC 用整局真实回报（无偏但慢、方差大）。AC 的哲学是"宁要快的近似，不要慢的精确"——因为 Critic 会随着训练越来越准。</w:t>
+      </w:r>
+    </w:p>
+    <w:p>
+      <w:pPr>
+        <w:pStyle w:val="Heading2"/>
+      </w:pPr>
+      <w:r>
+        <w:rPr>
+          <w:color w:val="1F3A5F"/>
+        </w:rPr>
+        <w:t>8.3 为什么 Advantage 和 td_target 都要 detach/no_grad？</w:t>
+      </w:r>
+    </w:p>
+    <w:p>
+      <w:pPr>
+        <w:spacing w:before="0" w:after="20"/>
+        <w:ind w:left="567"/>
+      </w:pPr>
+      <w:r>
+        <w:rPr>
+          <w:rFonts w:ascii="Consolas" w:hAnsi="Consolas"/>
+          <w:color w:val="27AE60"/>
+          <w:sz w:val="18"/>
+        </w:rPr>
+        <w:t>关键点：这两个量都依赖 Critic 的输出 V(s')。</w:t>
+      </w:r>
+    </w:p>
+    <w:p>
+      <w:pPr>
+        <w:spacing w:before="0" w:after="20"/>
+        <w:ind w:left="567"/>
+      </w:pPr>
+      <w:r>
+        <w:rPr>
+          <w:rFonts w:ascii="Consolas" w:hAnsi="Consolas"/>
+          <w:color w:val="27AE60"/>
+          <w:sz w:val="18"/>
+        </w:rPr>
+        <w:t>· 若 Advantage 不带 detach：梯度会从 actor_loss 流经 advantage → 再流回 critic 网络，</w:t>
+      </w:r>
+    </w:p>
+    <w:p>
+      <w:pPr>
+        <w:spacing w:before="0" w:after="20"/>
+        <w:ind w:left="567"/>
+      </w:pPr>
+      <w:r>
+        <w:rPr>
+          <w:rFonts w:ascii="Consolas" w:hAnsi="Consolas"/>
+          <w:color w:val="27AE60"/>
+          <w:sz w:val="18"/>
+        </w:rPr>
+        <w:t xml:space="preserve">  导致"更新 Actor 时顺便改 Critic"，两个网络互相牵扯，训练混乱。</w:t>
+      </w:r>
+    </w:p>
+    <w:p>
+      <w:pPr>
+        <w:spacing w:before="0" w:after="20"/>
+        <w:ind w:left="567"/>
+      </w:pPr>
+      <w:r>
+        <w:rPr>
+          <w:rFonts w:ascii="Consolas" w:hAnsi="Consolas"/>
+          <w:color w:val="27AE60"/>
+          <w:sz w:val="18"/>
+        </w:rPr>
+        <w:t>· detach()/no_grad() 的本质：</w:t>
+      </w:r>
+    </w:p>
+    <w:p>
+      <w:pPr>
+        <w:spacing w:before="0" w:after="20"/>
+        <w:ind w:left="567"/>
+      </w:pPr>
+      <w:r>
+        <w:rPr>
+          <w:rFonts w:ascii="Consolas" w:hAnsi="Consolas"/>
+          <w:color w:val="27AE60"/>
+          <w:sz w:val="18"/>
+        </w:rPr>
+        <w:t xml:space="preserve">    把 V(s') 当成"固定的打分"，Critic 的更新只走 critic_loss 这一条路，</w:t>
+      </w:r>
+    </w:p>
+    <w:p>
+      <w:pPr>
+        <w:spacing w:before="0" w:after="20"/>
+        <w:ind w:left="567"/>
+      </w:pPr>
+      <w:r>
+        <w:rPr>
+          <w:rFonts w:ascii="Consolas" w:hAnsi="Consolas"/>
+          <w:color w:val="27AE60"/>
+          <w:sz w:val="18"/>
+        </w:rPr>
+        <w:t xml:space="preserve">    Actor 的更新只走 actor_loss 这一条路。职责分离，各学各的。</w:t>
+      </w:r>
+    </w:p>
+    <w:p>
+      <w:r>
+        <w:br w:type="page"/>
+      </w:r>
+    </w:p>
+    <w:p>
+      <w:pPr>
+        <w:pStyle w:val="Heading1"/>
+      </w:pPr>
+      <w:r>
+        <w:rPr>
+          <w:color w:val="1F3A5F"/>
+        </w:rPr>
+        <w:t>九、一局完整训练走查</w:t>
+      </w:r>
+    </w:p>
+    <w:p>
+      <w:pPr>
+        <w:spacing w:before="0" w:after="20"/>
+        <w:ind w:left="567"/>
+      </w:pPr>
+      <w:r>
+        <w:rPr>
+          <w:rFonts w:ascii="Consolas" w:hAnsi="Consolas"/>
+          <w:color w:val="27AE60"/>
+          <w:sz w:val="18"/>
+        </w:rPr>
+        <w:t>【开始第 ep 局】reset() → s = [0.60, 0.50]</w:t>
+      </w:r>
+    </w:p>
+    <w:p>
+      <w:pPr>
+        <w:spacing w:before="0" w:after="20"/>
+        <w:ind w:left="567"/>
+      </w:pPr>
+      <w:r>
+        <w:rPr>
+          <w:rFonts w:ascii="Consolas" w:hAnsi="Consolas"/>
+          <w:color w:val="27AE60"/>
+          <w:sz w:val="18"/>
+        </w:rPr>
+      </w:r>
+    </w:p>
+    <w:p>
+      <w:pPr>
+        <w:spacing w:before="0" w:after="20"/>
+        <w:ind w:left="567"/>
+      </w:pPr>
+      <w:r>
+        <w:rPr>
+          <w:rFonts w:ascii="Consolas" w:hAnsi="Consolas"/>
+          <w:color w:val="27AE60"/>
+          <w:sz w:val="18"/>
+        </w:rPr>
+        <w:t>【每步循环】</w:t>
+      </w:r>
+    </w:p>
+    <w:p>
+      <w:pPr>
+        <w:spacing w:before="0" w:after="20"/>
+        <w:ind w:left="567"/>
+      </w:pPr>
+      <w:r>
+        <w:rPr>
+          <w:rFonts w:ascii="Consolas" w:hAnsi="Consolas"/>
+          <w:color w:val="27AE60"/>
+          <w:sz w:val="18"/>
+        </w:rPr>
+        <w:t xml:space="preserve">  ① a = actor.get_action(s)          → 采样 a≈0.55</w:t>
+      </w:r>
+    </w:p>
+    <w:p>
+      <w:pPr>
+        <w:spacing w:before="0" w:after="20"/>
+        <w:ind w:left="567"/>
+      </w:pPr>
+      <w:r>
+        <w:rPr>
+          <w:rFonts w:ascii="Consolas" w:hAnsi="Consolas"/>
+          <w:color w:val="27AE60"/>
+          <w:sz w:val="18"/>
+        </w:rPr>
+        <w:t xml:space="preserve">  ② sp, r, done = env.step(a)</w:t>
+      </w:r>
+    </w:p>
+    <w:p>
+      <w:pPr>
+        <w:spacing w:before="0" w:after="20"/>
+        <w:ind w:left="567"/>
+      </w:pPr>
+      <w:r>
+        <w:rPr>
+          <w:rFonts w:ascii="Consolas" w:hAnsi="Consolas"/>
+          <w:color w:val="27AE60"/>
+          <w:sz w:val="18"/>
+        </w:rPr>
+        <w:t xml:space="preserve">  ③ s_t/sp_t/a_t/r_t = 转张量</w:t>
+      </w:r>
+    </w:p>
+    <w:p>
+      <w:pPr>
+        <w:spacing w:before="0" w:after="20"/>
+        <w:ind w:left="567"/>
+      </w:pPr>
+      <w:r>
+        <w:rPr>
+          <w:rFonts w:ascii="Consolas" w:hAnsi="Consolas"/>
+          <w:color w:val="27AE60"/>
+          <w:sz w:val="18"/>
+        </w:rPr>
+        <w:t xml:space="preserve">  ④ V_s  = critic(s_t)               → 当前状态价值</w:t>
+      </w:r>
+    </w:p>
+    <w:p>
+      <w:pPr>
+        <w:spacing w:before="0" w:after="20"/>
+        <w:ind w:left="567"/>
+      </w:pPr>
+      <w:r>
+        <w:rPr>
+          <w:rFonts w:ascii="Consolas" w:hAnsi="Consolas"/>
+          <w:color w:val="27AE60"/>
+          <w:sz w:val="18"/>
+        </w:rPr>
+        <w:t xml:space="preserve">     V_sp = critic(sp_t)（no_grad）  → 下一状态价值</w:t>
+      </w:r>
+    </w:p>
+    <w:p>
+      <w:pPr>
+        <w:spacing w:before="0" w:after="20"/>
+        <w:ind w:left="567"/>
+      </w:pPr>
+      <w:r>
+        <w:rPr>
+          <w:rFonts w:ascii="Consolas" w:hAnsi="Consolas"/>
+          <w:color w:val="27AE60"/>
+          <w:sz w:val="18"/>
+        </w:rPr>
+        <w:t xml:space="preserve">     A = r + 0.99·V_sp·(not done) - V_s   ← 核心 Advantage</w:t>
+      </w:r>
+    </w:p>
+    <w:p>
+      <w:pPr>
+        <w:spacing w:before="0" w:after="20"/>
+        <w:ind w:left="567"/>
+      </w:pPr>
+      <w:r>
+        <w:rPr>
+          <w:rFonts w:ascii="Consolas" w:hAnsi="Consolas"/>
+          <w:color w:val="27AE60"/>
+          <w:sz w:val="18"/>
+        </w:rPr>
+        <w:t xml:space="preserve">  ⑤ actor_loss = -log π(a|s)·A(detach) → 更新 Actor</w:t>
+      </w:r>
+    </w:p>
+    <w:p>
+      <w:pPr>
+        <w:spacing w:before="0" w:after="20"/>
+        <w:ind w:left="567"/>
+      </w:pPr>
+      <w:r>
+        <w:rPr>
+          <w:rFonts w:ascii="Consolas" w:hAnsi="Consolas"/>
+          <w:color w:val="27AE60"/>
+          <w:sz w:val="18"/>
+        </w:rPr>
+        <w:t xml:space="preserve">  ⑥ td_target = r + 0.99·V_sp·(not done)</w:t>
+      </w:r>
+    </w:p>
+    <w:p>
+      <w:pPr>
+        <w:spacing w:before="0" w:after="20"/>
+        <w:ind w:left="567"/>
+      </w:pPr>
+      <w:r>
+        <w:rPr>
+          <w:rFonts w:ascii="Consolas" w:hAnsi="Consolas"/>
+          <w:color w:val="27AE60"/>
+          <w:sz w:val="18"/>
+        </w:rPr>
+        <w:t xml:space="preserve">     critic_loss = MSE(V_s, td_target)   → 更新 Critic</w:t>
+      </w:r>
+    </w:p>
+    <w:p>
+      <w:pPr>
+        <w:spacing w:before="0" w:after="20"/>
+        <w:ind w:left="567"/>
+      </w:pPr>
+      <w:r>
+        <w:rPr>
+          <w:rFonts w:ascii="Consolas" w:hAnsi="Consolas"/>
+          <w:color w:val="27AE60"/>
+          <w:sz w:val="18"/>
+        </w:rPr>
+        <w:t xml:space="preserve">  ⑦ s = sp；循环直到 done</w:t>
+      </w:r>
+    </w:p>
+    <w:p>
+      <w:pPr>
+        <w:spacing w:before="0" w:after="20"/>
+        <w:ind w:left="567"/>
+      </w:pPr>
+      <w:r>
+        <w:rPr>
+          <w:rFonts w:ascii="Consolas" w:hAnsi="Consolas"/>
+          <w:color w:val="27AE60"/>
+          <w:sz w:val="18"/>
+        </w:rPr>
+        <w:t>【记录】episode_rewards / episode_lengths</w:t>
+      </w:r>
+    </w:p>
+    <w:p>
+      <w:r>
+        <w:br w:type="page"/>
+      </w:r>
+    </w:p>
+    <w:p>
+      <w:pPr>
+        <w:pStyle w:val="Heading1"/>
+      </w:pPr>
+      <w:r>
+        <w:rPr>
+          <w:color w:val="1F3A5F"/>
+        </w:rPr>
+        <w:t>十、面试要点</w:t>
+      </w:r>
+    </w:p>
+    <w:p>
+      <w:pPr>
+        <w:pStyle w:val="ListBullet"/>
+        <w:ind w:left="850"/>
+      </w:pPr>
+      <w:r>
+        <w:t>「AC 和 REINFORCE 的区别？」→ AC 多了一个 Critic 网络 V(s)，用每步的 TD Advantage 取代整局 G_t，从"整局更新一次"变成"每步更新"，方差更小、学得更快；代价是引入了 Critic 估计的偏差。</w:t>
+      </w:r>
+    </w:p>
+    <w:p>
+      <w:pPr>
+        <w:pStyle w:val="ListBullet"/>
+        <w:ind w:left="850"/>
+      </w:pPr>
+      <w:r>
+        <w:t>「Advantage 公式及含义？」→ A = r + γV(s') - V(s)。表示"这一步的实际结果比预期（V(s)）好多少"。A&gt;0 鼓励，A&lt;0 抑制。</w:t>
+      </w:r>
+    </w:p>
+    <w:p>
+      <w:pPr>
+        <w:pStyle w:val="ListBullet"/>
+        <w:ind w:left="850"/>
+      </w:pPr>
+      <w:r>
+        <w:t>「为什么 Critic 学习率是 Actor 的两倍？」→ Critic 要快速变准才能当好"评委"；评委准了，Actor 才有可靠信号。</w:t>
+      </w:r>
+    </w:p>
+    <w:p>
+      <w:pPr>
+        <w:pStyle w:val="ListBullet"/>
+        <w:ind w:left="850"/>
+      </w:pPr>
+      <w:r>
+        <w:t>「AC 的缺点？」→ Critic 是估计值，可能不准（有偏）；且仍可能"一步更新太多"导致策略突变崩溃——这正是 PPO 要修的问题。</w:t>
+      </w:r>
+    </w:p>
+    <w:p>
+      <w:pPr>
+        <w:pStyle w:val="Heading1"/>
+      </w:pPr>
+      <w:r>
+        <w:rPr>
+          <w:color w:val="1F3A5F"/>
+        </w:rPr>
+        <w:t>十一、常见疑问 FAQ</w:t>
+      </w:r>
+    </w:p>
+    <w:p>
+      <w:pPr>
+        <w:pStyle w:val="ListBullet"/>
+        <w:ind w:left="850"/>
+      </w:pPr>
+      <w:r>
+        <w:t>Q：Critic 和 DQN 的 Q 网络有什么区别？→ DQN 输出 Q(s,a)（依赖动作），Critic 输出 V(s)（不看动作，只评估状态）。DQN 用 max 选最优动作，Critic 直接被 Actor 的动作所依赖。</w:t>
+      </w:r>
+    </w:p>
+    <w:p>
+      <w:pPr>
+        <w:pStyle w:val="ListBullet"/>
+        <w:ind w:left="850"/>
+      </w:pPr>
+      <w:r>
+        <w:t>Q：为什么 (not done) 要乘在 V(s') 上？→ 终止步之后没有未来回报，V(s') 应为 0；否则会把"结束后的幻想价值"算进 Advantage。</w:t>
+      </w:r>
+    </w:p>
+    <w:p>
+      <w:pPr>
+        <w:pStyle w:val="ListBullet"/>
+        <w:ind w:left="850"/>
+      </w:pPr>
+      <w:r>
+        <w:t>Q：AC 是 on-policy 还是 off-policy？→ on-policy（数据来自当前 Actor 采样，更新后数据即过期）。</w:t>
+      </w:r>
+    </w:p>
+    <w:p>
+      <w:pPr>
+        <w:pStyle w:val="ListBullet"/>
+        <w:ind w:left="850"/>
+      </w:pPr>
+      <w:r>
+        <w:t>Q：Advantage 和 GAE 什么关系？→ GAE（PPO 用）是 Advantage 的推广：λ=0 时退化为单步 TD（即 AC 的 Advantage），λ=1 时退化为 MC（即 G_t）。PPO 取 λ=0.95 在两者间折中。</w:t>
       </w:r>
     </w:p>
     <w:sectPr>
